--- a/course/工业网络技术及应用/2025/大纲/25JD32410-工业网络技术及应用-课程教学大纲.docx
+++ b/course/工业网络技术及应用/2025/大纲/25JD32410-工业网络技术及应用-课程教学大纲.docx
@@ -63,16 +63,16 @@
           <w:tcPr>
             <w:tcW w:type="dxa" w:w="1931"/>
             <w:tcMar>
-              <w:top w:w="80" w:type="dxa"/>
-              <w:start w:w="70" w:type="dxa"/>
-              <w:bottom w:w="80" w:type="dxa"/>
-              <w:end w:w="70" w:type="dxa"/>
+              <w:top w:w="40" w:type="dxa"/>
+              <w:start w:w="45" w:type="dxa"/>
+              <w:bottom w:w="40" w:type="dxa"/>
+              <w:end w:w="45" w:type="dxa"/>
             </w:tcMar>
             <w:vAlign w:val="center"/>
           </w:tcPr>
           <w:p>
             <w:pPr>
-              <w:spacing w:line="269" w:lineRule="auto" w:before="0" w:after="0"/>
+              <w:spacing w:line="247" w:lineRule="auto" w:before="0" w:after="0"/>
               <w:jc w:val="center"/>
             </w:pPr>
             <w:r/>
@@ -91,16 +91,16 @@
             <w:tcW w:type="dxa" w:w="7123"/>
             <w:gridSpan w:val="7"/>
             <w:tcMar>
-              <w:top w:w="80" w:type="dxa"/>
-              <w:start w:w="70" w:type="dxa"/>
-              <w:bottom w:w="80" w:type="dxa"/>
-              <w:end w:w="70" w:type="dxa"/>
+              <w:top w:w="40" w:type="dxa"/>
+              <w:start w:w="45" w:type="dxa"/>
+              <w:bottom w:w="40" w:type="dxa"/>
+              <w:end w:w="45" w:type="dxa"/>
             </w:tcMar>
             <w:vAlign w:val="center"/>
           </w:tcPr>
           <w:p>
             <w:pPr>
-              <w:spacing w:line="269" w:lineRule="auto" w:before="0" w:after="0"/>
+              <w:spacing w:line="247" w:lineRule="auto" w:before="0" w:after="0"/>
               <w:jc w:val="center"/>
             </w:pPr>
             <w:r/>
@@ -123,16 +123,16 @@
           <w:tcPr>
             <w:tcW w:type="dxa" w:w="1931"/>
             <w:tcMar>
-              <w:top w:w="80" w:type="dxa"/>
-              <w:start w:w="70" w:type="dxa"/>
-              <w:bottom w:w="80" w:type="dxa"/>
-              <w:end w:w="70" w:type="dxa"/>
+              <w:top w:w="40" w:type="dxa"/>
+              <w:start w:w="45" w:type="dxa"/>
+              <w:bottom w:w="40" w:type="dxa"/>
+              <w:end w:w="45" w:type="dxa"/>
             </w:tcMar>
             <w:vAlign w:val="center"/>
           </w:tcPr>
           <w:p>
             <w:pPr>
-              <w:spacing w:line="269" w:lineRule="auto" w:before="0" w:after="0"/>
+              <w:spacing w:line="247" w:lineRule="auto" w:before="0" w:after="0"/>
               <w:jc w:val="center"/>
             </w:pPr>
             <w:r/>
@@ -151,16 +151,16 @@
             <w:tcW w:type="dxa" w:w="2849"/>
             <w:gridSpan w:val="2"/>
             <w:tcMar>
-              <w:top w:w="80" w:type="dxa"/>
-              <w:start w:w="70" w:type="dxa"/>
-              <w:bottom w:w="80" w:type="dxa"/>
-              <w:end w:w="70" w:type="dxa"/>
+              <w:top w:w="40" w:type="dxa"/>
+              <w:start w:w="45" w:type="dxa"/>
+              <w:bottom w:w="40" w:type="dxa"/>
+              <w:end w:w="45" w:type="dxa"/>
             </w:tcMar>
             <w:vAlign w:val="center"/>
           </w:tcPr>
           <w:p>
             <w:pPr>
-              <w:spacing w:line="269" w:lineRule="auto" w:before="0" w:after="0"/>
+              <w:spacing w:line="247" w:lineRule="auto" w:before="0" w:after="0"/>
               <w:jc w:val="center"/>
             </w:pPr>
             <w:r/>
@@ -178,16 +178,16 @@
           <w:tcPr>
             <w:tcW w:type="dxa" w:w="1104"/>
             <w:tcMar>
-              <w:top w:w="80" w:type="dxa"/>
-              <w:start w:w="70" w:type="dxa"/>
-              <w:bottom w:w="80" w:type="dxa"/>
-              <w:end w:w="70" w:type="dxa"/>
+              <w:top w:w="40" w:type="dxa"/>
+              <w:start w:w="45" w:type="dxa"/>
+              <w:bottom w:w="40" w:type="dxa"/>
+              <w:end w:w="45" w:type="dxa"/>
             </w:tcMar>
             <w:vAlign w:val="center"/>
           </w:tcPr>
           <w:p>
             <w:pPr>
-              <w:spacing w:line="269" w:lineRule="auto" w:before="0" w:after="0"/>
+              <w:spacing w:line="247" w:lineRule="auto" w:before="0" w:after="0"/>
               <w:jc w:val="center"/>
             </w:pPr>
             <w:r/>
@@ -206,16 +206,16 @@
             <w:tcW w:type="dxa" w:w="3170"/>
             <w:gridSpan w:val="4"/>
             <w:tcMar>
-              <w:top w:w="80" w:type="dxa"/>
-              <w:start w:w="70" w:type="dxa"/>
-              <w:bottom w:w="80" w:type="dxa"/>
-              <w:end w:w="70" w:type="dxa"/>
+              <w:top w:w="40" w:type="dxa"/>
+              <w:start w:w="45" w:type="dxa"/>
+              <w:bottom w:w="40" w:type="dxa"/>
+              <w:end w:w="45" w:type="dxa"/>
             </w:tcMar>
             <w:vAlign w:val="center"/>
           </w:tcPr>
           <w:p>
             <w:pPr>
-              <w:spacing w:line="269" w:lineRule="auto" w:before="0" w:after="0"/>
+              <w:spacing w:line="247" w:lineRule="auto" w:before="0" w:after="0"/>
               <w:jc w:val="center"/>
             </w:pPr>
             <w:r/>
@@ -238,16 +238,16 @@
           <w:tcPr>
             <w:tcW w:type="dxa" w:w="1931"/>
             <w:tcMar>
-              <w:top w:w="80" w:type="dxa"/>
-              <w:start w:w="70" w:type="dxa"/>
-              <w:bottom w:w="80" w:type="dxa"/>
-              <w:end w:w="70" w:type="dxa"/>
+              <w:top w:w="40" w:type="dxa"/>
+              <w:start w:w="45" w:type="dxa"/>
+              <w:bottom w:w="40" w:type="dxa"/>
+              <w:end w:w="45" w:type="dxa"/>
             </w:tcMar>
             <w:vAlign w:val="center"/>
           </w:tcPr>
           <w:p>
             <w:pPr>
-              <w:spacing w:line="269" w:lineRule="auto" w:before="0" w:after="0"/>
+              <w:spacing w:line="247" w:lineRule="auto" w:before="0" w:after="0"/>
               <w:jc w:val="center"/>
             </w:pPr>
             <w:r/>
@@ -266,16 +266,16 @@
             <w:tcW w:type="dxa" w:w="2849"/>
             <w:gridSpan w:val="2"/>
             <w:tcMar>
-              <w:top w:w="80" w:type="dxa"/>
-              <w:start w:w="70" w:type="dxa"/>
-              <w:bottom w:w="80" w:type="dxa"/>
-              <w:end w:w="70" w:type="dxa"/>
+              <w:top w:w="40" w:type="dxa"/>
+              <w:start w:w="45" w:type="dxa"/>
+              <w:bottom w:w="40" w:type="dxa"/>
+              <w:end w:w="45" w:type="dxa"/>
             </w:tcMar>
             <w:vAlign w:val="center"/>
           </w:tcPr>
           <w:p>
             <w:pPr>
-              <w:spacing w:line="269" w:lineRule="auto" w:before="0" w:after="0"/>
+              <w:spacing w:line="247" w:lineRule="auto" w:before="0" w:after="0"/>
               <w:jc w:val="center"/>
             </w:pPr>
             <w:r/>
@@ -293,16 +293,16 @@
           <w:tcPr>
             <w:tcW w:type="dxa" w:w="1104"/>
             <w:tcMar>
-              <w:top w:w="80" w:type="dxa"/>
-              <w:start w:w="70" w:type="dxa"/>
-              <w:bottom w:w="80" w:type="dxa"/>
-              <w:end w:w="70" w:type="dxa"/>
+              <w:top w:w="40" w:type="dxa"/>
+              <w:start w:w="45" w:type="dxa"/>
+              <w:bottom w:w="40" w:type="dxa"/>
+              <w:end w:w="45" w:type="dxa"/>
             </w:tcMar>
             <w:vAlign w:val="center"/>
           </w:tcPr>
           <w:p>
             <w:pPr>
-              <w:spacing w:line="269" w:lineRule="auto" w:before="0" w:after="0"/>
+              <w:spacing w:line="247" w:lineRule="auto" w:before="0" w:after="0"/>
               <w:jc w:val="center"/>
             </w:pPr>
             <w:r/>
@@ -321,16 +321,16 @@
             <w:tcW w:type="dxa" w:w="3170"/>
             <w:gridSpan w:val="4"/>
             <w:tcMar>
-              <w:top w:w="80" w:type="dxa"/>
-              <w:start w:w="70" w:type="dxa"/>
-              <w:bottom w:w="80" w:type="dxa"/>
-              <w:end w:w="70" w:type="dxa"/>
+              <w:top w:w="40" w:type="dxa"/>
+              <w:start w:w="45" w:type="dxa"/>
+              <w:bottom w:w="40" w:type="dxa"/>
+              <w:end w:w="45" w:type="dxa"/>
             </w:tcMar>
             <w:vAlign w:val="center"/>
           </w:tcPr>
           <w:p>
             <w:pPr>
-              <w:spacing w:line="269" w:lineRule="auto" w:before="0" w:after="0"/>
+              <w:spacing w:line="247" w:lineRule="auto" w:before="0" w:after="0"/>
               <w:jc w:val="center"/>
             </w:pPr>
             <w:r/>
@@ -353,16 +353,16 @@
           <w:tcPr>
             <w:tcW w:type="dxa" w:w="1931"/>
             <w:tcMar>
-              <w:top w:w="80" w:type="dxa"/>
-              <w:start w:w="70" w:type="dxa"/>
-              <w:bottom w:w="80" w:type="dxa"/>
-              <w:end w:w="70" w:type="dxa"/>
+              <w:top w:w="40" w:type="dxa"/>
+              <w:start w:w="45" w:type="dxa"/>
+              <w:bottom w:w="40" w:type="dxa"/>
+              <w:end w:w="45" w:type="dxa"/>
             </w:tcMar>
             <w:vAlign w:val="center"/>
           </w:tcPr>
           <w:p>
             <w:pPr>
-              <w:spacing w:line="269" w:lineRule="auto" w:before="0" w:after="0"/>
+              <w:spacing w:line="247" w:lineRule="auto" w:before="0" w:after="0"/>
               <w:jc w:val="center"/>
             </w:pPr>
             <w:r/>
@@ -381,16 +381,16 @@
             <w:tcW w:type="dxa" w:w="2849"/>
             <w:gridSpan w:val="2"/>
             <w:tcMar>
-              <w:top w:w="80" w:type="dxa"/>
-              <w:start w:w="70" w:type="dxa"/>
-              <w:bottom w:w="80" w:type="dxa"/>
-              <w:end w:w="70" w:type="dxa"/>
+              <w:top w:w="40" w:type="dxa"/>
+              <w:start w:w="45" w:type="dxa"/>
+              <w:bottom w:w="40" w:type="dxa"/>
+              <w:end w:w="45" w:type="dxa"/>
             </w:tcMar>
             <w:vAlign w:val="center"/>
           </w:tcPr>
           <w:p>
             <w:pPr>
-              <w:spacing w:line="269" w:lineRule="auto" w:before="0" w:after="0"/>
+              <w:spacing w:line="247" w:lineRule="auto" w:before="0" w:after="0"/>
               <w:jc w:val="center"/>
             </w:pPr>
             <w:r/>
@@ -408,16 +408,16 @@
           <w:tcPr>
             <w:tcW w:type="dxa" w:w="1104"/>
             <w:tcMar>
-              <w:top w:w="80" w:type="dxa"/>
-              <w:start w:w="70" w:type="dxa"/>
-              <w:bottom w:w="80" w:type="dxa"/>
-              <w:end w:w="70" w:type="dxa"/>
+              <w:top w:w="40" w:type="dxa"/>
+              <w:start w:w="45" w:type="dxa"/>
+              <w:bottom w:w="40" w:type="dxa"/>
+              <w:end w:w="45" w:type="dxa"/>
             </w:tcMar>
             <w:vAlign w:val="center"/>
           </w:tcPr>
           <w:p>
             <w:pPr>
-              <w:spacing w:line="269" w:lineRule="auto" w:before="0" w:after="0"/>
+              <w:spacing w:line="247" w:lineRule="auto" w:before="0" w:after="0"/>
               <w:jc w:val="center"/>
             </w:pPr>
             <w:r/>
@@ -436,16 +436,16 @@
             <w:tcW w:type="dxa" w:w="3170"/>
             <w:gridSpan w:val="4"/>
             <w:tcMar>
-              <w:top w:w="80" w:type="dxa"/>
-              <w:start w:w="70" w:type="dxa"/>
-              <w:bottom w:w="80" w:type="dxa"/>
-              <w:end w:w="70" w:type="dxa"/>
+              <w:top w:w="40" w:type="dxa"/>
+              <w:start w:w="45" w:type="dxa"/>
+              <w:bottom w:w="40" w:type="dxa"/>
+              <w:end w:w="45" w:type="dxa"/>
             </w:tcMar>
             <w:vAlign w:val="center"/>
           </w:tcPr>
           <w:p>
             <w:pPr>
-              <w:spacing w:line="269" w:lineRule="auto" w:before="0" w:after="0"/>
+              <w:spacing w:line="247" w:lineRule="auto" w:before="0" w:after="0"/>
               <w:jc w:val="center"/>
             </w:pPr>
             <w:r/>
@@ -470,16 +470,16 @@
             <w:gridSpan w:val="2"/>
             <w:vMerge w:val="restart"/>
             <w:tcMar>
-              <w:top w:w="80" w:type="dxa"/>
-              <w:start w:w="70" w:type="dxa"/>
-              <w:bottom w:w="80" w:type="dxa"/>
-              <w:end w:w="70" w:type="dxa"/>
+              <w:top w:w="40" w:type="dxa"/>
+              <w:start w:w="45" w:type="dxa"/>
+              <w:bottom w:w="40" w:type="dxa"/>
+              <w:end w:w="45" w:type="dxa"/>
             </w:tcMar>
             <w:vAlign w:val="center"/>
           </w:tcPr>
           <w:p>
             <w:pPr>
-              <w:spacing w:line="269" w:lineRule="auto" w:before="0" w:after="0"/>
+              <w:spacing w:line="247" w:lineRule="auto" w:before="0" w:after="0"/>
               <w:jc w:val="center"/>
             </w:pPr>
             <w:r/>
@@ -497,16 +497,16 @@
           <w:tcPr>
             <w:tcW w:type="dxa" w:w="1215"/>
             <w:tcMar>
-              <w:top w:w="80" w:type="dxa"/>
-              <w:start w:w="70" w:type="dxa"/>
-              <w:bottom w:w="80" w:type="dxa"/>
-              <w:end w:w="70" w:type="dxa"/>
+              <w:top w:w="40" w:type="dxa"/>
+              <w:start w:w="45" w:type="dxa"/>
+              <w:bottom w:w="40" w:type="dxa"/>
+              <w:end w:w="45" w:type="dxa"/>
             </w:tcMar>
             <w:vAlign w:val="center"/>
           </w:tcPr>
           <w:p>
             <w:pPr>
-              <w:spacing w:line="269" w:lineRule="auto" w:before="0" w:after="0"/>
+              <w:spacing w:line="247" w:lineRule="auto" w:before="0" w:after="0"/>
               <w:jc w:val="center"/>
             </w:pPr>
             <w:r/>
@@ -524,16 +524,16 @@
           <w:tcPr>
             <w:tcW w:type="dxa" w:w="1104"/>
             <w:tcMar>
-              <w:top w:w="80" w:type="dxa"/>
-              <w:start w:w="70" w:type="dxa"/>
-              <w:bottom w:w="80" w:type="dxa"/>
-              <w:end w:w="70" w:type="dxa"/>
+              <w:top w:w="40" w:type="dxa"/>
+              <w:start w:w="45" w:type="dxa"/>
+              <w:bottom w:w="40" w:type="dxa"/>
+              <w:end w:w="45" w:type="dxa"/>
             </w:tcMar>
             <w:vAlign w:val="center"/>
           </w:tcPr>
           <w:p>
             <w:pPr>
-              <w:spacing w:line="269" w:lineRule="auto" w:before="0" w:after="0"/>
+              <w:spacing w:line="247" w:lineRule="auto" w:before="0" w:after="0"/>
               <w:jc w:val="center"/>
             </w:pPr>
             <w:r/>
@@ -551,16 +551,16 @@
           <w:tcPr>
             <w:tcW w:type="dxa" w:w="477"/>
             <w:tcMar>
-              <w:top w:w="80" w:type="dxa"/>
-              <w:start w:w="70" w:type="dxa"/>
-              <w:bottom w:w="80" w:type="dxa"/>
-              <w:end w:w="70" w:type="dxa"/>
+              <w:top w:w="40" w:type="dxa"/>
+              <w:start w:w="45" w:type="dxa"/>
+              <w:bottom w:w="40" w:type="dxa"/>
+              <w:end w:w="45" w:type="dxa"/>
             </w:tcMar>
             <w:vAlign w:val="center"/>
           </w:tcPr>
           <w:p>
             <w:pPr>
-              <w:spacing w:line="269" w:lineRule="auto" w:before="0" w:after="0"/>
+              <w:spacing w:line="247" w:lineRule="auto" w:before="0" w:after="0"/>
               <w:jc w:val="center"/>
             </w:pPr>
             <w:r/>
@@ -578,16 +578,16 @@
           <w:tcPr>
             <w:tcW w:type="dxa" w:w="627"/>
             <w:tcMar>
-              <w:top w:w="80" w:type="dxa"/>
-              <w:start w:w="70" w:type="dxa"/>
-              <w:bottom w:w="80" w:type="dxa"/>
-              <w:end w:w="70" w:type="dxa"/>
+              <w:top w:w="40" w:type="dxa"/>
+              <w:start w:w="45" w:type="dxa"/>
+              <w:bottom w:w="40" w:type="dxa"/>
+              <w:end w:w="45" w:type="dxa"/>
             </w:tcMar>
             <w:vAlign w:val="center"/>
           </w:tcPr>
           <w:p>
             <w:pPr>
-              <w:spacing w:line="269" w:lineRule="auto" w:before="0" w:after="0"/>
+              <w:spacing w:line="247" w:lineRule="auto" w:before="0" w:after="0"/>
               <w:jc w:val="center"/>
             </w:pPr>
             <w:r/>
@@ -605,16 +605,16 @@
           <w:tcPr>
             <w:tcW w:type="dxa" w:w="1033"/>
             <w:tcMar>
-              <w:top w:w="80" w:type="dxa"/>
-              <w:start w:w="70" w:type="dxa"/>
-              <w:bottom w:w="80" w:type="dxa"/>
-              <w:end w:w="70" w:type="dxa"/>
+              <w:top w:w="40" w:type="dxa"/>
+              <w:start w:w="45" w:type="dxa"/>
+              <w:bottom w:w="40" w:type="dxa"/>
+              <w:end w:w="45" w:type="dxa"/>
             </w:tcMar>
             <w:vAlign w:val="center"/>
           </w:tcPr>
           <w:p>
             <w:pPr>
-              <w:spacing w:line="269" w:lineRule="auto" w:before="0" w:after="0"/>
+              <w:spacing w:line="247" w:lineRule="auto" w:before="0" w:after="0"/>
               <w:jc w:val="center"/>
             </w:pPr>
             <w:r/>
@@ -632,16 +632,16 @@
           <w:tcPr>
             <w:tcW w:type="dxa" w:w="1033"/>
             <w:tcMar>
-              <w:top w:w="80" w:type="dxa"/>
-              <w:start w:w="70" w:type="dxa"/>
-              <w:bottom w:w="80" w:type="dxa"/>
-              <w:end w:w="70" w:type="dxa"/>
+              <w:top w:w="40" w:type="dxa"/>
+              <w:start w:w="45" w:type="dxa"/>
+              <w:bottom w:w="40" w:type="dxa"/>
+              <w:end w:w="45" w:type="dxa"/>
             </w:tcMar>
             <w:vAlign w:val="center"/>
           </w:tcPr>
           <w:p>
             <w:pPr>
-              <w:spacing w:line="269" w:lineRule="auto" w:before="0" w:after="0"/>
+              <w:spacing w:line="247" w:lineRule="auto" w:before="0" w:after="0"/>
               <w:jc w:val="center"/>
             </w:pPr>
             <w:r/>
@@ -666,10 +666,10 @@
             <w:gridSpan w:val="2"/>
             <w:vMerge/>
             <w:tcMar>
-              <w:top w:w="80" w:type="dxa"/>
-              <w:start w:w="70" w:type="dxa"/>
-              <w:bottom w:w="80" w:type="dxa"/>
-              <w:end w:w="70" w:type="dxa"/>
+              <w:top w:w="40" w:type="dxa"/>
+              <w:start w:w="45" w:type="dxa"/>
+              <w:bottom w:w="40" w:type="dxa"/>
+              <w:end w:w="45" w:type="dxa"/>
             </w:tcMar>
           </w:tcPr>
           <w:p/>
@@ -678,16 +678,16 @@
           <w:tcPr>
             <w:tcW w:type="dxa" w:w="1215"/>
             <w:tcMar>
-              <w:top w:w="80" w:type="dxa"/>
-              <w:start w:w="70" w:type="dxa"/>
-              <w:bottom w:w="80" w:type="dxa"/>
-              <w:end w:w="70" w:type="dxa"/>
+              <w:top w:w="40" w:type="dxa"/>
+              <w:start w:w="45" w:type="dxa"/>
+              <w:bottom w:w="40" w:type="dxa"/>
+              <w:end w:w="45" w:type="dxa"/>
             </w:tcMar>
             <w:vAlign w:val="center"/>
           </w:tcPr>
           <w:p>
             <w:pPr>
-              <w:spacing w:line="269" w:lineRule="auto" w:before="0" w:after="0"/>
+              <w:spacing w:line="247" w:lineRule="auto" w:before="0" w:after="0"/>
               <w:jc w:val="center"/>
             </w:pPr>
             <w:r/>
@@ -705,16 +705,16 @@
           <w:tcPr>
             <w:tcW w:type="dxa" w:w="1104"/>
             <w:tcMar>
-              <w:top w:w="80" w:type="dxa"/>
-              <w:start w:w="70" w:type="dxa"/>
-              <w:bottom w:w="80" w:type="dxa"/>
-              <w:end w:w="70" w:type="dxa"/>
+              <w:top w:w="40" w:type="dxa"/>
+              <w:start w:w="45" w:type="dxa"/>
+              <w:bottom w:w="40" w:type="dxa"/>
+              <w:end w:w="45" w:type="dxa"/>
             </w:tcMar>
             <w:vAlign w:val="center"/>
           </w:tcPr>
           <w:p>
             <w:pPr>
-              <w:spacing w:line="269" w:lineRule="auto" w:before="0" w:after="0"/>
+              <w:spacing w:line="247" w:lineRule="auto" w:before="0" w:after="0"/>
               <w:jc w:val="center"/>
             </w:pPr>
             <w:r/>
@@ -732,16 +732,16 @@
           <w:tcPr>
             <w:tcW w:type="dxa" w:w="477"/>
             <w:tcMar>
-              <w:top w:w="80" w:type="dxa"/>
-              <w:start w:w="70" w:type="dxa"/>
-              <w:bottom w:w="80" w:type="dxa"/>
-              <w:end w:w="70" w:type="dxa"/>
+              <w:top w:w="40" w:type="dxa"/>
+              <w:start w:w="45" w:type="dxa"/>
+              <w:bottom w:w="40" w:type="dxa"/>
+              <w:end w:w="45" w:type="dxa"/>
             </w:tcMar>
             <w:vAlign w:val="center"/>
           </w:tcPr>
           <w:p>
             <w:pPr>
-              <w:spacing w:line="269" w:lineRule="auto" w:before="0" w:after="0"/>
+              <w:spacing w:line="247" w:lineRule="auto" w:before="0" w:after="0"/>
               <w:jc w:val="center"/>
             </w:pPr>
             <w:r/>
@@ -759,16 +759,16 @@
           <w:tcPr>
             <w:tcW w:type="dxa" w:w="627"/>
             <w:tcMar>
-              <w:top w:w="80" w:type="dxa"/>
-              <w:start w:w="70" w:type="dxa"/>
-              <w:bottom w:w="80" w:type="dxa"/>
-              <w:end w:w="70" w:type="dxa"/>
+              <w:top w:w="40" w:type="dxa"/>
+              <w:start w:w="45" w:type="dxa"/>
+              <w:bottom w:w="40" w:type="dxa"/>
+              <w:end w:w="45" w:type="dxa"/>
             </w:tcMar>
             <w:vAlign w:val="center"/>
           </w:tcPr>
           <w:p>
             <w:pPr>
-              <w:spacing w:line="269" w:lineRule="auto" w:before="0" w:after="0"/>
+              <w:spacing w:line="247" w:lineRule="auto" w:before="0" w:after="0"/>
               <w:jc w:val="center"/>
             </w:pPr>
             <w:r/>
@@ -786,16 +786,16 @@
           <w:tcPr>
             <w:tcW w:type="dxa" w:w="1033"/>
             <w:tcMar>
-              <w:top w:w="80" w:type="dxa"/>
-              <w:start w:w="70" w:type="dxa"/>
-              <w:bottom w:w="80" w:type="dxa"/>
-              <w:end w:w="70" w:type="dxa"/>
+              <w:top w:w="40" w:type="dxa"/>
+              <w:start w:w="45" w:type="dxa"/>
+              <w:bottom w:w="40" w:type="dxa"/>
+              <w:end w:w="45" w:type="dxa"/>
             </w:tcMar>
             <w:vAlign w:val="center"/>
           </w:tcPr>
           <w:p>
             <w:pPr>
-              <w:spacing w:line="269" w:lineRule="auto" w:before="0" w:after="0"/>
+              <w:spacing w:line="247" w:lineRule="auto" w:before="0" w:after="0"/>
               <w:jc w:val="center"/>
             </w:pPr>
             <w:r/>
@@ -813,16 +813,16 @@
           <w:tcPr>
             <w:tcW w:type="dxa" w:w="1033"/>
             <w:tcMar>
-              <w:top w:w="80" w:type="dxa"/>
-              <w:start w:w="70" w:type="dxa"/>
-              <w:bottom w:w="80" w:type="dxa"/>
-              <w:end w:w="70" w:type="dxa"/>
+              <w:top w:w="40" w:type="dxa"/>
+              <w:start w:w="45" w:type="dxa"/>
+              <w:bottom w:w="40" w:type="dxa"/>
+              <w:end w:w="45" w:type="dxa"/>
             </w:tcMar>
             <w:vAlign w:val="center"/>
           </w:tcPr>
           <w:p>
             <w:pPr>
-              <w:spacing w:line="269" w:lineRule="auto" w:before="0" w:after="0"/>
+              <w:spacing w:line="247" w:lineRule="auto" w:before="0" w:after="0"/>
               <w:jc w:val="center"/>
             </w:pPr>
             <w:r/>
@@ -845,16 +845,16 @@
           <w:tcPr>
             <w:tcW w:type="dxa" w:w="1931"/>
             <w:tcMar>
-              <w:top w:w="80" w:type="dxa"/>
-              <w:start w:w="70" w:type="dxa"/>
-              <w:bottom w:w="80" w:type="dxa"/>
-              <w:end w:w="70" w:type="dxa"/>
+              <w:top w:w="40" w:type="dxa"/>
+              <w:start w:w="45" w:type="dxa"/>
+              <w:bottom w:w="40" w:type="dxa"/>
+              <w:end w:w="45" w:type="dxa"/>
             </w:tcMar>
             <w:vAlign w:val="center"/>
           </w:tcPr>
           <w:p>
             <w:pPr>
-              <w:spacing w:line="269" w:lineRule="auto" w:before="0" w:after="0"/>
+              <w:spacing w:line="247" w:lineRule="auto" w:before="0" w:after="0"/>
               <w:jc w:val="center"/>
             </w:pPr>
             <w:r/>
@@ -873,16 +873,16 @@
             <w:tcW w:type="dxa" w:w="7123"/>
             <w:gridSpan w:val="7"/>
             <w:tcMar>
-              <w:top w:w="80" w:type="dxa"/>
-              <w:start w:w="70" w:type="dxa"/>
-              <w:bottom w:w="80" w:type="dxa"/>
-              <w:end w:w="70" w:type="dxa"/>
+              <w:top w:w="40" w:type="dxa"/>
+              <w:start w:w="45" w:type="dxa"/>
+              <w:bottom w:w="40" w:type="dxa"/>
+              <w:end w:w="45" w:type="dxa"/>
             </w:tcMar>
             <w:vAlign w:val="center"/>
           </w:tcPr>
           <w:p>
             <w:pPr>
-              <w:spacing w:line="269" w:lineRule="auto" w:before="0" w:after="0"/>
+              <w:spacing w:line="247" w:lineRule="auto" w:before="0" w:after="0"/>
               <w:jc w:val="left"/>
             </w:pPr>
             <w:r/>
@@ -905,16 +905,16 @@
           <w:tcPr>
             <w:tcW w:type="dxa" w:w="1931"/>
             <w:tcMar>
-              <w:top w:w="80" w:type="dxa"/>
-              <w:start w:w="70" w:type="dxa"/>
-              <w:bottom w:w="80" w:type="dxa"/>
-              <w:end w:w="70" w:type="dxa"/>
+              <w:top w:w="40" w:type="dxa"/>
+              <w:start w:w="45" w:type="dxa"/>
+              <w:bottom w:w="40" w:type="dxa"/>
+              <w:end w:w="45" w:type="dxa"/>
             </w:tcMar>
             <w:vAlign w:val="center"/>
           </w:tcPr>
           <w:p>
             <w:pPr>
-              <w:spacing w:line="269" w:lineRule="auto" w:before="0" w:after="0"/>
+              <w:spacing w:line="247" w:lineRule="auto" w:before="0" w:after="0"/>
               <w:jc w:val="center"/>
             </w:pPr>
             <w:r/>
@@ -933,16 +933,16 @@
             <w:tcW w:type="dxa" w:w="7123"/>
             <w:gridSpan w:val="7"/>
             <w:tcMar>
-              <w:top w:w="80" w:type="dxa"/>
-              <w:start w:w="70" w:type="dxa"/>
-              <w:bottom w:w="80" w:type="dxa"/>
-              <w:end w:w="70" w:type="dxa"/>
+              <w:top w:w="40" w:type="dxa"/>
+              <w:start w:w="45" w:type="dxa"/>
+              <w:bottom w:w="40" w:type="dxa"/>
+              <w:end w:w="45" w:type="dxa"/>
             </w:tcMar>
             <w:vAlign w:val="center"/>
           </w:tcPr>
           <w:p>
             <w:pPr>
-              <w:spacing w:line="269" w:lineRule="auto" w:before="0" w:after="0"/>
+              <w:spacing w:line="247" w:lineRule="auto" w:before="0" w:after="0"/>
               <w:jc w:val="left"/>
             </w:pPr>
             <w:r/>
@@ -965,16 +965,16 @@
           <w:tcPr>
             <w:tcW w:type="dxa" w:w="1931"/>
             <w:tcMar>
-              <w:top w:w="80" w:type="dxa"/>
-              <w:start w:w="70" w:type="dxa"/>
-              <w:bottom w:w="80" w:type="dxa"/>
-              <w:end w:w="70" w:type="dxa"/>
+              <w:top w:w="40" w:type="dxa"/>
+              <w:start w:w="45" w:type="dxa"/>
+              <w:bottom w:w="40" w:type="dxa"/>
+              <w:end w:w="45" w:type="dxa"/>
             </w:tcMar>
             <w:vAlign w:val="center"/>
           </w:tcPr>
           <w:p>
             <w:pPr>
-              <w:spacing w:line="269" w:lineRule="auto" w:before="0" w:after="0"/>
+              <w:spacing w:line="247" w:lineRule="auto" w:before="0" w:after="0"/>
               <w:jc w:val="center"/>
             </w:pPr>
             <w:r/>
@@ -993,16 +993,16 @@
             <w:tcW w:type="dxa" w:w="7123"/>
             <w:gridSpan w:val="7"/>
             <w:tcMar>
-              <w:top w:w="80" w:type="dxa"/>
-              <w:start w:w="70" w:type="dxa"/>
-              <w:bottom w:w="80" w:type="dxa"/>
-              <w:end w:w="70" w:type="dxa"/>
+              <w:top w:w="40" w:type="dxa"/>
+              <w:start w:w="45" w:type="dxa"/>
+              <w:bottom w:w="40" w:type="dxa"/>
+              <w:end w:w="45" w:type="dxa"/>
             </w:tcMar>
             <w:vAlign w:val="center"/>
           </w:tcPr>
           <w:p>
             <w:pPr>
-              <w:spacing w:line="269" w:lineRule="auto" w:before="0" w:after="0"/>
+              <w:spacing w:line="247" w:lineRule="auto" w:before="0" w:after="0"/>
               <w:jc w:val="left"/>
             </w:pPr>
             <w:r/>
@@ -1025,16 +1025,16 @@
           <w:tcPr>
             <w:tcW w:type="dxa" w:w="1931"/>
             <w:tcMar>
-              <w:top w:w="80" w:type="dxa"/>
-              <w:start w:w="70" w:type="dxa"/>
-              <w:bottom w:w="80" w:type="dxa"/>
-              <w:end w:w="70" w:type="dxa"/>
+              <w:top w:w="40" w:type="dxa"/>
+              <w:start w:w="45" w:type="dxa"/>
+              <w:bottom w:w="40" w:type="dxa"/>
+              <w:end w:w="45" w:type="dxa"/>
             </w:tcMar>
             <w:vAlign w:val="center"/>
           </w:tcPr>
           <w:p>
             <w:pPr>
-              <w:spacing w:line="269" w:lineRule="auto" w:before="0" w:after="0"/>
+              <w:spacing w:line="247" w:lineRule="auto" w:before="0" w:after="0"/>
               <w:jc w:val="center"/>
             </w:pPr>
             <w:r/>
@@ -1053,16 +1053,16 @@
             <w:tcW w:type="dxa" w:w="7123"/>
             <w:gridSpan w:val="7"/>
             <w:tcMar>
-              <w:top w:w="80" w:type="dxa"/>
-              <w:start w:w="70" w:type="dxa"/>
-              <w:bottom w:w="80" w:type="dxa"/>
-              <w:end w:w="70" w:type="dxa"/>
+              <w:top w:w="40" w:type="dxa"/>
+              <w:start w:w="45" w:type="dxa"/>
+              <w:bottom w:w="40" w:type="dxa"/>
+              <w:end w:w="45" w:type="dxa"/>
             </w:tcMar>
             <w:vAlign w:val="center"/>
           </w:tcPr>
           <w:p>
             <w:pPr>
-              <w:spacing w:line="269" w:lineRule="auto" w:before="0" w:after="0"/>
+              <w:spacing w:line="247" w:lineRule="auto" w:before="0" w:after="0"/>
               <w:jc w:val="left"/>
             </w:pPr>
             <w:r/>
@@ -1085,16 +1085,16 @@
           <w:tcPr>
             <w:tcW w:type="dxa" w:w="1931"/>
             <w:tcMar>
-              <w:top w:w="80" w:type="dxa"/>
-              <w:start w:w="70" w:type="dxa"/>
-              <w:bottom w:w="80" w:type="dxa"/>
-              <w:end w:w="70" w:type="dxa"/>
+              <w:top w:w="40" w:type="dxa"/>
+              <w:start w:w="45" w:type="dxa"/>
+              <w:bottom w:w="40" w:type="dxa"/>
+              <w:end w:w="45" w:type="dxa"/>
             </w:tcMar>
             <w:vAlign w:val="center"/>
           </w:tcPr>
           <w:p>
             <w:pPr>
-              <w:spacing w:line="269" w:lineRule="auto" w:before="0" w:after="0"/>
+              <w:spacing w:line="247" w:lineRule="auto" w:before="0" w:after="0"/>
               <w:jc w:val="center"/>
             </w:pPr>
             <w:r/>
@@ -1113,16 +1113,15 @@
             <w:tcW w:type="dxa" w:w="7123"/>
             <w:gridSpan w:val="7"/>
             <w:tcMar>
-              <w:top w:w="80" w:type="dxa"/>
-              <w:start w:w="70" w:type="dxa"/>
-              <w:bottom w:w="80" w:type="dxa"/>
-              <w:end w:w="70" w:type="dxa"/>
+              <w:top w:w="40" w:type="dxa"/>
+              <w:start w:w="45" w:type="dxa"/>
+              <w:bottom w:w="40" w:type="dxa"/>
+              <w:end w:w="45" w:type="dxa"/>
             </w:tcMar>
-            <w:vAlign w:val="center"/>
           </w:tcPr>
           <w:p>
             <w:pPr>
-              <w:spacing w:line="278" w:lineRule="auto" w:before="0" w:after="40"/>
+              <w:spacing w:line="269" w:lineRule="auto" w:before="0" w:after="40"/>
             </w:pPr>
             <w:r/>
             <w:r>
@@ -1138,14 +1137,14 @@
               <w:rPr>
                 <w:rFonts w:ascii="Times New Roman" w:hAnsi="Times New Roman" w:eastAsia="宋体"/>
                 <w:b w:val="0"/>
-                <w:sz w:val="18"/>
+                <w:sz w:val="17"/>
               </w:rPr>
               <w:t>本课程是智能制造工程专业的专业选修课，面向数字化车间和智能装备的网络互联与数据集成，建立“工业通信基础—现场总线—工业以太网—实时工业网络—信息互操作—网络诊断与安全”的知识主线。课程不重复普通计算机网络的通用原理，也不把某一厂商组态步骤作为唯一目标，而是从工业现场对确定性、实时性、可靠性、可维护性和安全性的要求出发，理解Modbus、PROFINET、EtherCAT、OPC UA、MQTT、TSN等典型技术的工作机制、应用层级和选型边界。</w:t>
             </w:r>
           </w:p>
           <w:p>
             <w:pPr>
-              <w:spacing w:line="278" w:lineRule="auto" w:before="0" w:after="40"/>
+              <w:spacing w:line="269" w:lineRule="auto" w:before="0" w:after="40"/>
             </w:pPr>
             <w:r>
               <w:rPr>
@@ -1160,14 +1159,14 @@
               <w:rPr>
                 <w:rFonts w:ascii="Times New Roman" w:hAnsi="Times New Roman" w:eastAsia="宋体"/>
                 <w:b w:val="0"/>
-                <w:sz w:val="18"/>
+                <w:sz w:val="17"/>
               </w:rPr>
               <w:t>学生能够解释工业网络与普通办公网络在实时性、可靠性和运行环境方面的差异；能够依据OSI/TCP-IP模型分析典型工业通信过程，识读工业网络拓扑、地址、端口、报文与数据点；能够比较Modbus RTU/TCP、PROFINET、EtherCAT等协议的通信模型和适用场景；能够说明OPC UA、MQTT和边缘网关在OT/IT融合中的作用；能够使用抓包、拓扑、日志和诊断信息分析常见通信故障，形成包含拓扑、协议、冗余、分区分域、安全边界和验证方法的工业网络方案。</w:t>
             </w:r>
           </w:p>
           <w:p>
             <w:pPr>
-              <w:spacing w:line="278" w:lineRule="auto" w:before="0" w:after="40"/>
+              <w:spacing w:line="269" w:lineRule="auto" w:before="0" w:after="40"/>
             </w:pPr>
             <w:r>
               <w:rPr>
@@ -1182,7 +1181,7 @@
               <w:rPr>
                 <w:rFonts w:ascii="Times New Roman" w:hAnsi="Times New Roman" w:eastAsia="宋体"/>
                 <w:b w:val="0"/>
-                <w:sz w:val="18"/>
+                <w:sz w:val="17"/>
               </w:rPr>
               <w:t>采用原理讲授、协议报文解析、网络拓扑推演、Wireshark或厂商诊断工具演示、案例研讨和方案评审相结合的方式。培养方案未设置实验、上机或项目式学时，因此软件抓包、仿真和组态均作为课堂演示、课内分析或课后作业，不单列实践学时。教学案例以PLC、HMI、机器人、变频器、远程I/O、边缘网关和MES数据接口为对象；涉及真实工业控制网络时不进行未经授权的扫描、攻击或配置修改。</w:t>
             </w:r>
@@ -1197,16 +1196,16 @@
           <w:tcPr>
             <w:tcW w:type="dxa" w:w="1931"/>
             <w:tcMar>
-              <w:top w:w="80" w:type="dxa"/>
-              <w:start w:w="70" w:type="dxa"/>
-              <w:bottom w:w="80" w:type="dxa"/>
-              <w:end w:w="70" w:type="dxa"/>
+              <w:top w:w="40" w:type="dxa"/>
+              <w:start w:w="45" w:type="dxa"/>
+              <w:bottom w:w="40" w:type="dxa"/>
+              <w:end w:w="45" w:type="dxa"/>
             </w:tcMar>
             <w:vAlign w:val="center"/>
           </w:tcPr>
           <w:p>
             <w:pPr>
-              <w:spacing w:line="269" w:lineRule="auto" w:before="0" w:after="0"/>
+              <w:spacing w:line="247" w:lineRule="auto" w:before="0" w:after="0"/>
               <w:jc w:val="center"/>
             </w:pPr>
             <w:r/>
@@ -1225,16 +1224,16 @@
             <w:tcW w:type="dxa" w:w="7123"/>
             <w:gridSpan w:val="7"/>
             <w:tcMar>
-              <w:top w:w="80" w:type="dxa"/>
-              <w:start w:w="70" w:type="dxa"/>
-              <w:bottom w:w="80" w:type="dxa"/>
-              <w:end w:w="70" w:type="dxa"/>
+              <w:top w:w="40" w:type="dxa"/>
+              <w:start w:w="45" w:type="dxa"/>
+              <w:bottom w:w="40" w:type="dxa"/>
+              <w:end w:w="45" w:type="dxa"/>
             </w:tcMar>
             <w:vAlign w:val="center"/>
           </w:tcPr>
           <w:p>
             <w:pPr>
-              <w:spacing w:line="269" w:lineRule="auto" w:before="0" w:after="0"/>
+              <w:spacing w:line="247" w:lineRule="auto" w:before="0" w:after="0"/>
               <w:jc w:val="center"/>
             </w:pPr>
             <w:r/>
@@ -1293,16 +1292,16 @@
           <w:tcPr>
             <w:tcW w:type="dxa" w:w="1050"/>
             <w:tcMar>
-              <w:top w:w="80" w:type="dxa"/>
-              <w:start w:w="70" w:type="dxa"/>
-              <w:bottom w:w="80" w:type="dxa"/>
-              <w:end w:w="70" w:type="dxa"/>
+              <w:top w:w="40" w:type="dxa"/>
+              <w:start w:w="45" w:type="dxa"/>
+              <w:bottom w:w="40" w:type="dxa"/>
+              <w:end w:w="45" w:type="dxa"/>
             </w:tcMar>
             <w:vAlign w:val="center"/>
           </w:tcPr>
           <w:p>
             <w:pPr>
-              <w:spacing w:line="269" w:lineRule="auto" w:before="0" w:after="0"/>
+              <w:spacing w:line="247" w:lineRule="auto" w:before="0" w:after="0"/>
               <w:jc w:val="center"/>
             </w:pPr>
             <w:r/>
@@ -1320,16 +1319,16 @@
           <w:tcPr>
             <w:tcW w:type="dxa" w:w="4650"/>
             <w:tcMar>
-              <w:top w:w="80" w:type="dxa"/>
-              <w:start w:w="70" w:type="dxa"/>
-              <w:bottom w:w="80" w:type="dxa"/>
-              <w:end w:w="70" w:type="dxa"/>
+              <w:top w:w="40" w:type="dxa"/>
+              <w:start w:w="45" w:type="dxa"/>
+              <w:bottom w:w="40" w:type="dxa"/>
+              <w:end w:w="45" w:type="dxa"/>
             </w:tcMar>
             <w:vAlign w:val="center"/>
           </w:tcPr>
           <w:p>
             <w:pPr>
-              <w:spacing w:line="269" w:lineRule="auto" w:before="0" w:after="0"/>
+              <w:spacing w:line="247" w:lineRule="auto" w:before="0" w:after="0"/>
               <w:jc w:val="center"/>
             </w:pPr>
             <w:r/>
@@ -1347,16 +1346,16 @@
           <w:tcPr>
             <w:tcW w:type="dxa" w:w="3354"/>
             <w:tcMar>
-              <w:top w:w="80" w:type="dxa"/>
-              <w:start w:w="70" w:type="dxa"/>
-              <w:bottom w:w="80" w:type="dxa"/>
-              <w:end w:w="70" w:type="dxa"/>
+              <w:top w:w="40" w:type="dxa"/>
+              <w:start w:w="45" w:type="dxa"/>
+              <w:bottom w:w="40" w:type="dxa"/>
+              <w:end w:w="45" w:type="dxa"/>
             </w:tcMar>
             <w:vAlign w:val="center"/>
           </w:tcPr>
           <w:p>
             <w:pPr>
-              <w:spacing w:line="269" w:lineRule="auto" w:before="0" w:after="0"/>
+              <w:spacing w:line="247" w:lineRule="auto" w:before="0" w:after="0"/>
               <w:jc w:val="center"/>
             </w:pPr>
             <w:r/>
@@ -1377,15 +1376,15 @@
             <w:tcW w:type="dxa" w:w="1050"/>
             <w:vAlign w:val="center"/>
             <w:tcMar>
-              <w:top w:w="80" w:type="dxa"/>
-              <w:start w:w="70" w:type="dxa"/>
-              <w:bottom w:w="80" w:type="dxa"/>
-              <w:end w:w="70" w:type="dxa"/>
+              <w:top w:w="40" w:type="dxa"/>
+              <w:start w:w="45" w:type="dxa"/>
+              <w:bottom w:w="40" w:type="dxa"/>
+              <w:end w:w="45" w:type="dxa"/>
             </w:tcMar>
           </w:tcPr>
           <w:p>
             <w:pPr>
-              <w:spacing w:line="269" w:lineRule="auto" w:before="0" w:after="0"/>
+              <w:spacing w:line="247" w:lineRule="auto" w:before="0" w:after="0"/>
               <w:jc w:val="left"/>
             </w:pPr>
             <w:r/>
@@ -1404,15 +1403,15 @@
             <w:tcW w:type="dxa" w:w="4650"/>
             <w:vAlign w:val="center"/>
             <w:tcMar>
-              <w:top w:w="80" w:type="dxa"/>
-              <w:start w:w="70" w:type="dxa"/>
-              <w:bottom w:w="80" w:type="dxa"/>
-              <w:end w:w="70" w:type="dxa"/>
+              <w:top w:w="40" w:type="dxa"/>
+              <w:start w:w="45" w:type="dxa"/>
+              <w:bottom w:w="40" w:type="dxa"/>
+              <w:end w:w="45" w:type="dxa"/>
             </w:tcMar>
           </w:tcPr>
           <w:p>
             <w:pPr>
-              <w:spacing w:line="269" w:lineRule="auto" w:before="0" w:after="0"/>
+              <w:spacing w:line="247" w:lineRule="auto" w:before="0" w:after="0"/>
               <w:jc w:val="left"/>
             </w:pPr>
             <w:r/>
@@ -1439,15 +1438,15 @@
             <w:tcW w:type="dxa" w:w="3354"/>
             <w:vAlign w:val="center"/>
             <w:tcMar>
-              <w:top w:w="80" w:type="dxa"/>
-              <w:start w:w="70" w:type="dxa"/>
-              <w:bottom w:w="80" w:type="dxa"/>
-              <w:end w:w="70" w:type="dxa"/>
+              <w:top w:w="40" w:type="dxa"/>
+              <w:start w:w="45" w:type="dxa"/>
+              <w:bottom w:w="40" w:type="dxa"/>
+              <w:end w:w="45" w:type="dxa"/>
             </w:tcMar>
           </w:tcPr>
           <w:p>
             <w:pPr>
-              <w:spacing w:line="269" w:lineRule="auto" w:before="0" w:after="0"/>
+              <w:spacing w:line="247" w:lineRule="auto" w:before="0" w:after="0"/>
               <w:jc w:val="left"/>
             </w:pPr>
             <w:r/>
@@ -1468,15 +1467,15 @@
             <w:tcW w:type="dxa" w:w="1050"/>
             <w:vAlign w:val="center"/>
             <w:tcMar>
-              <w:top w:w="80" w:type="dxa"/>
-              <w:start w:w="70" w:type="dxa"/>
-              <w:bottom w:w="80" w:type="dxa"/>
-              <w:end w:w="70" w:type="dxa"/>
+              <w:top w:w="40" w:type="dxa"/>
+              <w:start w:w="45" w:type="dxa"/>
+              <w:bottom w:w="40" w:type="dxa"/>
+              <w:end w:w="45" w:type="dxa"/>
             </w:tcMar>
           </w:tcPr>
           <w:p>
             <w:pPr>
-              <w:spacing w:line="269" w:lineRule="auto" w:before="0" w:after="0"/>
+              <w:spacing w:line="247" w:lineRule="auto" w:before="0" w:after="0"/>
               <w:jc w:val="left"/>
             </w:pPr>
             <w:r/>
@@ -1487,15 +1486,15 @@
             <w:tcW w:type="dxa" w:w="4650"/>
             <w:vAlign w:val="center"/>
             <w:tcMar>
-              <w:top w:w="80" w:type="dxa"/>
-              <w:start w:w="70" w:type="dxa"/>
-              <w:bottom w:w="80" w:type="dxa"/>
-              <w:end w:w="70" w:type="dxa"/>
+              <w:top w:w="40" w:type="dxa"/>
+              <w:start w:w="45" w:type="dxa"/>
+              <w:bottom w:w="40" w:type="dxa"/>
+              <w:end w:w="45" w:type="dxa"/>
             </w:tcMar>
           </w:tcPr>
           <w:p>
             <w:pPr>
-              <w:spacing w:line="269" w:lineRule="auto" w:before="0" w:after="0"/>
+              <w:spacing w:line="247" w:lineRule="auto" w:before="0" w:after="0"/>
               <w:jc w:val="left"/>
             </w:pPr>
             <w:r/>
@@ -1522,15 +1521,15 @@
             <w:tcW w:type="dxa" w:w="3354"/>
             <w:vAlign w:val="center"/>
             <w:tcMar>
-              <w:top w:w="80" w:type="dxa"/>
-              <w:start w:w="70" w:type="dxa"/>
-              <w:bottom w:w="80" w:type="dxa"/>
-              <w:end w:w="70" w:type="dxa"/>
+              <w:top w:w="40" w:type="dxa"/>
+              <w:start w:w="45" w:type="dxa"/>
+              <w:bottom w:w="40" w:type="dxa"/>
+              <w:end w:w="45" w:type="dxa"/>
             </w:tcMar>
           </w:tcPr>
           <w:p>
             <w:pPr>
-              <w:spacing w:line="269" w:lineRule="auto" w:before="0" w:after="0"/>
+              <w:spacing w:line="247" w:lineRule="auto" w:before="0" w:after="0"/>
               <w:jc w:val="left"/>
             </w:pPr>
             <w:r/>
@@ -1551,15 +1550,15 @@
             <w:tcW w:type="dxa" w:w="1050"/>
             <w:vAlign w:val="center"/>
             <w:tcMar>
-              <w:top w:w="80" w:type="dxa"/>
-              <w:start w:w="70" w:type="dxa"/>
-              <w:bottom w:w="80" w:type="dxa"/>
-              <w:end w:w="70" w:type="dxa"/>
+              <w:top w:w="40" w:type="dxa"/>
+              <w:start w:w="45" w:type="dxa"/>
+              <w:bottom w:w="40" w:type="dxa"/>
+              <w:end w:w="45" w:type="dxa"/>
             </w:tcMar>
           </w:tcPr>
           <w:p>
             <w:pPr>
-              <w:spacing w:line="269" w:lineRule="auto" w:before="0" w:after="0"/>
+              <w:spacing w:line="247" w:lineRule="auto" w:before="0" w:after="0"/>
               <w:jc w:val="left"/>
             </w:pPr>
             <w:r/>
@@ -1570,15 +1569,15 @@
             <w:tcW w:type="dxa" w:w="4650"/>
             <w:vAlign w:val="center"/>
             <w:tcMar>
-              <w:top w:w="80" w:type="dxa"/>
-              <w:start w:w="70" w:type="dxa"/>
-              <w:bottom w:w="80" w:type="dxa"/>
-              <w:end w:w="70" w:type="dxa"/>
+              <w:top w:w="40" w:type="dxa"/>
+              <w:start w:w="45" w:type="dxa"/>
+              <w:bottom w:w="40" w:type="dxa"/>
+              <w:end w:w="45" w:type="dxa"/>
             </w:tcMar>
           </w:tcPr>
           <w:p>
             <w:pPr>
-              <w:spacing w:line="269" w:lineRule="auto" w:before="0" w:after="0"/>
+              <w:spacing w:line="247" w:lineRule="auto" w:before="0" w:after="0"/>
               <w:jc w:val="left"/>
             </w:pPr>
             <w:r/>
@@ -1605,15 +1604,15 @@
             <w:tcW w:type="dxa" w:w="3354"/>
             <w:vAlign w:val="center"/>
             <w:tcMar>
-              <w:top w:w="80" w:type="dxa"/>
-              <w:start w:w="70" w:type="dxa"/>
-              <w:bottom w:w="80" w:type="dxa"/>
-              <w:end w:w="70" w:type="dxa"/>
+              <w:top w:w="40" w:type="dxa"/>
+              <w:start w:w="45" w:type="dxa"/>
+              <w:bottom w:w="40" w:type="dxa"/>
+              <w:end w:w="45" w:type="dxa"/>
             </w:tcMar>
           </w:tcPr>
           <w:p>
             <w:pPr>
-              <w:spacing w:line="269" w:lineRule="auto" w:before="0" w:after="0"/>
+              <w:spacing w:line="247" w:lineRule="auto" w:before="0" w:after="0"/>
               <w:jc w:val="left"/>
             </w:pPr>
             <w:r/>
@@ -1634,15 +1633,15 @@
             <w:tcW w:type="dxa" w:w="1050"/>
             <w:vAlign w:val="center"/>
             <w:tcMar>
-              <w:top w:w="80" w:type="dxa"/>
-              <w:start w:w="70" w:type="dxa"/>
-              <w:bottom w:w="80" w:type="dxa"/>
-              <w:end w:w="70" w:type="dxa"/>
+              <w:top w:w="40" w:type="dxa"/>
+              <w:start w:w="45" w:type="dxa"/>
+              <w:bottom w:w="40" w:type="dxa"/>
+              <w:end w:w="45" w:type="dxa"/>
             </w:tcMar>
           </w:tcPr>
           <w:p>
             <w:pPr>
-              <w:spacing w:line="269" w:lineRule="auto" w:before="0" w:after="0"/>
+              <w:spacing w:line="247" w:lineRule="auto" w:before="0" w:after="0"/>
               <w:jc w:val="left"/>
             </w:pPr>
             <w:r/>
@@ -1653,15 +1652,15 @@
             <w:tcW w:type="dxa" w:w="4650"/>
             <w:vAlign w:val="center"/>
             <w:tcMar>
-              <w:top w:w="80" w:type="dxa"/>
-              <w:start w:w="70" w:type="dxa"/>
-              <w:bottom w:w="80" w:type="dxa"/>
-              <w:end w:w="70" w:type="dxa"/>
+              <w:top w:w="40" w:type="dxa"/>
+              <w:start w:w="45" w:type="dxa"/>
+              <w:bottom w:w="40" w:type="dxa"/>
+              <w:end w:w="45" w:type="dxa"/>
             </w:tcMar>
           </w:tcPr>
           <w:p>
             <w:pPr>
-              <w:spacing w:line="269" w:lineRule="auto" w:before="0" w:after="0"/>
+              <w:spacing w:line="247" w:lineRule="auto" w:before="0" w:after="0"/>
               <w:jc w:val="left"/>
             </w:pPr>
             <w:r/>
@@ -1688,15 +1687,15 @@
             <w:tcW w:type="dxa" w:w="3354"/>
             <w:vAlign w:val="center"/>
             <w:tcMar>
-              <w:top w:w="80" w:type="dxa"/>
-              <w:start w:w="70" w:type="dxa"/>
-              <w:bottom w:w="80" w:type="dxa"/>
-              <w:end w:w="70" w:type="dxa"/>
+              <w:top w:w="40" w:type="dxa"/>
+              <w:start w:w="45" w:type="dxa"/>
+              <w:bottom w:w="40" w:type="dxa"/>
+              <w:end w:w="45" w:type="dxa"/>
             </w:tcMar>
           </w:tcPr>
           <w:p>
             <w:pPr>
-              <w:spacing w:line="269" w:lineRule="auto" w:before="0" w:after="0"/>
+              <w:spacing w:line="247" w:lineRule="auto" w:before="0" w:after="0"/>
               <w:jc w:val="left"/>
             </w:pPr>
             <w:r/>
@@ -1717,15 +1716,15 @@
             <w:tcW w:type="dxa" w:w="1050"/>
             <w:vAlign w:val="center"/>
             <w:tcMar>
-              <w:top w:w="80" w:type="dxa"/>
-              <w:start w:w="70" w:type="dxa"/>
-              <w:bottom w:w="80" w:type="dxa"/>
-              <w:end w:w="70" w:type="dxa"/>
+              <w:top w:w="40" w:type="dxa"/>
+              <w:start w:w="45" w:type="dxa"/>
+              <w:bottom w:w="40" w:type="dxa"/>
+              <w:end w:w="45" w:type="dxa"/>
             </w:tcMar>
           </w:tcPr>
           <w:p>
             <w:pPr>
-              <w:spacing w:line="269" w:lineRule="auto" w:before="0" w:after="0"/>
+              <w:spacing w:line="247" w:lineRule="auto" w:before="0" w:after="0"/>
               <w:jc w:val="left"/>
             </w:pPr>
             <w:r/>
@@ -1736,15 +1735,15 @@
             <w:tcW w:type="dxa" w:w="4650"/>
             <w:vAlign w:val="center"/>
             <w:tcMar>
-              <w:top w:w="80" w:type="dxa"/>
-              <w:start w:w="70" w:type="dxa"/>
-              <w:bottom w:w="80" w:type="dxa"/>
-              <w:end w:w="70" w:type="dxa"/>
+              <w:top w:w="40" w:type="dxa"/>
+              <w:start w:w="45" w:type="dxa"/>
+              <w:bottom w:w="40" w:type="dxa"/>
+              <w:end w:w="45" w:type="dxa"/>
             </w:tcMar>
           </w:tcPr>
           <w:p>
             <w:pPr>
-              <w:spacing w:line="269" w:lineRule="auto" w:before="0" w:after="0"/>
+              <w:spacing w:line="247" w:lineRule="auto" w:before="0" w:after="0"/>
               <w:jc w:val="left"/>
             </w:pPr>
             <w:r/>
@@ -1771,15 +1770,15 @@
             <w:tcW w:type="dxa" w:w="3354"/>
             <w:vAlign w:val="center"/>
             <w:tcMar>
-              <w:top w:w="80" w:type="dxa"/>
-              <w:start w:w="70" w:type="dxa"/>
-              <w:bottom w:w="80" w:type="dxa"/>
-              <w:end w:w="70" w:type="dxa"/>
+              <w:top w:w="40" w:type="dxa"/>
+              <w:start w:w="45" w:type="dxa"/>
+              <w:bottom w:w="40" w:type="dxa"/>
+              <w:end w:w="45" w:type="dxa"/>
             </w:tcMar>
           </w:tcPr>
           <w:p>
             <w:pPr>
-              <w:spacing w:line="269" w:lineRule="auto" w:before="0" w:after="0"/>
+              <w:spacing w:line="247" w:lineRule="auto" w:before="0" w:after="0"/>
               <w:jc w:val="left"/>
             </w:pPr>
             <w:r/>
@@ -1800,15 +1799,15 @@
             <w:tcW w:type="dxa" w:w="1050"/>
             <w:vAlign w:val="center"/>
             <w:tcMar>
-              <w:top w:w="80" w:type="dxa"/>
-              <w:start w:w="70" w:type="dxa"/>
-              <w:bottom w:w="80" w:type="dxa"/>
-              <w:end w:w="70" w:type="dxa"/>
+              <w:top w:w="40" w:type="dxa"/>
+              <w:start w:w="45" w:type="dxa"/>
+              <w:bottom w:w="40" w:type="dxa"/>
+              <w:end w:w="45" w:type="dxa"/>
             </w:tcMar>
           </w:tcPr>
           <w:p>
             <w:pPr>
-              <w:spacing w:line="269" w:lineRule="auto" w:before="0" w:after="0"/>
+              <w:spacing w:line="247" w:lineRule="auto" w:before="0" w:after="0"/>
               <w:jc w:val="left"/>
             </w:pPr>
             <w:r/>
@@ -1819,15 +1818,15 @@
             <w:tcW w:type="dxa" w:w="4650"/>
             <w:vAlign w:val="center"/>
             <w:tcMar>
-              <w:top w:w="80" w:type="dxa"/>
-              <w:start w:w="70" w:type="dxa"/>
-              <w:bottom w:w="80" w:type="dxa"/>
-              <w:end w:w="70" w:type="dxa"/>
+              <w:top w:w="40" w:type="dxa"/>
+              <w:start w:w="45" w:type="dxa"/>
+              <w:bottom w:w="40" w:type="dxa"/>
+              <w:end w:w="45" w:type="dxa"/>
             </w:tcMar>
           </w:tcPr>
           <w:p>
             <w:pPr>
-              <w:spacing w:line="269" w:lineRule="auto" w:before="0" w:after="0"/>
+              <w:spacing w:line="247" w:lineRule="auto" w:before="0" w:after="0"/>
               <w:jc w:val="left"/>
             </w:pPr>
             <w:r/>
@@ -1854,15 +1853,15 @@
             <w:tcW w:type="dxa" w:w="3354"/>
             <w:vAlign w:val="center"/>
             <w:tcMar>
-              <w:top w:w="80" w:type="dxa"/>
-              <w:start w:w="70" w:type="dxa"/>
-              <w:bottom w:w="80" w:type="dxa"/>
-              <w:end w:w="70" w:type="dxa"/>
+              <w:top w:w="40" w:type="dxa"/>
+              <w:start w:w="45" w:type="dxa"/>
+              <w:bottom w:w="40" w:type="dxa"/>
+              <w:end w:w="45" w:type="dxa"/>
             </w:tcMar>
           </w:tcPr>
           <w:p>
             <w:pPr>
-              <w:spacing w:line="269" w:lineRule="auto" w:before="0" w:after="0"/>
+              <w:spacing w:line="247" w:lineRule="auto" w:before="0" w:after="0"/>
               <w:jc w:val="left"/>
             </w:pPr>
             <w:r/>
@@ -1883,15 +1882,15 @@
             <w:tcW w:type="dxa" w:w="1050"/>
             <w:vAlign w:val="center"/>
             <w:tcMar>
-              <w:top w:w="80" w:type="dxa"/>
-              <w:start w:w="70" w:type="dxa"/>
-              <w:bottom w:w="80" w:type="dxa"/>
-              <w:end w:w="70" w:type="dxa"/>
+              <w:top w:w="40" w:type="dxa"/>
+              <w:start w:w="45" w:type="dxa"/>
+              <w:bottom w:w="40" w:type="dxa"/>
+              <w:end w:w="45" w:type="dxa"/>
             </w:tcMar>
           </w:tcPr>
           <w:p>
             <w:pPr>
-              <w:spacing w:line="269" w:lineRule="auto" w:before="0" w:after="0"/>
+              <w:spacing w:line="247" w:lineRule="auto" w:before="0" w:after="0"/>
               <w:jc w:val="left"/>
             </w:pPr>
             <w:r/>
@@ -1910,15 +1909,15 @@
             <w:tcW w:type="dxa" w:w="4650"/>
             <w:vAlign w:val="center"/>
             <w:tcMar>
-              <w:top w:w="80" w:type="dxa"/>
-              <w:start w:w="70" w:type="dxa"/>
-              <w:bottom w:w="80" w:type="dxa"/>
-              <w:end w:w="70" w:type="dxa"/>
+              <w:top w:w="40" w:type="dxa"/>
+              <w:start w:w="45" w:type="dxa"/>
+              <w:bottom w:w="40" w:type="dxa"/>
+              <w:end w:w="45" w:type="dxa"/>
             </w:tcMar>
           </w:tcPr>
           <w:p>
             <w:pPr>
-              <w:spacing w:line="269" w:lineRule="auto" w:before="0" w:after="0"/>
+              <w:spacing w:line="247" w:lineRule="auto" w:before="0" w:after="0"/>
               <w:jc w:val="left"/>
             </w:pPr>
             <w:r/>
@@ -1945,15 +1944,15 @@
             <w:tcW w:type="dxa" w:w="3354"/>
             <w:vAlign w:val="center"/>
             <w:tcMar>
-              <w:top w:w="80" w:type="dxa"/>
-              <w:start w:w="70" w:type="dxa"/>
-              <w:bottom w:w="80" w:type="dxa"/>
-              <w:end w:w="70" w:type="dxa"/>
+              <w:top w:w="40" w:type="dxa"/>
+              <w:start w:w="45" w:type="dxa"/>
+              <w:bottom w:w="40" w:type="dxa"/>
+              <w:end w:w="45" w:type="dxa"/>
             </w:tcMar>
           </w:tcPr>
           <w:p>
             <w:pPr>
-              <w:spacing w:line="269" w:lineRule="auto" w:before="0" w:after="0"/>
+              <w:spacing w:line="247" w:lineRule="auto" w:before="0" w:after="0"/>
               <w:jc w:val="left"/>
             </w:pPr>
             <w:r/>
@@ -1974,15 +1973,15 @@
             <w:tcW w:type="dxa" w:w="1050"/>
             <w:vAlign w:val="center"/>
             <w:tcMar>
-              <w:top w:w="80" w:type="dxa"/>
-              <w:start w:w="70" w:type="dxa"/>
-              <w:bottom w:w="80" w:type="dxa"/>
-              <w:end w:w="70" w:type="dxa"/>
+              <w:top w:w="40" w:type="dxa"/>
+              <w:start w:w="45" w:type="dxa"/>
+              <w:bottom w:w="40" w:type="dxa"/>
+              <w:end w:w="45" w:type="dxa"/>
             </w:tcMar>
           </w:tcPr>
           <w:p>
             <w:pPr>
-              <w:spacing w:line="269" w:lineRule="auto" w:before="0" w:after="0"/>
+              <w:spacing w:line="247" w:lineRule="auto" w:before="0" w:after="0"/>
               <w:jc w:val="left"/>
             </w:pPr>
             <w:r/>
@@ -1993,15 +1992,15 @@
             <w:tcW w:type="dxa" w:w="4650"/>
             <w:vAlign w:val="center"/>
             <w:tcMar>
-              <w:top w:w="80" w:type="dxa"/>
-              <w:start w:w="70" w:type="dxa"/>
-              <w:bottom w:w="80" w:type="dxa"/>
-              <w:end w:w="70" w:type="dxa"/>
+              <w:top w:w="40" w:type="dxa"/>
+              <w:start w:w="45" w:type="dxa"/>
+              <w:bottom w:w="40" w:type="dxa"/>
+              <w:end w:w="45" w:type="dxa"/>
             </w:tcMar>
           </w:tcPr>
           <w:p>
             <w:pPr>
-              <w:spacing w:line="269" w:lineRule="auto" w:before="0" w:after="0"/>
+              <w:spacing w:line="247" w:lineRule="auto" w:before="0" w:after="0"/>
               <w:jc w:val="left"/>
             </w:pPr>
             <w:r/>
@@ -2028,15 +2027,15 @@
             <w:tcW w:type="dxa" w:w="3354"/>
             <w:vAlign w:val="center"/>
             <w:tcMar>
-              <w:top w:w="80" w:type="dxa"/>
-              <w:start w:w="70" w:type="dxa"/>
-              <w:bottom w:w="80" w:type="dxa"/>
-              <w:end w:w="70" w:type="dxa"/>
+              <w:top w:w="40" w:type="dxa"/>
+              <w:start w:w="45" w:type="dxa"/>
+              <w:bottom w:w="40" w:type="dxa"/>
+              <w:end w:w="45" w:type="dxa"/>
             </w:tcMar>
           </w:tcPr>
           <w:p>
             <w:pPr>
-              <w:spacing w:line="269" w:lineRule="auto" w:before="0" w:after="0"/>
+              <w:spacing w:line="247" w:lineRule="auto" w:before="0" w:after="0"/>
               <w:jc w:val="left"/>
             </w:pPr>
             <w:r/>
@@ -2057,15 +2056,15 @@
             <w:tcW w:type="dxa" w:w="1050"/>
             <w:vAlign w:val="center"/>
             <w:tcMar>
-              <w:top w:w="80" w:type="dxa"/>
-              <w:start w:w="70" w:type="dxa"/>
-              <w:bottom w:w="80" w:type="dxa"/>
-              <w:end w:w="70" w:type="dxa"/>
+              <w:top w:w="40" w:type="dxa"/>
+              <w:start w:w="45" w:type="dxa"/>
+              <w:bottom w:w="40" w:type="dxa"/>
+              <w:end w:w="45" w:type="dxa"/>
             </w:tcMar>
           </w:tcPr>
           <w:p>
             <w:pPr>
-              <w:spacing w:line="269" w:lineRule="auto" w:before="0" w:after="0"/>
+              <w:spacing w:line="247" w:lineRule="auto" w:before="0" w:after="0"/>
               <w:jc w:val="left"/>
             </w:pPr>
             <w:r/>
@@ -2076,15 +2075,15 @@
             <w:tcW w:type="dxa" w:w="4650"/>
             <w:vAlign w:val="center"/>
             <w:tcMar>
-              <w:top w:w="80" w:type="dxa"/>
-              <w:start w:w="70" w:type="dxa"/>
-              <w:bottom w:w="80" w:type="dxa"/>
-              <w:end w:w="70" w:type="dxa"/>
+              <w:top w:w="40" w:type="dxa"/>
+              <w:start w:w="45" w:type="dxa"/>
+              <w:bottom w:w="40" w:type="dxa"/>
+              <w:end w:w="45" w:type="dxa"/>
             </w:tcMar>
           </w:tcPr>
           <w:p>
             <w:pPr>
-              <w:spacing w:line="269" w:lineRule="auto" w:before="0" w:after="0"/>
+              <w:spacing w:line="247" w:lineRule="auto" w:before="0" w:after="0"/>
               <w:jc w:val="left"/>
             </w:pPr>
             <w:r/>
@@ -2111,15 +2110,15 @@
             <w:tcW w:type="dxa" w:w="3354"/>
             <w:vAlign w:val="center"/>
             <w:tcMar>
-              <w:top w:w="80" w:type="dxa"/>
-              <w:start w:w="70" w:type="dxa"/>
-              <w:bottom w:w="80" w:type="dxa"/>
-              <w:end w:w="70" w:type="dxa"/>
+              <w:top w:w="40" w:type="dxa"/>
+              <w:start w:w="45" w:type="dxa"/>
+              <w:bottom w:w="40" w:type="dxa"/>
+              <w:end w:w="45" w:type="dxa"/>
             </w:tcMar>
           </w:tcPr>
           <w:p>
             <w:pPr>
-              <w:spacing w:line="269" w:lineRule="auto" w:before="0" w:after="0"/>
+              <w:spacing w:line="247" w:lineRule="auto" w:before="0" w:after="0"/>
               <w:jc w:val="left"/>
             </w:pPr>
             <w:r/>
@@ -2140,15 +2139,15 @@
             <w:tcW w:type="dxa" w:w="1050"/>
             <w:vAlign w:val="center"/>
             <w:tcMar>
-              <w:top w:w="80" w:type="dxa"/>
-              <w:start w:w="70" w:type="dxa"/>
-              <w:bottom w:w="80" w:type="dxa"/>
-              <w:end w:w="70" w:type="dxa"/>
+              <w:top w:w="40" w:type="dxa"/>
+              <w:start w:w="45" w:type="dxa"/>
+              <w:bottom w:w="40" w:type="dxa"/>
+              <w:end w:w="45" w:type="dxa"/>
             </w:tcMar>
           </w:tcPr>
           <w:p>
             <w:pPr>
-              <w:spacing w:line="269" w:lineRule="auto" w:before="0" w:after="0"/>
+              <w:spacing w:line="247" w:lineRule="auto" w:before="0" w:after="0"/>
               <w:jc w:val="left"/>
             </w:pPr>
             <w:r/>
@@ -2159,15 +2158,15 @@
             <w:tcW w:type="dxa" w:w="4650"/>
             <w:vAlign w:val="center"/>
             <w:tcMar>
-              <w:top w:w="80" w:type="dxa"/>
-              <w:start w:w="70" w:type="dxa"/>
-              <w:bottom w:w="80" w:type="dxa"/>
-              <w:end w:w="70" w:type="dxa"/>
+              <w:top w:w="40" w:type="dxa"/>
+              <w:start w:w="45" w:type="dxa"/>
+              <w:bottom w:w="40" w:type="dxa"/>
+              <w:end w:w="45" w:type="dxa"/>
             </w:tcMar>
           </w:tcPr>
           <w:p>
             <w:pPr>
-              <w:spacing w:line="269" w:lineRule="auto" w:before="0" w:after="0"/>
+              <w:spacing w:line="247" w:lineRule="auto" w:before="0" w:after="0"/>
               <w:jc w:val="left"/>
             </w:pPr>
             <w:r/>
@@ -2194,15 +2193,15 @@
             <w:tcW w:type="dxa" w:w="3354"/>
             <w:vAlign w:val="center"/>
             <w:tcMar>
-              <w:top w:w="80" w:type="dxa"/>
-              <w:start w:w="70" w:type="dxa"/>
-              <w:bottom w:w="80" w:type="dxa"/>
-              <w:end w:w="70" w:type="dxa"/>
+              <w:top w:w="40" w:type="dxa"/>
+              <w:start w:w="45" w:type="dxa"/>
+              <w:bottom w:w="40" w:type="dxa"/>
+              <w:end w:w="45" w:type="dxa"/>
             </w:tcMar>
           </w:tcPr>
           <w:p>
             <w:pPr>
-              <w:spacing w:line="269" w:lineRule="auto" w:before="0" w:after="0"/>
+              <w:spacing w:line="247" w:lineRule="auto" w:before="0" w:after="0"/>
               <w:jc w:val="left"/>
             </w:pPr>
             <w:r/>
@@ -2223,15 +2222,15 @@
             <w:tcW w:type="dxa" w:w="1050"/>
             <w:vAlign w:val="center"/>
             <w:tcMar>
-              <w:top w:w="80" w:type="dxa"/>
-              <w:start w:w="70" w:type="dxa"/>
-              <w:bottom w:w="80" w:type="dxa"/>
-              <w:end w:w="70" w:type="dxa"/>
+              <w:top w:w="40" w:type="dxa"/>
+              <w:start w:w="45" w:type="dxa"/>
+              <w:bottom w:w="40" w:type="dxa"/>
+              <w:end w:w="45" w:type="dxa"/>
             </w:tcMar>
           </w:tcPr>
           <w:p>
             <w:pPr>
-              <w:spacing w:line="269" w:lineRule="auto" w:before="0" w:after="0"/>
+              <w:spacing w:line="247" w:lineRule="auto" w:before="0" w:after="0"/>
               <w:jc w:val="left"/>
             </w:pPr>
             <w:r/>
@@ -2242,15 +2241,15 @@
             <w:tcW w:type="dxa" w:w="4650"/>
             <w:vAlign w:val="center"/>
             <w:tcMar>
-              <w:top w:w="80" w:type="dxa"/>
-              <w:start w:w="70" w:type="dxa"/>
-              <w:bottom w:w="80" w:type="dxa"/>
-              <w:end w:w="70" w:type="dxa"/>
+              <w:top w:w="40" w:type="dxa"/>
+              <w:start w:w="45" w:type="dxa"/>
+              <w:bottom w:w="40" w:type="dxa"/>
+              <w:end w:w="45" w:type="dxa"/>
             </w:tcMar>
           </w:tcPr>
           <w:p>
             <w:pPr>
-              <w:spacing w:line="269" w:lineRule="auto" w:before="0" w:after="0"/>
+              <w:spacing w:line="247" w:lineRule="auto" w:before="0" w:after="0"/>
               <w:jc w:val="left"/>
             </w:pPr>
             <w:r/>
@@ -2277,15 +2276,15 @@
             <w:tcW w:type="dxa" w:w="3354"/>
             <w:vAlign w:val="center"/>
             <w:tcMar>
-              <w:top w:w="80" w:type="dxa"/>
-              <w:start w:w="70" w:type="dxa"/>
-              <w:bottom w:w="80" w:type="dxa"/>
-              <w:end w:w="70" w:type="dxa"/>
+              <w:top w:w="40" w:type="dxa"/>
+              <w:start w:w="45" w:type="dxa"/>
+              <w:bottom w:w="40" w:type="dxa"/>
+              <w:end w:w="45" w:type="dxa"/>
             </w:tcMar>
           </w:tcPr>
           <w:p>
             <w:pPr>
-              <w:spacing w:line="269" w:lineRule="auto" w:before="0" w:after="0"/>
+              <w:spacing w:line="247" w:lineRule="auto" w:before="0" w:after="0"/>
               <w:jc w:val="left"/>
             </w:pPr>
             <w:r/>
@@ -2306,15 +2305,15 @@
             <w:tcW w:type="dxa" w:w="1050"/>
             <w:vAlign w:val="center"/>
             <w:tcMar>
-              <w:top w:w="80" w:type="dxa"/>
-              <w:start w:w="70" w:type="dxa"/>
-              <w:bottom w:w="80" w:type="dxa"/>
-              <w:end w:w="70" w:type="dxa"/>
+              <w:top w:w="40" w:type="dxa"/>
+              <w:start w:w="45" w:type="dxa"/>
+              <w:bottom w:w="40" w:type="dxa"/>
+              <w:end w:w="45" w:type="dxa"/>
             </w:tcMar>
           </w:tcPr>
           <w:p>
             <w:pPr>
-              <w:spacing w:line="269" w:lineRule="auto" w:before="0" w:after="0"/>
+              <w:spacing w:line="247" w:lineRule="auto" w:before="0" w:after="0"/>
               <w:jc w:val="left"/>
             </w:pPr>
             <w:r/>
@@ -2325,15 +2324,15 @@
             <w:tcW w:type="dxa" w:w="4650"/>
             <w:vAlign w:val="center"/>
             <w:tcMar>
-              <w:top w:w="80" w:type="dxa"/>
-              <w:start w:w="70" w:type="dxa"/>
-              <w:bottom w:w="80" w:type="dxa"/>
-              <w:end w:w="70" w:type="dxa"/>
+              <w:top w:w="40" w:type="dxa"/>
+              <w:start w:w="45" w:type="dxa"/>
+              <w:bottom w:w="40" w:type="dxa"/>
+              <w:end w:w="45" w:type="dxa"/>
             </w:tcMar>
           </w:tcPr>
           <w:p>
             <w:pPr>
-              <w:spacing w:line="269" w:lineRule="auto" w:before="0" w:after="0"/>
+              <w:spacing w:line="247" w:lineRule="auto" w:before="0" w:after="0"/>
               <w:jc w:val="left"/>
             </w:pPr>
             <w:r/>
@@ -2360,15 +2359,15 @@
             <w:tcW w:type="dxa" w:w="3354"/>
             <w:vAlign w:val="center"/>
             <w:tcMar>
-              <w:top w:w="80" w:type="dxa"/>
-              <w:start w:w="70" w:type="dxa"/>
-              <w:bottom w:w="80" w:type="dxa"/>
-              <w:end w:w="70" w:type="dxa"/>
+              <w:top w:w="40" w:type="dxa"/>
+              <w:start w:w="45" w:type="dxa"/>
+              <w:bottom w:w="40" w:type="dxa"/>
+              <w:end w:w="45" w:type="dxa"/>
             </w:tcMar>
           </w:tcPr>
           <w:p>
             <w:pPr>
-              <w:spacing w:line="269" w:lineRule="auto" w:before="0" w:after="0"/>
+              <w:spacing w:line="247" w:lineRule="auto" w:before="0" w:after="0"/>
               <w:jc w:val="left"/>
             </w:pPr>
             <w:r/>
@@ -2378,7 +2377,7 @@
                 <w:b w:val="0"/>
                 <w:sz w:val="17"/>
               </w:rPr>
-              <w:t>通过综合网络方案报告和个人核验检验。</w:t>
+              <w:t>通过期末考核中的综合网络方案报告与个人核验检验。</w:t>
             </w:r>
           </w:p>
         </w:tc>
@@ -2389,15 +2388,15 @@
             <w:tcW w:type="dxa" w:w="1050"/>
             <w:vAlign w:val="center"/>
             <w:tcMar>
-              <w:top w:w="80" w:type="dxa"/>
-              <w:start w:w="70" w:type="dxa"/>
-              <w:bottom w:w="80" w:type="dxa"/>
-              <w:end w:w="70" w:type="dxa"/>
+              <w:top w:w="40" w:type="dxa"/>
+              <w:start w:w="45" w:type="dxa"/>
+              <w:bottom w:w="40" w:type="dxa"/>
+              <w:end w:w="45" w:type="dxa"/>
             </w:tcMar>
           </w:tcPr>
           <w:p>
             <w:pPr>
-              <w:spacing w:line="269" w:lineRule="auto" w:before="0" w:after="0"/>
+              <w:spacing w:line="247" w:lineRule="auto" w:before="0" w:after="0"/>
               <w:jc w:val="left"/>
             </w:pPr>
             <w:r/>
@@ -2416,15 +2415,15 @@
             <w:tcW w:type="dxa" w:w="4650"/>
             <w:vAlign w:val="center"/>
             <w:tcMar>
-              <w:top w:w="80" w:type="dxa"/>
-              <w:start w:w="70" w:type="dxa"/>
-              <w:bottom w:w="80" w:type="dxa"/>
-              <w:end w:w="70" w:type="dxa"/>
+              <w:top w:w="40" w:type="dxa"/>
+              <w:start w:w="45" w:type="dxa"/>
+              <w:bottom w:w="40" w:type="dxa"/>
+              <w:end w:w="45" w:type="dxa"/>
             </w:tcMar>
           </w:tcPr>
           <w:p>
             <w:pPr>
-              <w:spacing w:line="269" w:lineRule="auto" w:before="0" w:after="0"/>
+              <w:spacing w:line="247" w:lineRule="auto" w:before="0" w:after="0"/>
               <w:jc w:val="left"/>
             </w:pPr>
             <w:r/>
@@ -2451,15 +2450,15 @@
             <w:tcW w:type="dxa" w:w="3354"/>
             <w:vAlign w:val="center"/>
             <w:tcMar>
-              <w:top w:w="80" w:type="dxa"/>
-              <w:start w:w="70" w:type="dxa"/>
-              <w:bottom w:w="80" w:type="dxa"/>
-              <w:end w:w="70" w:type="dxa"/>
+              <w:top w:w="40" w:type="dxa"/>
+              <w:start w:w="45" w:type="dxa"/>
+              <w:bottom w:w="40" w:type="dxa"/>
+              <w:end w:w="45" w:type="dxa"/>
             </w:tcMar>
           </w:tcPr>
           <w:p>
             <w:pPr>
-              <w:spacing w:line="269" w:lineRule="auto" w:before="0" w:after="0"/>
+              <w:spacing w:line="247" w:lineRule="auto" w:before="0" w:after="0"/>
               <w:jc w:val="left"/>
             </w:pPr>
             <w:r/>
@@ -2480,15 +2479,15 @@
             <w:tcW w:type="dxa" w:w="1050"/>
             <w:vAlign w:val="center"/>
             <w:tcMar>
-              <w:top w:w="80" w:type="dxa"/>
-              <w:start w:w="70" w:type="dxa"/>
-              <w:bottom w:w="80" w:type="dxa"/>
-              <w:end w:w="70" w:type="dxa"/>
+              <w:top w:w="40" w:type="dxa"/>
+              <w:start w:w="45" w:type="dxa"/>
+              <w:bottom w:w="40" w:type="dxa"/>
+              <w:end w:w="45" w:type="dxa"/>
             </w:tcMar>
           </w:tcPr>
           <w:p>
             <w:pPr>
-              <w:spacing w:line="269" w:lineRule="auto" w:before="0" w:after="0"/>
+              <w:spacing w:line="247" w:lineRule="auto" w:before="0" w:after="0"/>
               <w:jc w:val="left"/>
             </w:pPr>
             <w:r/>
@@ -2499,15 +2498,15 @@
             <w:tcW w:type="dxa" w:w="4650"/>
             <w:vAlign w:val="center"/>
             <w:tcMar>
-              <w:top w:w="80" w:type="dxa"/>
-              <w:start w:w="70" w:type="dxa"/>
-              <w:bottom w:w="80" w:type="dxa"/>
-              <w:end w:w="70" w:type="dxa"/>
+              <w:top w:w="40" w:type="dxa"/>
+              <w:start w:w="45" w:type="dxa"/>
+              <w:bottom w:w="40" w:type="dxa"/>
+              <w:end w:w="45" w:type="dxa"/>
             </w:tcMar>
           </w:tcPr>
           <w:p>
             <w:pPr>
-              <w:spacing w:line="269" w:lineRule="auto" w:before="0" w:after="0"/>
+              <w:spacing w:line="247" w:lineRule="auto" w:before="0" w:after="0"/>
               <w:jc w:val="left"/>
             </w:pPr>
             <w:r/>
@@ -2534,15 +2533,15 @@
             <w:tcW w:type="dxa" w:w="3354"/>
             <w:vAlign w:val="center"/>
             <w:tcMar>
-              <w:top w:w="80" w:type="dxa"/>
-              <w:start w:w="70" w:type="dxa"/>
-              <w:bottom w:w="80" w:type="dxa"/>
-              <w:end w:w="70" w:type="dxa"/>
+              <w:top w:w="40" w:type="dxa"/>
+              <w:start w:w="45" w:type="dxa"/>
+              <w:bottom w:w="40" w:type="dxa"/>
+              <w:end w:w="45" w:type="dxa"/>
             </w:tcMar>
           </w:tcPr>
           <w:p>
             <w:pPr>
-              <w:spacing w:line="269" w:lineRule="auto" w:before="0" w:after="0"/>
+              <w:spacing w:line="247" w:lineRule="auto" w:before="0" w:after="0"/>
               <w:jc w:val="left"/>
             </w:pPr>
             <w:r/>
@@ -2563,15 +2562,15 @@
             <w:tcW w:type="dxa" w:w="1050"/>
             <w:vAlign w:val="center"/>
             <w:tcMar>
-              <w:top w:w="80" w:type="dxa"/>
-              <w:start w:w="70" w:type="dxa"/>
-              <w:bottom w:w="80" w:type="dxa"/>
-              <w:end w:w="70" w:type="dxa"/>
+              <w:top w:w="40" w:type="dxa"/>
+              <w:start w:w="45" w:type="dxa"/>
+              <w:bottom w:w="40" w:type="dxa"/>
+              <w:end w:w="45" w:type="dxa"/>
             </w:tcMar>
           </w:tcPr>
           <w:p>
             <w:pPr>
-              <w:spacing w:line="269" w:lineRule="auto" w:before="0" w:after="0"/>
+              <w:spacing w:line="247" w:lineRule="auto" w:before="0" w:after="0"/>
               <w:jc w:val="left"/>
             </w:pPr>
             <w:r/>
@@ -2582,15 +2581,15 @@
             <w:tcW w:type="dxa" w:w="4650"/>
             <w:vAlign w:val="center"/>
             <w:tcMar>
-              <w:top w:w="80" w:type="dxa"/>
-              <w:start w:w="70" w:type="dxa"/>
-              <w:bottom w:w="80" w:type="dxa"/>
-              <w:end w:w="70" w:type="dxa"/>
+              <w:top w:w="40" w:type="dxa"/>
+              <w:start w:w="45" w:type="dxa"/>
+              <w:bottom w:w="40" w:type="dxa"/>
+              <w:end w:w="45" w:type="dxa"/>
             </w:tcMar>
           </w:tcPr>
           <w:p>
             <w:pPr>
-              <w:spacing w:line="269" w:lineRule="auto" w:before="0" w:after="0"/>
+              <w:spacing w:line="247" w:lineRule="auto" w:before="0" w:after="0"/>
               <w:jc w:val="left"/>
             </w:pPr>
             <w:r/>
@@ -2617,15 +2616,15 @@
             <w:tcW w:type="dxa" w:w="3354"/>
             <w:vAlign w:val="center"/>
             <w:tcMar>
-              <w:top w:w="80" w:type="dxa"/>
-              <w:start w:w="70" w:type="dxa"/>
-              <w:bottom w:w="80" w:type="dxa"/>
-              <w:end w:w="70" w:type="dxa"/>
+              <w:top w:w="40" w:type="dxa"/>
+              <w:start w:w="45" w:type="dxa"/>
+              <w:bottom w:w="40" w:type="dxa"/>
+              <w:end w:w="45" w:type="dxa"/>
             </w:tcMar>
           </w:tcPr>
           <w:p>
             <w:pPr>
-              <w:spacing w:line="269" w:lineRule="auto" w:before="0" w:after="0"/>
+              <w:spacing w:line="247" w:lineRule="auto" w:before="0" w:after="0"/>
               <w:jc w:val="left"/>
             </w:pPr>
             <w:r/>
@@ -2646,15 +2645,15 @@
             <w:tcW w:type="dxa" w:w="1050"/>
             <w:vAlign w:val="center"/>
             <w:tcMar>
-              <w:top w:w="80" w:type="dxa"/>
-              <w:start w:w="70" w:type="dxa"/>
-              <w:bottom w:w="80" w:type="dxa"/>
-              <w:end w:w="70" w:type="dxa"/>
+              <w:top w:w="40" w:type="dxa"/>
+              <w:start w:w="45" w:type="dxa"/>
+              <w:bottom w:w="40" w:type="dxa"/>
+              <w:end w:w="45" w:type="dxa"/>
             </w:tcMar>
           </w:tcPr>
           <w:p>
             <w:pPr>
-              <w:spacing w:line="269" w:lineRule="auto" w:before="0" w:after="0"/>
+              <w:spacing w:line="247" w:lineRule="auto" w:before="0" w:after="0"/>
               <w:jc w:val="left"/>
             </w:pPr>
             <w:r/>
@@ -2665,15 +2664,15 @@
             <w:tcW w:type="dxa" w:w="4650"/>
             <w:vAlign w:val="center"/>
             <w:tcMar>
-              <w:top w:w="80" w:type="dxa"/>
-              <w:start w:w="70" w:type="dxa"/>
-              <w:bottom w:w="80" w:type="dxa"/>
-              <w:end w:w="70" w:type="dxa"/>
+              <w:top w:w="40" w:type="dxa"/>
+              <w:start w:w="45" w:type="dxa"/>
+              <w:bottom w:w="40" w:type="dxa"/>
+              <w:end w:w="45" w:type="dxa"/>
             </w:tcMar>
           </w:tcPr>
           <w:p>
             <w:pPr>
-              <w:spacing w:line="269" w:lineRule="auto" w:before="0" w:after="0"/>
+              <w:spacing w:line="247" w:lineRule="auto" w:before="0" w:after="0"/>
               <w:jc w:val="left"/>
             </w:pPr>
             <w:r/>
@@ -2700,15 +2699,15 @@
             <w:tcW w:type="dxa" w:w="3354"/>
             <w:vAlign w:val="center"/>
             <w:tcMar>
-              <w:top w:w="80" w:type="dxa"/>
-              <w:start w:w="70" w:type="dxa"/>
-              <w:bottom w:w="80" w:type="dxa"/>
-              <w:end w:w="70" w:type="dxa"/>
+              <w:top w:w="40" w:type="dxa"/>
+              <w:start w:w="45" w:type="dxa"/>
+              <w:bottom w:w="40" w:type="dxa"/>
+              <w:end w:w="45" w:type="dxa"/>
             </w:tcMar>
           </w:tcPr>
           <w:p>
             <w:pPr>
-              <w:spacing w:line="269" w:lineRule="auto" w:before="0" w:after="0"/>
+              <w:spacing w:line="247" w:lineRule="auto" w:before="0" w:after="0"/>
               <w:jc w:val="left"/>
             </w:pPr>
             <w:r/>
@@ -2729,15 +2728,15 @@
             <w:tcW w:type="dxa" w:w="1050"/>
             <w:vAlign w:val="center"/>
             <w:tcMar>
-              <w:top w:w="80" w:type="dxa"/>
-              <w:start w:w="70" w:type="dxa"/>
-              <w:bottom w:w="80" w:type="dxa"/>
-              <w:end w:w="70" w:type="dxa"/>
+              <w:top w:w="40" w:type="dxa"/>
+              <w:start w:w="45" w:type="dxa"/>
+              <w:bottom w:w="40" w:type="dxa"/>
+              <w:end w:w="45" w:type="dxa"/>
             </w:tcMar>
           </w:tcPr>
           <w:p>
             <w:pPr>
-              <w:spacing w:line="269" w:lineRule="auto" w:before="0" w:after="0"/>
+              <w:spacing w:line="247" w:lineRule="auto" w:before="0" w:after="0"/>
               <w:jc w:val="left"/>
             </w:pPr>
             <w:r/>
@@ -2748,15 +2747,15 @@
             <w:tcW w:type="dxa" w:w="4650"/>
             <w:vAlign w:val="center"/>
             <w:tcMar>
-              <w:top w:w="80" w:type="dxa"/>
-              <w:start w:w="70" w:type="dxa"/>
-              <w:bottom w:w="80" w:type="dxa"/>
-              <w:end w:w="70" w:type="dxa"/>
+              <w:top w:w="40" w:type="dxa"/>
+              <w:start w:w="45" w:type="dxa"/>
+              <w:bottom w:w="40" w:type="dxa"/>
+              <w:end w:w="45" w:type="dxa"/>
             </w:tcMar>
           </w:tcPr>
           <w:p>
             <w:pPr>
-              <w:spacing w:line="269" w:lineRule="auto" w:before="0" w:after="0"/>
+              <w:spacing w:line="247" w:lineRule="auto" w:before="0" w:after="0"/>
               <w:jc w:val="left"/>
             </w:pPr>
             <w:r/>
@@ -2783,15 +2782,15 @@
             <w:tcW w:type="dxa" w:w="3354"/>
             <w:vAlign w:val="center"/>
             <w:tcMar>
-              <w:top w:w="80" w:type="dxa"/>
-              <w:start w:w="70" w:type="dxa"/>
-              <w:bottom w:w="80" w:type="dxa"/>
-              <w:end w:w="70" w:type="dxa"/>
+              <w:top w:w="40" w:type="dxa"/>
+              <w:start w:w="45" w:type="dxa"/>
+              <w:bottom w:w="40" w:type="dxa"/>
+              <w:end w:w="45" w:type="dxa"/>
             </w:tcMar>
           </w:tcPr>
           <w:p>
             <w:pPr>
-              <w:spacing w:line="269" w:lineRule="auto" w:before="0" w:after="0"/>
+              <w:spacing w:line="247" w:lineRule="auto" w:before="0" w:after="0"/>
               <w:jc w:val="left"/>
             </w:pPr>
             <w:r/>
@@ -2812,15 +2811,15 @@
             <w:tcW w:type="dxa" w:w="1050"/>
             <w:vAlign w:val="center"/>
             <w:tcMar>
-              <w:top w:w="80" w:type="dxa"/>
-              <w:start w:w="70" w:type="dxa"/>
-              <w:bottom w:w="80" w:type="dxa"/>
-              <w:end w:w="70" w:type="dxa"/>
+              <w:top w:w="40" w:type="dxa"/>
+              <w:start w:w="45" w:type="dxa"/>
+              <w:bottom w:w="40" w:type="dxa"/>
+              <w:end w:w="45" w:type="dxa"/>
             </w:tcMar>
           </w:tcPr>
           <w:p>
             <w:pPr>
-              <w:spacing w:line="269" w:lineRule="auto" w:before="0" w:after="0"/>
+              <w:spacing w:line="247" w:lineRule="auto" w:before="0" w:after="0"/>
               <w:jc w:val="left"/>
             </w:pPr>
             <w:r/>
@@ -2831,15 +2830,15 @@
             <w:tcW w:type="dxa" w:w="4650"/>
             <w:vAlign w:val="center"/>
             <w:tcMar>
-              <w:top w:w="80" w:type="dxa"/>
-              <w:start w:w="70" w:type="dxa"/>
-              <w:bottom w:w="80" w:type="dxa"/>
-              <w:end w:w="70" w:type="dxa"/>
+              <w:top w:w="40" w:type="dxa"/>
+              <w:start w:w="45" w:type="dxa"/>
+              <w:bottom w:w="40" w:type="dxa"/>
+              <w:end w:w="45" w:type="dxa"/>
             </w:tcMar>
           </w:tcPr>
           <w:p>
             <w:pPr>
-              <w:spacing w:line="269" w:lineRule="auto" w:before="0" w:after="0"/>
+              <w:spacing w:line="247" w:lineRule="auto" w:before="0" w:after="0"/>
               <w:jc w:val="left"/>
             </w:pPr>
             <w:r/>
@@ -2866,15 +2865,15 @@
             <w:tcW w:type="dxa" w:w="3354"/>
             <w:vAlign w:val="center"/>
             <w:tcMar>
-              <w:top w:w="80" w:type="dxa"/>
-              <w:start w:w="70" w:type="dxa"/>
-              <w:bottom w:w="80" w:type="dxa"/>
-              <w:end w:w="70" w:type="dxa"/>
+              <w:top w:w="40" w:type="dxa"/>
+              <w:start w:w="45" w:type="dxa"/>
+              <w:bottom w:w="40" w:type="dxa"/>
+              <w:end w:w="45" w:type="dxa"/>
             </w:tcMar>
           </w:tcPr>
           <w:p>
             <w:pPr>
-              <w:spacing w:line="269" w:lineRule="auto" w:before="0" w:after="0"/>
+              <w:spacing w:line="247" w:lineRule="auto" w:before="0" w:after="0"/>
               <w:jc w:val="left"/>
             </w:pPr>
             <w:r/>
@@ -2935,16 +2934,16 @@
           <w:tcPr>
             <w:tcW w:type="dxa" w:w="1300"/>
             <w:tcMar>
-              <w:top w:w="80" w:type="dxa"/>
-              <w:start w:w="70" w:type="dxa"/>
-              <w:bottom w:w="80" w:type="dxa"/>
-              <w:end w:w="70" w:type="dxa"/>
+              <w:top w:w="40" w:type="dxa"/>
+              <w:start w:w="45" w:type="dxa"/>
+              <w:bottom w:w="40" w:type="dxa"/>
+              <w:end w:w="45" w:type="dxa"/>
             </w:tcMar>
             <w:vAlign w:val="center"/>
           </w:tcPr>
           <w:p>
             <w:pPr>
-              <w:spacing w:line="269" w:lineRule="auto" w:before="0" w:after="0"/>
+              <w:spacing w:line="247" w:lineRule="auto" w:before="0" w:after="0"/>
               <w:jc w:val="center"/>
             </w:pPr>
             <w:r/>
@@ -2962,16 +2961,16 @@
           <w:tcPr>
             <w:tcW w:type="dxa" w:w="1900"/>
             <w:tcMar>
-              <w:top w:w="80" w:type="dxa"/>
-              <w:start w:w="70" w:type="dxa"/>
-              <w:bottom w:w="80" w:type="dxa"/>
-              <w:end w:w="70" w:type="dxa"/>
+              <w:top w:w="40" w:type="dxa"/>
+              <w:start w:w="45" w:type="dxa"/>
+              <w:bottom w:w="40" w:type="dxa"/>
+              <w:end w:w="45" w:type="dxa"/>
             </w:tcMar>
             <w:vAlign w:val="center"/>
           </w:tcPr>
           <w:p>
             <w:pPr>
-              <w:spacing w:line="269" w:lineRule="auto" w:before="0" w:after="0"/>
+              <w:spacing w:line="247" w:lineRule="auto" w:before="0" w:after="0"/>
               <w:jc w:val="center"/>
             </w:pPr>
             <w:r/>
@@ -2989,16 +2988,16 @@
           <w:tcPr>
             <w:tcW w:type="dxa" w:w="600"/>
             <w:tcMar>
-              <w:top w:w="80" w:type="dxa"/>
-              <w:start w:w="70" w:type="dxa"/>
-              <w:bottom w:w="80" w:type="dxa"/>
-              <w:end w:w="70" w:type="dxa"/>
+              <w:top w:w="40" w:type="dxa"/>
+              <w:start w:w="45" w:type="dxa"/>
+              <w:bottom w:w="40" w:type="dxa"/>
+              <w:end w:w="45" w:type="dxa"/>
             </w:tcMar>
             <w:vAlign w:val="center"/>
           </w:tcPr>
           <w:p>
             <w:pPr>
-              <w:spacing w:line="269" w:lineRule="auto" w:before="0" w:after="0"/>
+              <w:spacing w:line="247" w:lineRule="auto" w:before="0" w:after="0"/>
               <w:jc w:val="center"/>
             </w:pPr>
             <w:r/>
@@ -3016,16 +3015,16 @@
           <w:tcPr>
             <w:tcW w:type="dxa" w:w="4000"/>
             <w:tcMar>
-              <w:top w:w="80" w:type="dxa"/>
-              <w:start w:w="70" w:type="dxa"/>
-              <w:bottom w:w="80" w:type="dxa"/>
-              <w:end w:w="70" w:type="dxa"/>
+              <w:top w:w="40" w:type="dxa"/>
+              <w:start w:w="45" w:type="dxa"/>
+              <w:bottom w:w="40" w:type="dxa"/>
+              <w:end w:w="45" w:type="dxa"/>
             </w:tcMar>
             <w:vAlign w:val="center"/>
           </w:tcPr>
           <w:p>
             <w:pPr>
-              <w:spacing w:line="269" w:lineRule="auto" w:before="0" w:after="0"/>
+              <w:spacing w:line="247" w:lineRule="auto" w:before="0" w:after="0"/>
               <w:jc w:val="center"/>
             </w:pPr>
             <w:r/>
@@ -3043,16 +3042,16 @@
           <w:tcPr>
             <w:tcW w:type="dxa" w:w="1254"/>
             <w:tcMar>
-              <w:top w:w="80" w:type="dxa"/>
-              <w:start w:w="70" w:type="dxa"/>
-              <w:bottom w:w="80" w:type="dxa"/>
-              <w:end w:w="70" w:type="dxa"/>
+              <w:top w:w="40" w:type="dxa"/>
+              <w:start w:w="45" w:type="dxa"/>
+              <w:bottom w:w="40" w:type="dxa"/>
+              <w:end w:w="45" w:type="dxa"/>
             </w:tcMar>
             <w:vAlign w:val="center"/>
           </w:tcPr>
           <w:p>
             <w:pPr>
-              <w:spacing w:line="269" w:lineRule="auto" w:before="0" w:after="0"/>
+              <w:spacing w:line="247" w:lineRule="auto" w:before="0" w:after="0"/>
               <w:jc w:val="center"/>
             </w:pPr>
             <w:r/>
@@ -3073,15 +3072,15 @@
             <w:tcW w:type="dxa" w:w="1300"/>
             <w:vAlign w:val="center"/>
             <w:tcMar>
-              <w:top w:w="80" w:type="dxa"/>
-              <w:start w:w="70" w:type="dxa"/>
-              <w:bottom w:w="80" w:type="dxa"/>
-              <w:end w:w="70" w:type="dxa"/>
+              <w:top w:w="40" w:type="dxa"/>
+              <w:start w:w="45" w:type="dxa"/>
+              <w:bottom w:w="40" w:type="dxa"/>
+              <w:end w:w="45" w:type="dxa"/>
             </w:tcMar>
           </w:tcPr>
           <w:p>
             <w:pPr>
-              <w:spacing w:line="269" w:lineRule="auto" w:before="0" w:after="0"/>
+              <w:spacing w:line="247" w:lineRule="auto" w:before="0" w:after="0"/>
               <w:jc w:val="left"/>
             </w:pPr>
             <w:r/>
@@ -3100,15 +3099,15 @@
             <w:tcW w:type="dxa" w:w="1900"/>
             <w:vAlign w:val="center"/>
             <w:tcMar>
-              <w:top w:w="80" w:type="dxa"/>
-              <w:start w:w="70" w:type="dxa"/>
-              <w:bottom w:w="80" w:type="dxa"/>
-              <w:end w:w="70" w:type="dxa"/>
+              <w:top w:w="40" w:type="dxa"/>
+              <w:start w:w="45" w:type="dxa"/>
+              <w:bottom w:w="40" w:type="dxa"/>
+              <w:end w:w="45" w:type="dxa"/>
             </w:tcMar>
           </w:tcPr>
           <w:p>
             <w:pPr>
-              <w:spacing w:line="269" w:lineRule="auto" w:before="0" w:after="0"/>
+              <w:spacing w:line="247" w:lineRule="auto" w:before="0" w:after="0"/>
               <w:jc w:val="left"/>
             </w:pPr>
             <w:r/>
@@ -3127,15 +3126,15 @@
             <w:tcW w:type="dxa" w:w="600"/>
             <w:vAlign w:val="center"/>
             <w:tcMar>
-              <w:top w:w="80" w:type="dxa"/>
-              <w:start w:w="70" w:type="dxa"/>
-              <w:bottom w:w="80" w:type="dxa"/>
-              <w:end w:w="70" w:type="dxa"/>
+              <w:top w:w="40" w:type="dxa"/>
+              <w:start w:w="45" w:type="dxa"/>
+              <w:bottom w:w="40" w:type="dxa"/>
+              <w:end w:w="45" w:type="dxa"/>
             </w:tcMar>
           </w:tcPr>
           <w:p>
             <w:pPr>
-              <w:spacing w:line="269" w:lineRule="auto" w:before="0" w:after="0"/>
+              <w:spacing w:line="247" w:lineRule="auto" w:before="0" w:after="0"/>
               <w:jc w:val="center"/>
             </w:pPr>
             <w:r/>
@@ -3154,15 +3153,15 @@
             <w:tcW w:type="dxa" w:w="4000"/>
             <w:vAlign w:val="center"/>
             <w:tcMar>
-              <w:top w:w="80" w:type="dxa"/>
-              <w:start w:w="70" w:type="dxa"/>
-              <w:bottom w:w="80" w:type="dxa"/>
-              <w:end w:w="70" w:type="dxa"/>
+              <w:top w:w="40" w:type="dxa"/>
+              <w:start w:w="45" w:type="dxa"/>
+              <w:bottom w:w="40" w:type="dxa"/>
+              <w:end w:w="45" w:type="dxa"/>
             </w:tcMar>
           </w:tcPr>
           <w:p>
             <w:pPr>
-              <w:spacing w:line="269" w:lineRule="auto" w:before="0" w:after="0"/>
+              <w:spacing w:line="247" w:lineRule="auto" w:before="0" w:after="0"/>
               <w:jc w:val="left"/>
             </w:pPr>
             <w:r/>
@@ -3185,7 +3184,7 @@
           </w:p>
           <w:p>
             <w:pPr>
-              <w:spacing w:line="269" w:lineRule="auto" w:before="0" w:after="0"/>
+              <w:spacing w:line="247" w:lineRule="auto" w:before="0" w:after="0"/>
               <w:jc w:val="left"/>
             </w:pPr>
             <w:r>
@@ -3199,7 +3198,7 @@
           </w:p>
           <w:p>
             <w:pPr>
-              <w:spacing w:line="269" w:lineRule="auto" w:before="0" w:after="0"/>
+              <w:spacing w:line="247" w:lineRule="auto" w:before="0" w:after="0"/>
               <w:jc w:val="left"/>
             </w:pPr>
             <w:r>
@@ -3213,7 +3212,7 @@
           </w:p>
           <w:p>
             <w:pPr>
-              <w:spacing w:line="269" w:lineRule="auto" w:before="0" w:after="0"/>
+              <w:spacing w:line="247" w:lineRule="auto" w:before="0" w:after="0"/>
               <w:jc w:val="left"/>
             </w:pPr>
             <w:r>
@@ -3227,7 +3226,7 @@
           </w:p>
           <w:p>
             <w:pPr>
-              <w:spacing w:line="269" w:lineRule="auto" w:before="0" w:after="0"/>
+              <w:spacing w:line="247" w:lineRule="auto" w:before="0" w:after="0"/>
               <w:jc w:val="left"/>
             </w:pPr>
             <w:r>
@@ -3241,7 +3240,7 @@
           </w:p>
           <w:p>
             <w:pPr>
-              <w:spacing w:line="269" w:lineRule="auto" w:before="0" w:after="0"/>
+              <w:spacing w:line="247" w:lineRule="auto" w:before="0" w:after="0"/>
               <w:jc w:val="left"/>
             </w:pPr>
             <w:r>
@@ -3267,15 +3266,15 @@
             <w:tcW w:type="dxa" w:w="1254"/>
             <w:vAlign w:val="center"/>
             <w:tcMar>
-              <w:top w:w="80" w:type="dxa"/>
-              <w:start w:w="70" w:type="dxa"/>
-              <w:bottom w:w="80" w:type="dxa"/>
-              <w:end w:w="70" w:type="dxa"/>
+              <w:top w:w="40" w:type="dxa"/>
+              <w:start w:w="45" w:type="dxa"/>
+              <w:bottom w:w="40" w:type="dxa"/>
+              <w:end w:w="45" w:type="dxa"/>
             </w:tcMar>
           </w:tcPr>
           <w:p>
             <w:pPr>
-              <w:spacing w:line="269" w:lineRule="auto" w:before="0" w:after="0"/>
+              <w:spacing w:line="247" w:lineRule="auto" w:before="0" w:after="0"/>
               <w:jc w:val="left"/>
             </w:pPr>
             <w:r/>
@@ -3296,15 +3295,15 @@
             <w:tcW w:type="dxa" w:w="1300"/>
             <w:vAlign w:val="center"/>
             <w:tcMar>
-              <w:top w:w="80" w:type="dxa"/>
-              <w:start w:w="70" w:type="dxa"/>
-              <w:bottom w:w="80" w:type="dxa"/>
-              <w:end w:w="70" w:type="dxa"/>
+              <w:top w:w="40" w:type="dxa"/>
+              <w:start w:w="45" w:type="dxa"/>
+              <w:bottom w:w="40" w:type="dxa"/>
+              <w:end w:w="45" w:type="dxa"/>
             </w:tcMar>
           </w:tcPr>
           <w:p>
             <w:pPr>
-              <w:spacing w:line="269" w:lineRule="auto" w:before="0" w:after="0"/>
+              <w:spacing w:line="247" w:lineRule="auto" w:before="0" w:after="0"/>
               <w:jc w:val="left"/>
             </w:pPr>
             <w:r/>
@@ -3323,15 +3322,15 @@
             <w:tcW w:type="dxa" w:w="1900"/>
             <w:vAlign w:val="center"/>
             <w:tcMar>
-              <w:top w:w="80" w:type="dxa"/>
-              <w:start w:w="70" w:type="dxa"/>
-              <w:bottom w:w="80" w:type="dxa"/>
-              <w:end w:w="70" w:type="dxa"/>
+              <w:top w:w="40" w:type="dxa"/>
+              <w:start w:w="45" w:type="dxa"/>
+              <w:bottom w:w="40" w:type="dxa"/>
+              <w:end w:w="45" w:type="dxa"/>
             </w:tcMar>
           </w:tcPr>
           <w:p>
             <w:pPr>
-              <w:spacing w:line="269" w:lineRule="auto" w:before="0" w:after="0"/>
+              <w:spacing w:line="247" w:lineRule="auto" w:before="0" w:after="0"/>
               <w:jc w:val="left"/>
             </w:pPr>
             <w:r/>
@@ -3350,15 +3349,15 @@
             <w:tcW w:type="dxa" w:w="600"/>
             <w:vAlign w:val="center"/>
             <w:tcMar>
-              <w:top w:w="80" w:type="dxa"/>
-              <w:start w:w="70" w:type="dxa"/>
-              <w:bottom w:w="80" w:type="dxa"/>
-              <w:end w:w="70" w:type="dxa"/>
+              <w:top w:w="40" w:type="dxa"/>
+              <w:start w:w="45" w:type="dxa"/>
+              <w:bottom w:w="40" w:type="dxa"/>
+              <w:end w:w="45" w:type="dxa"/>
             </w:tcMar>
           </w:tcPr>
           <w:p>
             <w:pPr>
-              <w:spacing w:line="269" w:lineRule="auto" w:before="0" w:after="0"/>
+              <w:spacing w:line="247" w:lineRule="auto" w:before="0" w:after="0"/>
               <w:jc w:val="center"/>
             </w:pPr>
             <w:r/>
@@ -3377,15 +3376,15 @@
             <w:tcW w:type="dxa" w:w="4000"/>
             <w:vAlign w:val="center"/>
             <w:tcMar>
-              <w:top w:w="80" w:type="dxa"/>
-              <w:start w:w="70" w:type="dxa"/>
-              <w:bottom w:w="80" w:type="dxa"/>
-              <w:end w:w="70" w:type="dxa"/>
+              <w:top w:w="40" w:type="dxa"/>
+              <w:start w:w="45" w:type="dxa"/>
+              <w:bottom w:w="40" w:type="dxa"/>
+              <w:end w:w="45" w:type="dxa"/>
             </w:tcMar>
           </w:tcPr>
           <w:p>
             <w:pPr>
-              <w:spacing w:line="269" w:lineRule="auto" w:before="0" w:after="0"/>
+              <w:spacing w:line="247" w:lineRule="auto" w:before="0" w:after="0"/>
               <w:jc w:val="left"/>
             </w:pPr>
             <w:r/>
@@ -3408,7 +3407,7 @@
           </w:p>
           <w:p>
             <w:pPr>
-              <w:spacing w:line="269" w:lineRule="auto" w:before="0" w:after="0"/>
+              <w:spacing w:line="247" w:lineRule="auto" w:before="0" w:after="0"/>
               <w:jc w:val="left"/>
             </w:pPr>
             <w:r>
@@ -3422,7 +3421,7 @@
           </w:p>
           <w:p>
             <w:pPr>
-              <w:spacing w:line="269" w:lineRule="auto" w:before="0" w:after="0"/>
+              <w:spacing w:line="247" w:lineRule="auto" w:before="0" w:after="0"/>
               <w:jc w:val="left"/>
             </w:pPr>
             <w:r>
@@ -3436,7 +3435,7 @@
           </w:p>
           <w:p>
             <w:pPr>
-              <w:spacing w:line="269" w:lineRule="auto" w:before="0" w:after="0"/>
+              <w:spacing w:line="247" w:lineRule="auto" w:before="0" w:after="0"/>
               <w:jc w:val="left"/>
             </w:pPr>
             <w:r>
@@ -3450,7 +3449,7 @@
           </w:p>
           <w:p>
             <w:pPr>
-              <w:spacing w:line="269" w:lineRule="auto" w:before="0" w:after="0"/>
+              <w:spacing w:line="247" w:lineRule="auto" w:before="0" w:after="0"/>
               <w:jc w:val="left"/>
             </w:pPr>
             <w:r>
@@ -3464,7 +3463,7 @@
           </w:p>
           <w:p>
             <w:pPr>
-              <w:spacing w:line="269" w:lineRule="auto" w:before="0" w:after="0"/>
+              <w:spacing w:line="247" w:lineRule="auto" w:before="0" w:after="0"/>
               <w:jc w:val="left"/>
             </w:pPr>
             <w:r>
@@ -3490,15 +3489,15 @@
             <w:tcW w:type="dxa" w:w="1254"/>
             <w:vAlign w:val="center"/>
             <w:tcMar>
-              <w:top w:w="80" w:type="dxa"/>
-              <w:start w:w="70" w:type="dxa"/>
-              <w:bottom w:w="80" w:type="dxa"/>
-              <w:end w:w="70" w:type="dxa"/>
+              <w:top w:w="40" w:type="dxa"/>
+              <w:start w:w="45" w:type="dxa"/>
+              <w:bottom w:w="40" w:type="dxa"/>
+              <w:end w:w="45" w:type="dxa"/>
             </w:tcMar>
           </w:tcPr>
           <w:p>
             <w:pPr>
-              <w:spacing w:line="269" w:lineRule="auto" w:before="0" w:after="0"/>
+              <w:spacing w:line="247" w:lineRule="auto" w:before="0" w:after="0"/>
               <w:jc w:val="left"/>
             </w:pPr>
             <w:r/>
@@ -3519,15 +3518,15 @@
             <w:tcW w:type="dxa" w:w="1300"/>
             <w:vAlign w:val="center"/>
             <w:tcMar>
-              <w:top w:w="80" w:type="dxa"/>
-              <w:start w:w="70" w:type="dxa"/>
-              <w:bottom w:w="80" w:type="dxa"/>
-              <w:end w:w="70" w:type="dxa"/>
+              <w:top w:w="40" w:type="dxa"/>
+              <w:start w:w="45" w:type="dxa"/>
+              <w:bottom w:w="40" w:type="dxa"/>
+              <w:end w:w="45" w:type="dxa"/>
             </w:tcMar>
           </w:tcPr>
           <w:p>
             <w:pPr>
-              <w:spacing w:line="269" w:lineRule="auto" w:before="0" w:after="0"/>
+              <w:spacing w:line="247" w:lineRule="auto" w:before="0" w:after="0"/>
               <w:jc w:val="left"/>
             </w:pPr>
             <w:r/>
@@ -3546,15 +3545,15 @@
             <w:tcW w:type="dxa" w:w="1900"/>
             <w:vAlign w:val="center"/>
             <w:tcMar>
-              <w:top w:w="80" w:type="dxa"/>
-              <w:start w:w="70" w:type="dxa"/>
-              <w:bottom w:w="80" w:type="dxa"/>
-              <w:end w:w="70" w:type="dxa"/>
+              <w:top w:w="40" w:type="dxa"/>
+              <w:start w:w="45" w:type="dxa"/>
+              <w:bottom w:w="40" w:type="dxa"/>
+              <w:end w:w="45" w:type="dxa"/>
             </w:tcMar>
           </w:tcPr>
           <w:p>
             <w:pPr>
-              <w:spacing w:line="269" w:lineRule="auto" w:before="0" w:after="0"/>
+              <w:spacing w:line="247" w:lineRule="auto" w:before="0" w:after="0"/>
               <w:jc w:val="left"/>
             </w:pPr>
             <w:r/>
@@ -3573,15 +3572,15 @@
             <w:tcW w:type="dxa" w:w="600"/>
             <w:vAlign w:val="center"/>
             <w:tcMar>
-              <w:top w:w="80" w:type="dxa"/>
-              <w:start w:w="70" w:type="dxa"/>
-              <w:bottom w:w="80" w:type="dxa"/>
-              <w:end w:w="70" w:type="dxa"/>
+              <w:top w:w="40" w:type="dxa"/>
+              <w:start w:w="45" w:type="dxa"/>
+              <w:bottom w:w="40" w:type="dxa"/>
+              <w:end w:w="45" w:type="dxa"/>
             </w:tcMar>
           </w:tcPr>
           <w:p>
             <w:pPr>
-              <w:spacing w:line="269" w:lineRule="auto" w:before="0" w:after="0"/>
+              <w:spacing w:line="247" w:lineRule="auto" w:before="0" w:after="0"/>
               <w:jc w:val="center"/>
             </w:pPr>
             <w:r/>
@@ -3600,15 +3599,15 @@
             <w:tcW w:type="dxa" w:w="4000"/>
             <w:vAlign w:val="center"/>
             <w:tcMar>
-              <w:top w:w="80" w:type="dxa"/>
-              <w:start w:w="70" w:type="dxa"/>
-              <w:bottom w:w="80" w:type="dxa"/>
-              <w:end w:w="70" w:type="dxa"/>
+              <w:top w:w="40" w:type="dxa"/>
+              <w:start w:w="45" w:type="dxa"/>
+              <w:bottom w:w="40" w:type="dxa"/>
+              <w:end w:w="45" w:type="dxa"/>
             </w:tcMar>
           </w:tcPr>
           <w:p>
             <w:pPr>
-              <w:spacing w:line="269" w:lineRule="auto" w:before="0" w:after="0"/>
+              <w:spacing w:line="247" w:lineRule="auto" w:before="0" w:after="0"/>
               <w:jc w:val="left"/>
             </w:pPr>
             <w:r/>
@@ -3631,7 +3630,7 @@
           </w:p>
           <w:p>
             <w:pPr>
-              <w:spacing w:line="269" w:lineRule="auto" w:before="0" w:after="0"/>
+              <w:spacing w:line="247" w:lineRule="auto" w:before="0" w:after="0"/>
               <w:jc w:val="left"/>
             </w:pPr>
             <w:r>
@@ -3645,7 +3644,7 @@
           </w:p>
           <w:p>
             <w:pPr>
-              <w:spacing w:line="269" w:lineRule="auto" w:before="0" w:after="0"/>
+              <w:spacing w:line="247" w:lineRule="auto" w:before="0" w:after="0"/>
               <w:jc w:val="left"/>
             </w:pPr>
             <w:r>
@@ -3659,7 +3658,7 @@
           </w:p>
           <w:p>
             <w:pPr>
-              <w:spacing w:line="269" w:lineRule="auto" w:before="0" w:after="0"/>
+              <w:spacing w:line="247" w:lineRule="auto" w:before="0" w:after="0"/>
               <w:jc w:val="left"/>
             </w:pPr>
             <w:r>
@@ -3673,7 +3672,7 @@
           </w:p>
           <w:p>
             <w:pPr>
-              <w:spacing w:line="269" w:lineRule="auto" w:before="0" w:after="0"/>
+              <w:spacing w:line="247" w:lineRule="auto" w:before="0" w:after="0"/>
               <w:jc w:val="left"/>
             </w:pPr>
             <w:r>
@@ -3687,7 +3686,7 @@
           </w:p>
           <w:p>
             <w:pPr>
-              <w:spacing w:line="269" w:lineRule="auto" w:before="0" w:after="0"/>
+              <w:spacing w:line="247" w:lineRule="auto" w:before="0" w:after="0"/>
               <w:jc w:val="left"/>
             </w:pPr>
             <w:r>
@@ -3713,15 +3712,15 @@
             <w:tcW w:type="dxa" w:w="1254"/>
             <w:vAlign w:val="center"/>
             <w:tcMar>
-              <w:top w:w="80" w:type="dxa"/>
-              <w:start w:w="70" w:type="dxa"/>
-              <w:bottom w:w="80" w:type="dxa"/>
-              <w:end w:w="70" w:type="dxa"/>
+              <w:top w:w="40" w:type="dxa"/>
+              <w:start w:w="45" w:type="dxa"/>
+              <w:bottom w:w="40" w:type="dxa"/>
+              <w:end w:w="45" w:type="dxa"/>
             </w:tcMar>
           </w:tcPr>
           <w:p>
             <w:pPr>
-              <w:spacing w:line="269" w:lineRule="auto" w:before="0" w:after="0"/>
+              <w:spacing w:line="247" w:lineRule="auto" w:before="0" w:after="0"/>
               <w:jc w:val="left"/>
             </w:pPr>
             <w:r/>
@@ -3742,15 +3741,15 @@
             <w:tcW w:type="dxa" w:w="1300"/>
             <w:vAlign w:val="center"/>
             <w:tcMar>
-              <w:top w:w="80" w:type="dxa"/>
-              <w:start w:w="70" w:type="dxa"/>
-              <w:bottom w:w="80" w:type="dxa"/>
-              <w:end w:w="70" w:type="dxa"/>
+              <w:top w:w="40" w:type="dxa"/>
+              <w:start w:w="45" w:type="dxa"/>
+              <w:bottom w:w="40" w:type="dxa"/>
+              <w:end w:w="45" w:type="dxa"/>
             </w:tcMar>
           </w:tcPr>
           <w:p>
             <w:pPr>
-              <w:spacing w:line="269" w:lineRule="auto" w:before="0" w:after="0"/>
+              <w:spacing w:line="247" w:lineRule="auto" w:before="0" w:after="0"/>
               <w:jc w:val="left"/>
             </w:pPr>
             <w:r/>
@@ -3769,15 +3768,15 @@
             <w:tcW w:type="dxa" w:w="1900"/>
             <w:vAlign w:val="center"/>
             <w:tcMar>
-              <w:top w:w="80" w:type="dxa"/>
-              <w:start w:w="70" w:type="dxa"/>
-              <w:bottom w:w="80" w:type="dxa"/>
-              <w:end w:w="70" w:type="dxa"/>
+              <w:top w:w="40" w:type="dxa"/>
+              <w:start w:w="45" w:type="dxa"/>
+              <w:bottom w:w="40" w:type="dxa"/>
+              <w:end w:w="45" w:type="dxa"/>
             </w:tcMar>
           </w:tcPr>
           <w:p>
             <w:pPr>
-              <w:spacing w:line="269" w:lineRule="auto" w:before="0" w:after="0"/>
+              <w:spacing w:line="247" w:lineRule="auto" w:before="0" w:after="0"/>
               <w:jc w:val="left"/>
             </w:pPr>
             <w:r/>
@@ -3796,15 +3795,15 @@
             <w:tcW w:type="dxa" w:w="600"/>
             <w:vAlign w:val="center"/>
             <w:tcMar>
-              <w:top w:w="80" w:type="dxa"/>
-              <w:start w:w="70" w:type="dxa"/>
-              <w:bottom w:w="80" w:type="dxa"/>
-              <w:end w:w="70" w:type="dxa"/>
+              <w:top w:w="40" w:type="dxa"/>
+              <w:start w:w="45" w:type="dxa"/>
+              <w:bottom w:w="40" w:type="dxa"/>
+              <w:end w:w="45" w:type="dxa"/>
             </w:tcMar>
           </w:tcPr>
           <w:p>
             <w:pPr>
-              <w:spacing w:line="269" w:lineRule="auto" w:before="0" w:after="0"/>
+              <w:spacing w:line="247" w:lineRule="auto" w:before="0" w:after="0"/>
               <w:jc w:val="center"/>
             </w:pPr>
             <w:r/>
@@ -3823,15 +3822,15 @@
             <w:tcW w:type="dxa" w:w="4000"/>
             <w:vAlign w:val="center"/>
             <w:tcMar>
-              <w:top w:w="80" w:type="dxa"/>
-              <w:start w:w="70" w:type="dxa"/>
-              <w:bottom w:w="80" w:type="dxa"/>
-              <w:end w:w="70" w:type="dxa"/>
+              <w:top w:w="40" w:type="dxa"/>
+              <w:start w:w="45" w:type="dxa"/>
+              <w:bottom w:w="40" w:type="dxa"/>
+              <w:end w:w="45" w:type="dxa"/>
             </w:tcMar>
           </w:tcPr>
           <w:p>
             <w:pPr>
-              <w:spacing w:line="269" w:lineRule="auto" w:before="0" w:after="0"/>
+              <w:spacing w:line="247" w:lineRule="auto" w:before="0" w:after="0"/>
               <w:jc w:val="left"/>
             </w:pPr>
             <w:r/>
@@ -3854,7 +3853,7 @@
           </w:p>
           <w:p>
             <w:pPr>
-              <w:spacing w:line="269" w:lineRule="auto" w:before="0" w:after="0"/>
+              <w:spacing w:line="247" w:lineRule="auto" w:before="0" w:after="0"/>
               <w:jc w:val="left"/>
             </w:pPr>
             <w:r>
@@ -3868,7 +3867,7 @@
           </w:p>
           <w:p>
             <w:pPr>
-              <w:spacing w:line="269" w:lineRule="auto" w:before="0" w:after="0"/>
+              <w:spacing w:line="247" w:lineRule="auto" w:before="0" w:after="0"/>
               <w:jc w:val="left"/>
             </w:pPr>
             <w:r>
@@ -3882,7 +3881,7 @@
           </w:p>
           <w:p>
             <w:pPr>
-              <w:spacing w:line="269" w:lineRule="auto" w:before="0" w:after="0"/>
+              <w:spacing w:line="247" w:lineRule="auto" w:before="0" w:after="0"/>
               <w:jc w:val="left"/>
             </w:pPr>
             <w:r>
@@ -3896,7 +3895,7 @@
           </w:p>
           <w:p>
             <w:pPr>
-              <w:spacing w:line="269" w:lineRule="auto" w:before="0" w:after="0"/>
+              <w:spacing w:line="247" w:lineRule="auto" w:before="0" w:after="0"/>
               <w:jc w:val="left"/>
             </w:pPr>
             <w:r>
@@ -3910,7 +3909,7 @@
           </w:p>
           <w:p>
             <w:pPr>
-              <w:spacing w:line="269" w:lineRule="auto" w:before="0" w:after="0"/>
+              <w:spacing w:line="247" w:lineRule="auto" w:before="0" w:after="0"/>
               <w:jc w:val="left"/>
             </w:pPr>
             <w:r>
@@ -3936,15 +3935,15 @@
             <w:tcW w:type="dxa" w:w="1254"/>
             <w:vAlign w:val="center"/>
             <w:tcMar>
-              <w:top w:w="80" w:type="dxa"/>
-              <w:start w:w="70" w:type="dxa"/>
-              <w:bottom w:w="80" w:type="dxa"/>
-              <w:end w:w="70" w:type="dxa"/>
+              <w:top w:w="40" w:type="dxa"/>
+              <w:start w:w="45" w:type="dxa"/>
+              <w:bottom w:w="40" w:type="dxa"/>
+              <w:end w:w="45" w:type="dxa"/>
             </w:tcMar>
           </w:tcPr>
           <w:p>
             <w:pPr>
-              <w:spacing w:line="269" w:lineRule="auto" w:before="0" w:after="0"/>
+              <w:spacing w:line="247" w:lineRule="auto" w:before="0" w:after="0"/>
               <w:jc w:val="left"/>
             </w:pPr>
             <w:r/>
@@ -3965,15 +3964,15 @@
             <w:tcW w:type="dxa" w:w="1300"/>
             <w:vAlign w:val="center"/>
             <w:tcMar>
-              <w:top w:w="80" w:type="dxa"/>
-              <w:start w:w="70" w:type="dxa"/>
-              <w:bottom w:w="80" w:type="dxa"/>
-              <w:end w:w="70" w:type="dxa"/>
+              <w:top w:w="40" w:type="dxa"/>
+              <w:start w:w="45" w:type="dxa"/>
+              <w:bottom w:w="40" w:type="dxa"/>
+              <w:end w:w="45" w:type="dxa"/>
             </w:tcMar>
           </w:tcPr>
           <w:p>
             <w:pPr>
-              <w:spacing w:line="269" w:lineRule="auto" w:before="0" w:after="0"/>
+              <w:spacing w:line="247" w:lineRule="auto" w:before="0" w:after="0"/>
               <w:jc w:val="left"/>
             </w:pPr>
             <w:r/>
@@ -3992,15 +3991,15 @@
             <w:tcW w:type="dxa" w:w="1900"/>
             <w:vAlign w:val="center"/>
             <w:tcMar>
-              <w:top w:w="80" w:type="dxa"/>
-              <w:start w:w="70" w:type="dxa"/>
-              <w:bottom w:w="80" w:type="dxa"/>
-              <w:end w:w="70" w:type="dxa"/>
+              <w:top w:w="40" w:type="dxa"/>
+              <w:start w:w="45" w:type="dxa"/>
+              <w:bottom w:w="40" w:type="dxa"/>
+              <w:end w:w="45" w:type="dxa"/>
             </w:tcMar>
           </w:tcPr>
           <w:p>
             <w:pPr>
-              <w:spacing w:line="269" w:lineRule="auto" w:before="0" w:after="0"/>
+              <w:spacing w:line="247" w:lineRule="auto" w:before="0" w:after="0"/>
               <w:jc w:val="left"/>
             </w:pPr>
             <w:r/>
@@ -4019,15 +4018,15 @@
             <w:tcW w:type="dxa" w:w="600"/>
             <w:vAlign w:val="center"/>
             <w:tcMar>
-              <w:top w:w="80" w:type="dxa"/>
-              <w:start w:w="70" w:type="dxa"/>
-              <w:bottom w:w="80" w:type="dxa"/>
-              <w:end w:w="70" w:type="dxa"/>
+              <w:top w:w="40" w:type="dxa"/>
+              <w:start w:w="45" w:type="dxa"/>
+              <w:bottom w:w="40" w:type="dxa"/>
+              <w:end w:w="45" w:type="dxa"/>
             </w:tcMar>
           </w:tcPr>
           <w:p>
             <w:pPr>
-              <w:spacing w:line="269" w:lineRule="auto" w:before="0" w:after="0"/>
+              <w:spacing w:line="247" w:lineRule="auto" w:before="0" w:after="0"/>
               <w:jc w:val="center"/>
             </w:pPr>
             <w:r/>
@@ -4046,15 +4045,15 @@
             <w:tcW w:type="dxa" w:w="4000"/>
             <w:vAlign w:val="center"/>
             <w:tcMar>
-              <w:top w:w="80" w:type="dxa"/>
-              <w:start w:w="70" w:type="dxa"/>
-              <w:bottom w:w="80" w:type="dxa"/>
-              <w:end w:w="70" w:type="dxa"/>
+              <w:top w:w="40" w:type="dxa"/>
+              <w:start w:w="45" w:type="dxa"/>
+              <w:bottom w:w="40" w:type="dxa"/>
+              <w:end w:w="45" w:type="dxa"/>
             </w:tcMar>
           </w:tcPr>
           <w:p>
             <w:pPr>
-              <w:spacing w:line="269" w:lineRule="auto" w:before="0" w:after="0"/>
+              <w:spacing w:line="247" w:lineRule="auto" w:before="0" w:after="0"/>
               <w:jc w:val="left"/>
             </w:pPr>
             <w:r/>
@@ -4077,7 +4076,7 @@
           </w:p>
           <w:p>
             <w:pPr>
-              <w:spacing w:line="269" w:lineRule="auto" w:before="0" w:after="0"/>
+              <w:spacing w:line="247" w:lineRule="auto" w:before="0" w:after="0"/>
               <w:jc w:val="left"/>
             </w:pPr>
             <w:r>
@@ -4091,7 +4090,7 @@
           </w:p>
           <w:p>
             <w:pPr>
-              <w:spacing w:line="269" w:lineRule="auto" w:before="0" w:after="0"/>
+              <w:spacing w:line="247" w:lineRule="auto" w:before="0" w:after="0"/>
               <w:jc w:val="left"/>
             </w:pPr>
             <w:r>
@@ -4105,7 +4104,7 @@
           </w:p>
           <w:p>
             <w:pPr>
-              <w:spacing w:line="269" w:lineRule="auto" w:before="0" w:after="0"/>
+              <w:spacing w:line="247" w:lineRule="auto" w:before="0" w:after="0"/>
               <w:jc w:val="left"/>
             </w:pPr>
             <w:r>
@@ -4119,7 +4118,7 @@
           </w:p>
           <w:p>
             <w:pPr>
-              <w:spacing w:line="269" w:lineRule="auto" w:before="0" w:after="0"/>
+              <w:spacing w:line="247" w:lineRule="auto" w:before="0" w:after="0"/>
               <w:jc w:val="left"/>
             </w:pPr>
             <w:r>
@@ -4133,7 +4132,7 @@
           </w:p>
           <w:p>
             <w:pPr>
-              <w:spacing w:line="269" w:lineRule="auto" w:before="0" w:after="0"/>
+              <w:spacing w:line="247" w:lineRule="auto" w:before="0" w:after="0"/>
               <w:jc w:val="left"/>
             </w:pPr>
             <w:r>
@@ -4159,15 +4158,15 @@
             <w:tcW w:type="dxa" w:w="1254"/>
             <w:vAlign w:val="center"/>
             <w:tcMar>
-              <w:top w:w="80" w:type="dxa"/>
-              <w:start w:w="70" w:type="dxa"/>
-              <w:bottom w:w="80" w:type="dxa"/>
-              <w:end w:w="70" w:type="dxa"/>
+              <w:top w:w="40" w:type="dxa"/>
+              <w:start w:w="45" w:type="dxa"/>
+              <w:bottom w:w="40" w:type="dxa"/>
+              <w:end w:w="45" w:type="dxa"/>
             </w:tcMar>
           </w:tcPr>
           <w:p>
             <w:pPr>
-              <w:spacing w:line="269" w:lineRule="auto" w:before="0" w:after="0"/>
+              <w:spacing w:line="247" w:lineRule="auto" w:before="0" w:after="0"/>
               <w:jc w:val="left"/>
             </w:pPr>
             <w:r/>
@@ -4188,15 +4187,15 @@
             <w:tcW w:type="dxa" w:w="1300"/>
             <w:vAlign w:val="center"/>
             <w:tcMar>
-              <w:top w:w="80" w:type="dxa"/>
-              <w:start w:w="70" w:type="dxa"/>
-              <w:bottom w:w="80" w:type="dxa"/>
-              <w:end w:w="70" w:type="dxa"/>
+              <w:top w:w="40" w:type="dxa"/>
+              <w:start w:w="45" w:type="dxa"/>
+              <w:bottom w:w="40" w:type="dxa"/>
+              <w:end w:w="45" w:type="dxa"/>
             </w:tcMar>
           </w:tcPr>
           <w:p>
             <w:pPr>
-              <w:spacing w:line="269" w:lineRule="auto" w:before="0" w:after="0"/>
+              <w:spacing w:line="247" w:lineRule="auto" w:before="0" w:after="0"/>
               <w:jc w:val="left"/>
             </w:pPr>
             <w:r/>
@@ -4215,15 +4214,15 @@
             <w:tcW w:type="dxa" w:w="1900"/>
             <w:vAlign w:val="center"/>
             <w:tcMar>
-              <w:top w:w="80" w:type="dxa"/>
-              <w:start w:w="70" w:type="dxa"/>
-              <w:bottom w:w="80" w:type="dxa"/>
-              <w:end w:w="70" w:type="dxa"/>
+              <w:top w:w="40" w:type="dxa"/>
+              <w:start w:w="45" w:type="dxa"/>
+              <w:bottom w:w="40" w:type="dxa"/>
+              <w:end w:w="45" w:type="dxa"/>
             </w:tcMar>
           </w:tcPr>
           <w:p>
             <w:pPr>
-              <w:spacing w:line="269" w:lineRule="auto" w:before="0" w:after="0"/>
+              <w:spacing w:line="247" w:lineRule="auto" w:before="0" w:after="0"/>
               <w:jc w:val="left"/>
             </w:pPr>
             <w:r/>
@@ -4242,15 +4241,15 @@
             <w:tcW w:type="dxa" w:w="600"/>
             <w:vAlign w:val="center"/>
             <w:tcMar>
-              <w:top w:w="80" w:type="dxa"/>
-              <w:start w:w="70" w:type="dxa"/>
-              <w:bottom w:w="80" w:type="dxa"/>
-              <w:end w:w="70" w:type="dxa"/>
+              <w:top w:w="40" w:type="dxa"/>
+              <w:start w:w="45" w:type="dxa"/>
+              <w:bottom w:w="40" w:type="dxa"/>
+              <w:end w:w="45" w:type="dxa"/>
             </w:tcMar>
           </w:tcPr>
           <w:p>
             <w:pPr>
-              <w:spacing w:line="269" w:lineRule="auto" w:before="0" w:after="0"/>
+              <w:spacing w:line="247" w:lineRule="auto" w:before="0" w:after="0"/>
               <w:jc w:val="center"/>
             </w:pPr>
             <w:r/>
@@ -4269,15 +4268,15 @@
             <w:tcW w:type="dxa" w:w="4000"/>
             <w:vAlign w:val="center"/>
             <w:tcMar>
-              <w:top w:w="80" w:type="dxa"/>
-              <w:start w:w="70" w:type="dxa"/>
-              <w:bottom w:w="80" w:type="dxa"/>
-              <w:end w:w="70" w:type="dxa"/>
+              <w:top w:w="40" w:type="dxa"/>
+              <w:start w:w="45" w:type="dxa"/>
+              <w:bottom w:w="40" w:type="dxa"/>
+              <w:end w:w="45" w:type="dxa"/>
             </w:tcMar>
           </w:tcPr>
           <w:p>
             <w:pPr>
-              <w:spacing w:line="269" w:lineRule="auto" w:before="0" w:after="0"/>
+              <w:spacing w:line="247" w:lineRule="auto" w:before="0" w:after="0"/>
               <w:jc w:val="left"/>
             </w:pPr>
             <w:r/>
@@ -4300,7 +4299,7 @@
           </w:p>
           <w:p>
             <w:pPr>
-              <w:spacing w:line="269" w:lineRule="auto" w:before="0" w:after="0"/>
+              <w:spacing w:line="247" w:lineRule="auto" w:before="0" w:after="0"/>
               <w:jc w:val="left"/>
             </w:pPr>
             <w:r>
@@ -4314,7 +4313,7 @@
           </w:p>
           <w:p>
             <w:pPr>
-              <w:spacing w:line="269" w:lineRule="auto" w:before="0" w:after="0"/>
+              <w:spacing w:line="247" w:lineRule="auto" w:before="0" w:after="0"/>
               <w:jc w:val="left"/>
             </w:pPr>
             <w:r>
@@ -4328,7 +4327,7 @@
           </w:p>
           <w:p>
             <w:pPr>
-              <w:spacing w:line="269" w:lineRule="auto" w:before="0" w:after="0"/>
+              <w:spacing w:line="247" w:lineRule="auto" w:before="0" w:after="0"/>
               <w:jc w:val="left"/>
             </w:pPr>
             <w:r>
@@ -4342,7 +4341,7 @@
           </w:p>
           <w:p>
             <w:pPr>
-              <w:spacing w:line="269" w:lineRule="auto" w:before="0" w:after="0"/>
+              <w:spacing w:line="247" w:lineRule="auto" w:before="0" w:after="0"/>
               <w:jc w:val="left"/>
             </w:pPr>
             <w:r>
@@ -4356,7 +4355,7 @@
           </w:p>
           <w:p>
             <w:pPr>
-              <w:spacing w:line="269" w:lineRule="auto" w:before="0" w:after="0"/>
+              <w:spacing w:line="247" w:lineRule="auto" w:before="0" w:after="0"/>
               <w:jc w:val="left"/>
             </w:pPr>
             <w:r>
@@ -4382,15 +4381,15 @@
             <w:tcW w:type="dxa" w:w="1254"/>
             <w:vAlign w:val="center"/>
             <w:tcMar>
-              <w:top w:w="80" w:type="dxa"/>
-              <w:start w:w="70" w:type="dxa"/>
-              <w:bottom w:w="80" w:type="dxa"/>
-              <w:end w:w="70" w:type="dxa"/>
+              <w:top w:w="40" w:type="dxa"/>
+              <w:start w:w="45" w:type="dxa"/>
+              <w:bottom w:w="40" w:type="dxa"/>
+              <w:end w:w="45" w:type="dxa"/>
             </w:tcMar>
           </w:tcPr>
           <w:p>
             <w:pPr>
-              <w:spacing w:line="269" w:lineRule="auto" w:before="0" w:after="0"/>
+              <w:spacing w:line="247" w:lineRule="auto" w:before="0" w:after="0"/>
               <w:jc w:val="left"/>
             </w:pPr>
             <w:r/>
@@ -4460,7 +4459,7 @@
           <w:b w:val="0"/>
           <w:sz w:val="21"/>
         </w:rPr>
-        <w:t>本课程采用考查。总评由平时学习与课堂分析20%、协议与故障分析作业30%、工业网络方案报告40%、个人核验与答辩10%构成。下表各考核列百分比是该项考核内部的教学内容分配，各列分别合计100%。</w:t>
+        <w:t>本课程采用考查。总评由平时成绩20%、课程作业20%、期末考核60%构成。课程作业以协议与故障分析、拓扑与参数分析、阶段性数据链分析等作为主要学习证据；期末考核以工业网络综合方案报告为主体，并结合个人核验与答辩验证综合应用和独立解释能力，不增加笔试或机考。下表各考核列百分比是该项考核内部的教学内容分配，各列分别合计100%。</w:t>
       </w:r>
     </w:p>
     <w:tbl>
@@ -4479,15 +4478,14 @@
         </w:tblBorders>
       </w:tblPr>
       <w:tblGrid>
-        <w:gridCol w:w="1545"/>
-        <w:gridCol w:w="746"/>
-        <w:gridCol w:w="746"/>
-        <w:gridCol w:w="746"/>
-        <w:gridCol w:w="959"/>
-        <w:gridCol w:w="959"/>
-        <w:gridCol w:w="959"/>
-        <w:gridCol w:w="959"/>
-        <w:gridCol w:w="1435"/>
+        <w:gridCol w:w="1727"/>
+        <w:gridCol w:w="834"/>
+        <w:gridCol w:w="834"/>
+        <w:gridCol w:w="834"/>
+        <w:gridCol w:w="1072"/>
+        <w:gridCol w:w="1072"/>
+        <w:gridCol w:w="1072"/>
+        <w:gridCol w:w="1609"/>
       </w:tblGrid>
       <w:tr>
         <w:trPr>
@@ -4496,18 +4494,18 @@
         </w:trPr>
         <w:tc>
           <w:tcPr>
-            <w:tcW w:type="dxa" w:w="1545"/>
+            <w:tcW w:type="dxa" w:w="1727"/>
             <w:tcMar>
-              <w:top w:w="80" w:type="dxa"/>
-              <w:start w:w="70" w:type="dxa"/>
-              <w:bottom w:w="80" w:type="dxa"/>
-              <w:end w:w="70" w:type="dxa"/>
+              <w:top w:w="40" w:type="dxa"/>
+              <w:start w:w="45" w:type="dxa"/>
+              <w:bottom w:w="40" w:type="dxa"/>
+              <w:end w:w="45" w:type="dxa"/>
             </w:tcMar>
             <w:vAlign w:val="center"/>
           </w:tcPr>
           <w:p>
             <w:pPr>
-              <w:spacing w:line="269" w:lineRule="auto" w:before="0" w:after="0"/>
+              <w:spacing w:line="247" w:lineRule="auto" w:before="0" w:after="0"/>
               <w:jc w:val="center"/>
             </w:pPr>
             <w:r/>
@@ -4523,18 +4521,18 @@
         </w:tc>
         <w:tc>
           <w:tcPr>
-            <w:tcW w:type="dxa" w:w="746"/>
+            <w:tcW w:type="dxa" w:w="834"/>
             <w:tcMar>
-              <w:top w:w="80" w:type="dxa"/>
-              <w:start w:w="70" w:type="dxa"/>
-              <w:bottom w:w="80" w:type="dxa"/>
-              <w:end w:w="70" w:type="dxa"/>
+              <w:top w:w="40" w:type="dxa"/>
+              <w:start w:w="45" w:type="dxa"/>
+              <w:bottom w:w="40" w:type="dxa"/>
+              <w:end w:w="45" w:type="dxa"/>
             </w:tcMar>
             <w:vAlign w:val="center"/>
           </w:tcPr>
           <w:p>
             <w:pPr>
-              <w:spacing w:line="269" w:lineRule="auto" w:before="0" w:after="0"/>
+              <w:spacing w:line="247" w:lineRule="auto" w:before="0" w:after="0"/>
               <w:jc w:val="center"/>
             </w:pPr>
             <w:r/>
@@ -4550,18 +4548,18 @@
         </w:tc>
         <w:tc>
           <w:tcPr>
-            <w:tcW w:type="dxa" w:w="746"/>
+            <w:tcW w:type="dxa" w:w="834"/>
             <w:tcMar>
-              <w:top w:w="80" w:type="dxa"/>
-              <w:start w:w="70" w:type="dxa"/>
-              <w:bottom w:w="80" w:type="dxa"/>
-              <w:end w:w="70" w:type="dxa"/>
+              <w:top w:w="40" w:type="dxa"/>
+              <w:start w:w="45" w:type="dxa"/>
+              <w:bottom w:w="40" w:type="dxa"/>
+              <w:end w:w="45" w:type="dxa"/>
             </w:tcMar>
             <w:vAlign w:val="center"/>
           </w:tcPr>
           <w:p>
             <w:pPr>
-              <w:spacing w:line="269" w:lineRule="auto" w:before="0" w:after="0"/>
+              <w:spacing w:line="247" w:lineRule="auto" w:before="0" w:after="0"/>
               <w:jc w:val="center"/>
             </w:pPr>
             <w:r/>
@@ -4577,18 +4575,18 @@
         </w:tc>
         <w:tc>
           <w:tcPr>
-            <w:tcW w:type="dxa" w:w="746"/>
+            <w:tcW w:type="dxa" w:w="834"/>
             <w:tcMar>
-              <w:top w:w="80" w:type="dxa"/>
-              <w:start w:w="70" w:type="dxa"/>
-              <w:bottom w:w="80" w:type="dxa"/>
-              <w:end w:w="70" w:type="dxa"/>
+              <w:top w:w="40" w:type="dxa"/>
+              <w:start w:w="45" w:type="dxa"/>
+              <w:bottom w:w="40" w:type="dxa"/>
+              <w:end w:w="45" w:type="dxa"/>
             </w:tcMar>
             <w:vAlign w:val="center"/>
           </w:tcPr>
           <w:p>
             <w:pPr>
-              <w:spacing w:line="269" w:lineRule="auto" w:before="0" w:after="0"/>
+              <w:spacing w:line="247" w:lineRule="auto" w:before="0" w:after="0"/>
               <w:jc w:val="center"/>
             </w:pPr>
             <w:r/>
@@ -4604,18 +4602,18 @@
         </w:tc>
         <w:tc>
           <w:tcPr>
-            <w:tcW w:type="dxa" w:w="959"/>
+            <w:tcW w:type="dxa" w:w="1072"/>
             <w:tcMar>
-              <w:top w:w="80" w:type="dxa"/>
-              <w:start w:w="70" w:type="dxa"/>
-              <w:bottom w:w="80" w:type="dxa"/>
-              <w:end w:w="70" w:type="dxa"/>
+              <w:top w:w="40" w:type="dxa"/>
+              <w:start w:w="45" w:type="dxa"/>
+              <w:bottom w:w="40" w:type="dxa"/>
+              <w:end w:w="45" w:type="dxa"/>
             </w:tcMar>
             <w:vAlign w:val="center"/>
           </w:tcPr>
           <w:p>
             <w:pPr>
-              <w:spacing w:line="269" w:lineRule="auto" w:before="0" w:after="0"/>
+              <w:spacing w:line="247" w:lineRule="auto" w:before="0" w:after="0"/>
               <w:jc w:val="center"/>
             </w:pPr>
             <w:r/>
@@ -4625,24 +4623,24 @@
                 <w:b/>
                 <w:sz w:val="16"/>
               </w:rPr>
-              <w:t>平时分析（20%）</w:t>
+              <w:t>平时成绩（20%）</w:t>
             </w:r>
           </w:p>
         </w:tc>
         <w:tc>
           <w:tcPr>
-            <w:tcW w:type="dxa" w:w="959"/>
+            <w:tcW w:type="dxa" w:w="1072"/>
             <w:tcMar>
-              <w:top w:w="80" w:type="dxa"/>
-              <w:start w:w="70" w:type="dxa"/>
-              <w:bottom w:w="80" w:type="dxa"/>
-              <w:end w:w="70" w:type="dxa"/>
+              <w:top w:w="40" w:type="dxa"/>
+              <w:start w:w="45" w:type="dxa"/>
+              <w:bottom w:w="40" w:type="dxa"/>
+              <w:end w:w="45" w:type="dxa"/>
             </w:tcMar>
             <w:vAlign w:val="center"/>
           </w:tcPr>
           <w:p>
             <w:pPr>
-              <w:spacing w:line="269" w:lineRule="auto" w:before="0" w:after="0"/>
+              <w:spacing w:line="247" w:lineRule="auto" w:before="0" w:after="0"/>
               <w:jc w:val="center"/>
             </w:pPr>
             <w:r/>
@@ -4652,24 +4650,24 @@
                 <w:b/>
                 <w:sz w:val="16"/>
               </w:rPr>
-              <w:t>协议作业（30%）</w:t>
+              <w:t>课程作业（20%）</w:t>
             </w:r>
           </w:p>
         </w:tc>
         <w:tc>
           <w:tcPr>
-            <w:tcW w:type="dxa" w:w="959"/>
+            <w:tcW w:type="dxa" w:w="1072"/>
             <w:tcMar>
-              <w:top w:w="80" w:type="dxa"/>
-              <w:start w:w="70" w:type="dxa"/>
-              <w:bottom w:w="80" w:type="dxa"/>
-              <w:end w:w="70" w:type="dxa"/>
+              <w:top w:w="40" w:type="dxa"/>
+              <w:start w:w="45" w:type="dxa"/>
+              <w:bottom w:w="40" w:type="dxa"/>
+              <w:end w:w="45" w:type="dxa"/>
             </w:tcMar>
             <w:vAlign w:val="center"/>
           </w:tcPr>
           <w:p>
             <w:pPr>
-              <w:spacing w:line="269" w:lineRule="auto" w:before="0" w:after="0"/>
+              <w:spacing w:line="247" w:lineRule="auto" w:before="0" w:after="0"/>
               <w:jc w:val="center"/>
             </w:pPr>
             <w:r/>
@@ -4679,51 +4677,24 @@
                 <w:b/>
                 <w:sz w:val="16"/>
               </w:rPr>
-              <w:t>方案报告（40%）</w:t>
+              <w:t>期末考核（60%）</w:t>
             </w:r>
           </w:p>
         </w:tc>
         <w:tc>
           <w:tcPr>
-            <w:tcW w:type="dxa" w:w="959"/>
+            <w:tcW w:type="dxa" w:w="1609"/>
             <w:tcMar>
-              <w:top w:w="80" w:type="dxa"/>
-              <w:start w:w="70" w:type="dxa"/>
-              <w:bottom w:w="80" w:type="dxa"/>
-              <w:end w:w="70" w:type="dxa"/>
+              <w:top w:w="40" w:type="dxa"/>
+              <w:start w:w="45" w:type="dxa"/>
+              <w:bottom w:w="40" w:type="dxa"/>
+              <w:end w:w="45" w:type="dxa"/>
             </w:tcMar>
             <w:vAlign w:val="center"/>
           </w:tcPr>
           <w:p>
             <w:pPr>
-              <w:spacing w:line="269" w:lineRule="auto" w:before="0" w:after="0"/>
-              <w:jc w:val="center"/>
-            </w:pPr>
-            <w:r/>
-            <w:r>
-              <w:rPr>
-                <w:rFonts w:ascii="Times New Roman" w:hAnsi="Times New Roman" w:eastAsia="宋体"/>
-                <w:b/>
-                <w:sz w:val="16"/>
-              </w:rPr>
-              <w:t>个人核验（10%）</w:t>
-            </w:r>
-          </w:p>
-        </w:tc>
-        <w:tc>
-          <w:tcPr>
-            <w:tcW w:type="dxa" w:w="1435"/>
-            <w:tcMar>
-              <w:top w:w="80" w:type="dxa"/>
-              <w:start w:w="70" w:type="dxa"/>
-              <w:bottom w:w="80" w:type="dxa"/>
-              <w:end w:w="70" w:type="dxa"/>
-            </w:tcMar>
-            <w:vAlign w:val="center"/>
-          </w:tcPr>
-          <w:p>
-            <w:pPr>
-              <w:spacing w:line="269" w:lineRule="auto" w:before="0" w:after="0"/>
+              <w:spacing w:line="247" w:lineRule="auto" w:before="0" w:after="0"/>
               <w:jc w:val="center"/>
             </w:pPr>
             <w:r/>
@@ -4741,18 +4712,18 @@
       <w:tr>
         <w:tc>
           <w:tcPr>
-            <w:tcW w:type="dxa" w:w="1545"/>
+            <w:tcW w:type="dxa" w:w="1727"/>
             <w:vAlign w:val="center"/>
             <w:tcMar>
-              <w:top w:w="80" w:type="dxa"/>
-              <w:start w:w="70" w:type="dxa"/>
-              <w:bottom w:w="80" w:type="dxa"/>
-              <w:end w:w="70" w:type="dxa"/>
+              <w:top w:w="40" w:type="dxa"/>
+              <w:start w:w="45" w:type="dxa"/>
+              <w:bottom w:w="40" w:type="dxa"/>
+              <w:end w:w="45" w:type="dxa"/>
             </w:tcMar>
           </w:tcPr>
           <w:p>
             <w:pPr>
-              <w:spacing w:line="269" w:lineRule="auto" w:before="0" w:after="0"/>
+              <w:spacing w:line="247" w:lineRule="auto" w:before="0" w:after="0"/>
               <w:jc w:val="left"/>
             </w:pPr>
             <w:r/>
@@ -4768,18 +4739,18 @@
         </w:tc>
         <w:tc>
           <w:tcPr>
-            <w:tcW w:type="dxa" w:w="746"/>
+            <w:tcW w:type="dxa" w:w="834"/>
             <w:vAlign w:val="center"/>
             <w:tcMar>
-              <w:top w:w="80" w:type="dxa"/>
-              <w:start w:w="70" w:type="dxa"/>
-              <w:bottom w:w="80" w:type="dxa"/>
-              <w:end w:w="70" w:type="dxa"/>
+              <w:top w:w="40" w:type="dxa"/>
+              <w:start w:w="45" w:type="dxa"/>
+              <w:bottom w:w="40" w:type="dxa"/>
+              <w:end w:w="45" w:type="dxa"/>
             </w:tcMar>
           </w:tcPr>
           <w:p>
             <w:pPr>
-              <w:spacing w:line="269" w:lineRule="auto" w:before="0" w:after="0"/>
+              <w:spacing w:line="247" w:lineRule="auto" w:before="0" w:after="0"/>
               <w:jc w:val="center"/>
             </w:pPr>
             <w:r/>
@@ -4795,18 +4766,18 @@
         </w:tc>
         <w:tc>
           <w:tcPr>
-            <w:tcW w:type="dxa" w:w="746"/>
+            <w:tcW w:type="dxa" w:w="834"/>
             <w:vAlign w:val="center"/>
             <w:tcMar>
-              <w:top w:w="80" w:type="dxa"/>
-              <w:start w:w="70" w:type="dxa"/>
-              <w:bottom w:w="80" w:type="dxa"/>
-              <w:end w:w="70" w:type="dxa"/>
+              <w:top w:w="40" w:type="dxa"/>
+              <w:start w:w="45" w:type="dxa"/>
+              <w:bottom w:w="40" w:type="dxa"/>
+              <w:end w:w="45" w:type="dxa"/>
             </w:tcMar>
           </w:tcPr>
           <w:p>
             <w:pPr>
-              <w:spacing w:line="269" w:lineRule="auto" w:before="0" w:after="0"/>
+              <w:spacing w:line="247" w:lineRule="auto" w:before="0" w:after="0"/>
               <w:jc w:val="center"/>
             </w:pPr>
             <w:r/>
@@ -4822,18 +4793,18 @@
         </w:tc>
         <w:tc>
           <w:tcPr>
-            <w:tcW w:type="dxa" w:w="746"/>
+            <w:tcW w:type="dxa" w:w="834"/>
             <w:vAlign w:val="center"/>
             <w:tcMar>
-              <w:top w:w="80" w:type="dxa"/>
-              <w:start w:w="70" w:type="dxa"/>
-              <w:bottom w:w="80" w:type="dxa"/>
-              <w:end w:w="70" w:type="dxa"/>
+              <w:top w:w="40" w:type="dxa"/>
+              <w:start w:w="45" w:type="dxa"/>
+              <w:bottom w:w="40" w:type="dxa"/>
+              <w:end w:w="45" w:type="dxa"/>
             </w:tcMar>
           </w:tcPr>
           <w:p>
             <w:pPr>
-              <w:spacing w:line="269" w:lineRule="auto" w:before="0" w:after="0"/>
+              <w:spacing w:line="247" w:lineRule="auto" w:before="0" w:after="0"/>
               <w:jc w:val="center"/>
             </w:pPr>
             <w:r/>
@@ -4849,18 +4820,18 @@
         </w:tc>
         <w:tc>
           <w:tcPr>
-            <w:tcW w:type="dxa" w:w="959"/>
+            <w:tcW w:type="dxa" w:w="1072"/>
             <w:vAlign w:val="center"/>
             <w:tcMar>
-              <w:top w:w="80" w:type="dxa"/>
-              <w:start w:w="70" w:type="dxa"/>
-              <w:bottom w:w="80" w:type="dxa"/>
-              <w:end w:w="70" w:type="dxa"/>
+              <w:top w:w="40" w:type="dxa"/>
+              <w:start w:w="45" w:type="dxa"/>
+              <w:bottom w:w="40" w:type="dxa"/>
+              <w:end w:w="45" w:type="dxa"/>
             </w:tcMar>
           </w:tcPr>
           <w:p>
             <w:pPr>
-              <w:spacing w:line="269" w:lineRule="auto" w:before="0" w:after="0"/>
+              <w:spacing w:line="247" w:lineRule="auto" w:before="0" w:after="0"/>
               <w:jc w:val="left"/>
             </w:pPr>
             <w:r/>
@@ -4876,18 +4847,45 @@
         </w:tc>
         <w:tc>
           <w:tcPr>
-            <w:tcW w:type="dxa" w:w="959"/>
+            <w:tcW w:type="dxa" w:w="1072"/>
             <w:vAlign w:val="center"/>
             <w:tcMar>
-              <w:top w:w="80" w:type="dxa"/>
-              <w:start w:w="70" w:type="dxa"/>
-              <w:bottom w:w="80" w:type="dxa"/>
-              <w:end w:w="70" w:type="dxa"/>
+              <w:top w:w="40" w:type="dxa"/>
+              <w:start w:w="45" w:type="dxa"/>
+              <w:bottom w:w="40" w:type="dxa"/>
+              <w:end w:w="45" w:type="dxa"/>
             </w:tcMar>
           </w:tcPr>
           <w:p>
             <w:pPr>
-              <w:spacing w:line="269" w:lineRule="auto" w:before="0" w:after="0"/>
+              <w:spacing w:line="247" w:lineRule="auto" w:before="0" w:after="0"/>
+              <w:jc w:val="left"/>
+            </w:pPr>
+            <w:r/>
+            <w:r>
+              <w:rPr>
+                <w:rFonts w:ascii="Times New Roman" w:hAnsi="Times New Roman" w:eastAsia="宋体"/>
+                <w:b w:val="0"/>
+                <w:sz w:val="16"/>
+              </w:rPr>
+              <w:t>15%</w:t>
+            </w:r>
+          </w:p>
+        </w:tc>
+        <w:tc>
+          <w:tcPr>
+            <w:tcW w:type="dxa" w:w="1072"/>
+            <w:vAlign w:val="center"/>
+            <w:tcMar>
+              <w:top w:w="40" w:type="dxa"/>
+              <w:start w:w="45" w:type="dxa"/>
+              <w:bottom w:w="40" w:type="dxa"/>
+              <w:end w:w="45" w:type="dxa"/>
+            </w:tcMar>
+          </w:tcPr>
+          <w:p>
+            <w:pPr>
+              <w:spacing w:line="247" w:lineRule="auto" w:before="0" w:after="0"/>
               <w:jc w:val="left"/>
             </w:pPr>
             <w:r/>
@@ -4903,72 +4901,18 @@
         </w:tc>
         <w:tc>
           <w:tcPr>
-            <w:tcW w:type="dxa" w:w="959"/>
+            <w:tcW w:type="dxa" w:w="1609"/>
             <w:vAlign w:val="center"/>
             <w:tcMar>
-              <w:top w:w="80" w:type="dxa"/>
-              <w:start w:w="70" w:type="dxa"/>
-              <w:bottom w:w="80" w:type="dxa"/>
-              <w:end w:w="70" w:type="dxa"/>
+              <w:top w:w="40" w:type="dxa"/>
+              <w:start w:w="45" w:type="dxa"/>
+              <w:bottom w:w="40" w:type="dxa"/>
+              <w:end w:w="45" w:type="dxa"/>
             </w:tcMar>
           </w:tcPr>
           <w:p>
             <w:pPr>
-              <w:spacing w:line="269" w:lineRule="auto" w:before="0" w:after="0"/>
-              <w:jc w:val="left"/>
-            </w:pPr>
-            <w:r/>
-            <w:r>
-              <w:rPr>
-                <w:rFonts w:ascii="Times New Roman" w:hAnsi="Times New Roman" w:eastAsia="宋体"/>
-                <w:b w:val="0"/>
-                <w:sz w:val="16"/>
-              </w:rPr>
-              <w:t>10%</w:t>
-            </w:r>
-          </w:p>
-        </w:tc>
-        <w:tc>
-          <w:tcPr>
-            <w:tcW w:type="dxa" w:w="959"/>
-            <w:vAlign w:val="center"/>
-            <w:tcMar>
-              <w:top w:w="80" w:type="dxa"/>
-              <w:start w:w="70" w:type="dxa"/>
-              <w:bottom w:w="80" w:type="dxa"/>
-              <w:end w:w="70" w:type="dxa"/>
-            </w:tcMar>
-          </w:tcPr>
-          <w:p>
-            <w:pPr>
-              <w:spacing w:line="269" w:lineRule="auto" w:before="0" w:after="0"/>
-              <w:jc w:val="left"/>
-            </w:pPr>
-            <w:r/>
-            <w:r>
-              <w:rPr>
-                <w:rFonts w:ascii="Times New Roman" w:hAnsi="Times New Roman" w:eastAsia="宋体"/>
-                <w:b w:val="0"/>
-                <w:sz w:val="16"/>
-              </w:rPr>
-              <w:t>15%</w:t>
-            </w:r>
-          </w:p>
-        </w:tc>
-        <w:tc>
-          <w:tcPr>
-            <w:tcW w:type="dxa" w:w="1435"/>
-            <w:vAlign w:val="center"/>
-            <w:tcMar>
-              <w:top w:w="80" w:type="dxa"/>
-              <w:start w:w="70" w:type="dxa"/>
-              <w:bottom w:w="80" w:type="dxa"/>
-              <w:end w:w="70" w:type="dxa"/>
-            </w:tcMar>
-          </w:tcPr>
-          <w:p>
-            <w:pPr>
-              <w:spacing w:line="269" w:lineRule="auto" w:before="0" w:after="0"/>
+              <w:spacing w:line="247" w:lineRule="auto" w:before="0" w:after="0"/>
               <w:jc w:val="left"/>
             </w:pPr>
             <w:r/>
@@ -4986,18 +4930,18 @@
       <w:tr>
         <w:tc>
           <w:tcPr>
-            <w:tcW w:type="dxa" w:w="1545"/>
+            <w:tcW w:type="dxa" w:w="1727"/>
             <w:vAlign w:val="center"/>
             <w:tcMar>
-              <w:top w:w="80" w:type="dxa"/>
-              <w:start w:w="70" w:type="dxa"/>
-              <w:bottom w:w="80" w:type="dxa"/>
-              <w:end w:w="70" w:type="dxa"/>
+              <w:top w:w="40" w:type="dxa"/>
+              <w:start w:w="45" w:type="dxa"/>
+              <w:bottom w:w="40" w:type="dxa"/>
+              <w:end w:w="45" w:type="dxa"/>
             </w:tcMar>
           </w:tcPr>
           <w:p>
             <w:pPr>
-              <w:spacing w:line="269" w:lineRule="auto" w:before="0" w:after="0"/>
+              <w:spacing w:line="247" w:lineRule="auto" w:before="0" w:after="0"/>
               <w:jc w:val="left"/>
             </w:pPr>
             <w:r/>
@@ -5013,18 +4957,18 @@
         </w:tc>
         <w:tc>
           <w:tcPr>
-            <w:tcW w:type="dxa" w:w="746"/>
+            <w:tcW w:type="dxa" w:w="834"/>
             <w:vAlign w:val="center"/>
             <w:tcMar>
-              <w:top w:w="80" w:type="dxa"/>
-              <w:start w:w="70" w:type="dxa"/>
-              <w:bottom w:w="80" w:type="dxa"/>
-              <w:end w:w="70" w:type="dxa"/>
+              <w:top w:w="40" w:type="dxa"/>
+              <w:start w:w="45" w:type="dxa"/>
+              <w:bottom w:w="40" w:type="dxa"/>
+              <w:end w:w="45" w:type="dxa"/>
             </w:tcMar>
           </w:tcPr>
           <w:p>
             <w:pPr>
-              <w:spacing w:line="269" w:lineRule="auto" w:before="0" w:after="0"/>
+              <w:spacing w:line="247" w:lineRule="auto" w:before="0" w:after="0"/>
               <w:jc w:val="center"/>
             </w:pPr>
             <w:r/>
@@ -5040,18 +4984,18 @@
         </w:tc>
         <w:tc>
           <w:tcPr>
-            <w:tcW w:type="dxa" w:w="746"/>
+            <w:tcW w:type="dxa" w:w="834"/>
             <w:vAlign w:val="center"/>
             <w:tcMar>
-              <w:top w:w="80" w:type="dxa"/>
-              <w:start w:w="70" w:type="dxa"/>
-              <w:bottom w:w="80" w:type="dxa"/>
-              <w:end w:w="70" w:type="dxa"/>
+              <w:top w:w="40" w:type="dxa"/>
+              <w:start w:w="45" w:type="dxa"/>
+              <w:bottom w:w="40" w:type="dxa"/>
+              <w:end w:w="45" w:type="dxa"/>
             </w:tcMar>
           </w:tcPr>
           <w:p>
             <w:pPr>
-              <w:spacing w:line="269" w:lineRule="auto" w:before="0" w:after="0"/>
+              <w:spacing w:line="247" w:lineRule="auto" w:before="0" w:after="0"/>
               <w:jc w:val="center"/>
             </w:pPr>
             <w:r/>
@@ -5067,18 +5011,18 @@
         </w:tc>
         <w:tc>
           <w:tcPr>
-            <w:tcW w:type="dxa" w:w="746"/>
+            <w:tcW w:type="dxa" w:w="834"/>
             <w:vAlign w:val="center"/>
             <w:tcMar>
-              <w:top w:w="80" w:type="dxa"/>
-              <w:start w:w="70" w:type="dxa"/>
-              <w:bottom w:w="80" w:type="dxa"/>
-              <w:end w:w="70" w:type="dxa"/>
+              <w:top w:w="40" w:type="dxa"/>
+              <w:start w:w="45" w:type="dxa"/>
+              <w:bottom w:w="40" w:type="dxa"/>
+              <w:end w:w="45" w:type="dxa"/>
             </w:tcMar>
           </w:tcPr>
           <w:p>
             <w:pPr>
-              <w:spacing w:line="269" w:lineRule="auto" w:before="0" w:after="0"/>
+              <w:spacing w:line="247" w:lineRule="auto" w:before="0" w:after="0"/>
               <w:jc w:val="center"/>
             </w:pPr>
             <w:r/>
@@ -5094,18 +5038,18 @@
         </w:tc>
         <w:tc>
           <w:tcPr>
-            <w:tcW w:type="dxa" w:w="959"/>
+            <w:tcW w:type="dxa" w:w="1072"/>
             <w:vAlign w:val="center"/>
             <w:tcMar>
-              <w:top w:w="80" w:type="dxa"/>
-              <w:start w:w="70" w:type="dxa"/>
-              <w:bottom w:w="80" w:type="dxa"/>
-              <w:end w:w="70" w:type="dxa"/>
+              <w:top w:w="40" w:type="dxa"/>
+              <w:start w:w="45" w:type="dxa"/>
+              <w:bottom w:w="40" w:type="dxa"/>
+              <w:end w:w="45" w:type="dxa"/>
             </w:tcMar>
           </w:tcPr>
           <w:p>
             <w:pPr>
-              <w:spacing w:line="269" w:lineRule="auto" w:before="0" w:after="0"/>
+              <w:spacing w:line="247" w:lineRule="auto" w:before="0" w:after="0"/>
               <w:jc w:val="left"/>
             </w:pPr>
             <w:r/>
@@ -5121,18 +5065,18 @@
         </w:tc>
         <w:tc>
           <w:tcPr>
-            <w:tcW w:type="dxa" w:w="959"/>
+            <w:tcW w:type="dxa" w:w="1072"/>
             <w:vAlign w:val="center"/>
             <w:tcMar>
-              <w:top w:w="80" w:type="dxa"/>
-              <w:start w:w="70" w:type="dxa"/>
-              <w:bottom w:w="80" w:type="dxa"/>
-              <w:end w:w="70" w:type="dxa"/>
+              <w:top w:w="40" w:type="dxa"/>
+              <w:start w:w="45" w:type="dxa"/>
+              <w:bottom w:w="40" w:type="dxa"/>
+              <w:end w:w="45" w:type="dxa"/>
             </w:tcMar>
           </w:tcPr>
           <w:p>
             <w:pPr>
-              <w:spacing w:line="269" w:lineRule="auto" w:before="0" w:after="0"/>
+              <w:spacing w:line="247" w:lineRule="auto" w:before="0" w:after="0"/>
               <w:jc w:val="left"/>
             </w:pPr>
             <w:r/>
@@ -5148,18 +5092,18 @@
         </w:tc>
         <w:tc>
           <w:tcPr>
-            <w:tcW w:type="dxa" w:w="959"/>
+            <w:tcW w:type="dxa" w:w="1072"/>
             <w:vAlign w:val="center"/>
             <w:tcMar>
-              <w:top w:w="80" w:type="dxa"/>
-              <w:start w:w="70" w:type="dxa"/>
-              <w:bottom w:w="80" w:type="dxa"/>
-              <w:end w:w="70" w:type="dxa"/>
+              <w:top w:w="40" w:type="dxa"/>
+              <w:start w:w="45" w:type="dxa"/>
+              <w:bottom w:w="40" w:type="dxa"/>
+              <w:end w:w="45" w:type="dxa"/>
             </w:tcMar>
           </w:tcPr>
           <w:p>
             <w:pPr>
-              <w:spacing w:line="269" w:lineRule="auto" w:before="0" w:after="0"/>
+              <w:spacing w:line="247" w:lineRule="auto" w:before="0" w:after="0"/>
               <w:jc w:val="left"/>
             </w:pPr>
             <w:r/>
@@ -5175,45 +5119,18 @@
         </w:tc>
         <w:tc>
           <w:tcPr>
-            <w:tcW w:type="dxa" w:w="959"/>
+            <w:tcW w:type="dxa" w:w="1609"/>
             <w:vAlign w:val="center"/>
             <w:tcMar>
-              <w:top w:w="80" w:type="dxa"/>
-              <w:start w:w="70" w:type="dxa"/>
-              <w:bottom w:w="80" w:type="dxa"/>
-              <w:end w:w="70" w:type="dxa"/>
+              <w:top w:w="40" w:type="dxa"/>
+              <w:start w:w="45" w:type="dxa"/>
+              <w:bottom w:w="40" w:type="dxa"/>
+              <w:end w:w="45" w:type="dxa"/>
             </w:tcMar>
           </w:tcPr>
           <w:p>
             <w:pPr>
-              <w:spacing w:line="269" w:lineRule="auto" w:before="0" w:after="0"/>
-              <w:jc w:val="left"/>
-            </w:pPr>
-            <w:r/>
-            <w:r>
-              <w:rPr>
-                <w:rFonts w:ascii="Times New Roman" w:hAnsi="Times New Roman" w:eastAsia="宋体"/>
-                <w:b w:val="0"/>
-                <w:sz w:val="16"/>
-              </w:rPr>
-              <w:t>15%</w:t>
-            </w:r>
-          </w:p>
-        </w:tc>
-        <w:tc>
-          <w:tcPr>
-            <w:tcW w:type="dxa" w:w="1435"/>
-            <w:vAlign w:val="center"/>
-            <w:tcMar>
-              <w:top w:w="80" w:type="dxa"/>
-              <w:start w:w="70" w:type="dxa"/>
-              <w:bottom w:w="80" w:type="dxa"/>
-              <w:end w:w="70" w:type="dxa"/>
-            </w:tcMar>
-          </w:tcPr>
-          <w:p>
-            <w:pPr>
-              <w:spacing w:line="269" w:lineRule="auto" w:before="0" w:after="0"/>
+              <w:spacing w:line="247" w:lineRule="auto" w:before="0" w:after="0"/>
               <w:jc w:val="left"/>
             </w:pPr>
             <w:r/>
@@ -5231,18 +5148,18 @@
       <w:tr>
         <w:tc>
           <w:tcPr>
-            <w:tcW w:type="dxa" w:w="1545"/>
+            <w:tcW w:type="dxa" w:w="1727"/>
             <w:vAlign w:val="center"/>
             <w:tcMar>
-              <w:top w:w="80" w:type="dxa"/>
-              <w:start w:w="70" w:type="dxa"/>
-              <w:bottom w:w="80" w:type="dxa"/>
-              <w:end w:w="70" w:type="dxa"/>
+              <w:top w:w="40" w:type="dxa"/>
+              <w:start w:w="45" w:type="dxa"/>
+              <w:bottom w:w="40" w:type="dxa"/>
+              <w:end w:w="45" w:type="dxa"/>
             </w:tcMar>
           </w:tcPr>
           <w:p>
             <w:pPr>
-              <w:spacing w:line="269" w:lineRule="auto" w:before="0" w:after="0"/>
+              <w:spacing w:line="247" w:lineRule="auto" w:before="0" w:after="0"/>
               <w:jc w:val="left"/>
             </w:pPr>
             <w:r/>
@@ -5258,18 +5175,18 @@
         </w:tc>
         <w:tc>
           <w:tcPr>
-            <w:tcW w:type="dxa" w:w="746"/>
+            <w:tcW w:type="dxa" w:w="834"/>
             <w:vAlign w:val="center"/>
             <w:tcMar>
-              <w:top w:w="80" w:type="dxa"/>
-              <w:start w:w="70" w:type="dxa"/>
-              <w:bottom w:w="80" w:type="dxa"/>
-              <w:end w:w="70" w:type="dxa"/>
+              <w:top w:w="40" w:type="dxa"/>
+              <w:start w:w="45" w:type="dxa"/>
+              <w:bottom w:w="40" w:type="dxa"/>
+              <w:end w:w="45" w:type="dxa"/>
             </w:tcMar>
           </w:tcPr>
           <w:p>
             <w:pPr>
-              <w:spacing w:line="269" w:lineRule="auto" w:before="0" w:after="0"/>
+              <w:spacing w:line="247" w:lineRule="auto" w:before="0" w:after="0"/>
               <w:jc w:val="center"/>
             </w:pPr>
             <w:r/>
@@ -5285,18 +5202,18 @@
         </w:tc>
         <w:tc>
           <w:tcPr>
-            <w:tcW w:type="dxa" w:w="746"/>
+            <w:tcW w:type="dxa" w:w="834"/>
             <w:vAlign w:val="center"/>
             <w:tcMar>
-              <w:top w:w="80" w:type="dxa"/>
-              <w:start w:w="70" w:type="dxa"/>
-              <w:bottom w:w="80" w:type="dxa"/>
-              <w:end w:w="70" w:type="dxa"/>
+              <w:top w:w="40" w:type="dxa"/>
+              <w:start w:w="45" w:type="dxa"/>
+              <w:bottom w:w="40" w:type="dxa"/>
+              <w:end w:w="45" w:type="dxa"/>
             </w:tcMar>
           </w:tcPr>
           <w:p>
             <w:pPr>
-              <w:spacing w:line="269" w:lineRule="auto" w:before="0" w:after="0"/>
+              <w:spacing w:line="247" w:lineRule="auto" w:before="0" w:after="0"/>
               <w:jc w:val="center"/>
             </w:pPr>
             <w:r/>
@@ -5312,18 +5229,18 @@
         </w:tc>
         <w:tc>
           <w:tcPr>
-            <w:tcW w:type="dxa" w:w="746"/>
+            <w:tcW w:type="dxa" w:w="834"/>
             <w:vAlign w:val="center"/>
             <w:tcMar>
-              <w:top w:w="80" w:type="dxa"/>
-              <w:start w:w="70" w:type="dxa"/>
-              <w:bottom w:w="80" w:type="dxa"/>
-              <w:end w:w="70" w:type="dxa"/>
+              <w:top w:w="40" w:type="dxa"/>
+              <w:start w:w="45" w:type="dxa"/>
+              <w:bottom w:w="40" w:type="dxa"/>
+              <w:end w:w="45" w:type="dxa"/>
             </w:tcMar>
           </w:tcPr>
           <w:p>
             <w:pPr>
-              <w:spacing w:line="269" w:lineRule="auto" w:before="0" w:after="0"/>
+              <w:spacing w:line="247" w:lineRule="auto" w:before="0" w:after="0"/>
               <w:jc w:val="center"/>
             </w:pPr>
             <w:r/>
@@ -5339,18 +5256,18 @@
         </w:tc>
         <w:tc>
           <w:tcPr>
-            <w:tcW w:type="dxa" w:w="959"/>
+            <w:tcW w:type="dxa" w:w="1072"/>
             <w:vAlign w:val="center"/>
             <w:tcMar>
-              <w:top w:w="80" w:type="dxa"/>
-              <w:start w:w="70" w:type="dxa"/>
-              <w:bottom w:w="80" w:type="dxa"/>
-              <w:end w:w="70" w:type="dxa"/>
+              <w:top w:w="40" w:type="dxa"/>
+              <w:start w:w="45" w:type="dxa"/>
+              <w:bottom w:w="40" w:type="dxa"/>
+              <w:end w:w="45" w:type="dxa"/>
             </w:tcMar>
           </w:tcPr>
           <w:p>
             <w:pPr>
-              <w:spacing w:line="269" w:lineRule="auto" w:before="0" w:after="0"/>
+              <w:spacing w:line="247" w:lineRule="auto" w:before="0" w:after="0"/>
               <w:jc w:val="left"/>
             </w:pPr>
             <w:r/>
@@ -5366,18 +5283,18 @@
         </w:tc>
         <w:tc>
           <w:tcPr>
-            <w:tcW w:type="dxa" w:w="959"/>
+            <w:tcW w:type="dxa" w:w="1072"/>
             <w:vAlign w:val="center"/>
             <w:tcMar>
-              <w:top w:w="80" w:type="dxa"/>
-              <w:start w:w="70" w:type="dxa"/>
-              <w:bottom w:w="80" w:type="dxa"/>
-              <w:end w:w="70" w:type="dxa"/>
+              <w:top w:w="40" w:type="dxa"/>
+              <w:start w:w="45" w:type="dxa"/>
+              <w:bottom w:w="40" w:type="dxa"/>
+              <w:end w:w="45" w:type="dxa"/>
             </w:tcMar>
           </w:tcPr>
           <w:p>
             <w:pPr>
-              <w:spacing w:line="269" w:lineRule="auto" w:before="0" w:after="0"/>
+              <w:spacing w:line="247" w:lineRule="auto" w:before="0" w:after="0"/>
               <w:jc w:val="left"/>
             </w:pPr>
             <w:r/>
@@ -5393,18 +5310,18 @@
         </w:tc>
         <w:tc>
           <w:tcPr>
-            <w:tcW w:type="dxa" w:w="959"/>
+            <w:tcW w:type="dxa" w:w="1072"/>
             <w:vAlign w:val="center"/>
             <w:tcMar>
-              <w:top w:w="80" w:type="dxa"/>
-              <w:start w:w="70" w:type="dxa"/>
-              <w:bottom w:w="80" w:type="dxa"/>
-              <w:end w:w="70" w:type="dxa"/>
+              <w:top w:w="40" w:type="dxa"/>
+              <w:start w:w="45" w:type="dxa"/>
+              <w:bottom w:w="40" w:type="dxa"/>
+              <w:end w:w="45" w:type="dxa"/>
             </w:tcMar>
           </w:tcPr>
           <w:p>
             <w:pPr>
-              <w:spacing w:line="269" w:lineRule="auto" w:before="0" w:after="0"/>
+              <w:spacing w:line="247" w:lineRule="auto" w:before="0" w:after="0"/>
               <w:jc w:val="left"/>
             </w:pPr>
             <w:r/>
@@ -5420,45 +5337,18 @@
         </w:tc>
         <w:tc>
           <w:tcPr>
-            <w:tcW w:type="dxa" w:w="959"/>
+            <w:tcW w:type="dxa" w:w="1609"/>
             <w:vAlign w:val="center"/>
             <w:tcMar>
-              <w:top w:w="80" w:type="dxa"/>
-              <w:start w:w="70" w:type="dxa"/>
-              <w:bottom w:w="80" w:type="dxa"/>
-              <w:end w:w="70" w:type="dxa"/>
+              <w:top w:w="40" w:type="dxa"/>
+              <w:start w:w="45" w:type="dxa"/>
+              <w:bottom w:w="40" w:type="dxa"/>
+              <w:end w:w="45" w:type="dxa"/>
             </w:tcMar>
           </w:tcPr>
           <w:p>
             <w:pPr>
-              <w:spacing w:line="269" w:lineRule="auto" w:before="0" w:after="0"/>
-              <w:jc w:val="left"/>
-            </w:pPr>
-            <w:r/>
-            <w:r>
-              <w:rPr>
-                <w:rFonts w:ascii="Times New Roman" w:hAnsi="Times New Roman" w:eastAsia="宋体"/>
-                <w:b w:val="0"/>
-                <w:sz w:val="16"/>
-              </w:rPr>
-              <w:t>15%</w:t>
-            </w:r>
-          </w:p>
-        </w:tc>
-        <w:tc>
-          <w:tcPr>
-            <w:tcW w:type="dxa" w:w="1435"/>
-            <w:vAlign w:val="center"/>
-            <w:tcMar>
-              <w:top w:w="80" w:type="dxa"/>
-              <w:start w:w="70" w:type="dxa"/>
-              <w:bottom w:w="80" w:type="dxa"/>
-              <w:end w:w="70" w:type="dxa"/>
-            </w:tcMar>
-          </w:tcPr>
-          <w:p>
-            <w:pPr>
-              <w:spacing w:line="269" w:lineRule="auto" w:before="0" w:after="0"/>
+              <w:spacing w:line="247" w:lineRule="auto" w:before="0" w:after="0"/>
               <w:jc w:val="left"/>
             </w:pPr>
             <w:r/>
@@ -5476,18 +5366,18 @@
       <w:tr>
         <w:tc>
           <w:tcPr>
-            <w:tcW w:type="dxa" w:w="1545"/>
+            <w:tcW w:type="dxa" w:w="1727"/>
             <w:vAlign w:val="center"/>
             <w:tcMar>
-              <w:top w:w="80" w:type="dxa"/>
-              <w:start w:w="70" w:type="dxa"/>
-              <w:bottom w:w="80" w:type="dxa"/>
-              <w:end w:w="70" w:type="dxa"/>
+              <w:top w:w="40" w:type="dxa"/>
+              <w:start w:w="45" w:type="dxa"/>
+              <w:bottom w:w="40" w:type="dxa"/>
+              <w:end w:w="45" w:type="dxa"/>
             </w:tcMar>
           </w:tcPr>
           <w:p>
             <w:pPr>
-              <w:spacing w:line="269" w:lineRule="auto" w:before="0" w:after="0"/>
+              <w:spacing w:line="247" w:lineRule="auto" w:before="0" w:after="0"/>
               <w:jc w:val="left"/>
             </w:pPr>
             <w:r/>
@@ -5503,18 +5393,18 @@
         </w:tc>
         <w:tc>
           <w:tcPr>
-            <w:tcW w:type="dxa" w:w="746"/>
+            <w:tcW w:type="dxa" w:w="834"/>
             <w:vAlign w:val="center"/>
             <w:tcMar>
-              <w:top w:w="80" w:type="dxa"/>
-              <w:start w:w="70" w:type="dxa"/>
-              <w:bottom w:w="80" w:type="dxa"/>
-              <w:end w:w="70" w:type="dxa"/>
+              <w:top w:w="40" w:type="dxa"/>
+              <w:start w:w="45" w:type="dxa"/>
+              <w:bottom w:w="40" w:type="dxa"/>
+              <w:end w:w="45" w:type="dxa"/>
             </w:tcMar>
           </w:tcPr>
           <w:p>
             <w:pPr>
-              <w:spacing w:line="269" w:lineRule="auto" w:before="0" w:after="0"/>
+              <w:spacing w:line="247" w:lineRule="auto" w:before="0" w:after="0"/>
               <w:jc w:val="center"/>
             </w:pPr>
             <w:r/>
@@ -5530,18 +5420,18 @@
         </w:tc>
         <w:tc>
           <w:tcPr>
-            <w:tcW w:type="dxa" w:w="746"/>
+            <w:tcW w:type="dxa" w:w="834"/>
             <w:vAlign w:val="center"/>
             <w:tcMar>
-              <w:top w:w="80" w:type="dxa"/>
-              <w:start w:w="70" w:type="dxa"/>
-              <w:bottom w:w="80" w:type="dxa"/>
-              <w:end w:w="70" w:type="dxa"/>
+              <w:top w:w="40" w:type="dxa"/>
+              <w:start w:w="45" w:type="dxa"/>
+              <w:bottom w:w="40" w:type="dxa"/>
+              <w:end w:w="45" w:type="dxa"/>
             </w:tcMar>
           </w:tcPr>
           <w:p>
             <w:pPr>
-              <w:spacing w:line="269" w:lineRule="auto" w:before="0" w:after="0"/>
+              <w:spacing w:line="247" w:lineRule="auto" w:before="0" w:after="0"/>
               <w:jc w:val="center"/>
             </w:pPr>
             <w:r/>
@@ -5557,18 +5447,18 @@
         </w:tc>
         <w:tc>
           <w:tcPr>
-            <w:tcW w:type="dxa" w:w="746"/>
+            <w:tcW w:type="dxa" w:w="834"/>
             <w:vAlign w:val="center"/>
             <w:tcMar>
-              <w:top w:w="80" w:type="dxa"/>
-              <w:start w:w="70" w:type="dxa"/>
-              <w:bottom w:w="80" w:type="dxa"/>
-              <w:end w:w="70" w:type="dxa"/>
+              <w:top w:w="40" w:type="dxa"/>
+              <w:start w:w="45" w:type="dxa"/>
+              <w:bottom w:w="40" w:type="dxa"/>
+              <w:end w:w="45" w:type="dxa"/>
             </w:tcMar>
           </w:tcPr>
           <w:p>
             <w:pPr>
-              <w:spacing w:line="269" w:lineRule="auto" w:before="0" w:after="0"/>
+              <w:spacing w:line="247" w:lineRule="auto" w:before="0" w:after="0"/>
               <w:jc w:val="center"/>
             </w:pPr>
             <w:r/>
@@ -5584,18 +5474,18 @@
         </w:tc>
         <w:tc>
           <w:tcPr>
-            <w:tcW w:type="dxa" w:w="959"/>
+            <w:tcW w:type="dxa" w:w="1072"/>
             <w:vAlign w:val="center"/>
             <w:tcMar>
-              <w:top w:w="80" w:type="dxa"/>
-              <w:start w:w="70" w:type="dxa"/>
-              <w:bottom w:w="80" w:type="dxa"/>
-              <w:end w:w="70" w:type="dxa"/>
+              <w:top w:w="40" w:type="dxa"/>
+              <w:start w:w="45" w:type="dxa"/>
+              <w:bottom w:w="40" w:type="dxa"/>
+              <w:end w:w="45" w:type="dxa"/>
             </w:tcMar>
           </w:tcPr>
           <w:p>
             <w:pPr>
-              <w:spacing w:line="269" w:lineRule="auto" w:before="0" w:after="0"/>
+              <w:spacing w:line="247" w:lineRule="auto" w:before="0" w:after="0"/>
               <w:jc w:val="left"/>
             </w:pPr>
             <w:r/>
@@ -5611,18 +5501,18 @@
         </w:tc>
         <w:tc>
           <w:tcPr>
-            <w:tcW w:type="dxa" w:w="959"/>
+            <w:tcW w:type="dxa" w:w="1072"/>
             <w:vAlign w:val="center"/>
             <w:tcMar>
-              <w:top w:w="80" w:type="dxa"/>
-              <w:start w:w="70" w:type="dxa"/>
-              <w:bottom w:w="80" w:type="dxa"/>
-              <w:end w:w="70" w:type="dxa"/>
+              <w:top w:w="40" w:type="dxa"/>
+              <w:start w:w="45" w:type="dxa"/>
+              <w:bottom w:w="40" w:type="dxa"/>
+              <w:end w:w="45" w:type="dxa"/>
             </w:tcMar>
           </w:tcPr>
           <w:p>
             <w:pPr>
-              <w:spacing w:line="269" w:lineRule="auto" w:before="0" w:after="0"/>
+              <w:spacing w:line="247" w:lineRule="auto" w:before="0" w:after="0"/>
               <w:jc w:val="left"/>
             </w:pPr>
             <w:r/>
@@ -5638,18 +5528,18 @@
         </w:tc>
         <w:tc>
           <w:tcPr>
-            <w:tcW w:type="dxa" w:w="959"/>
+            <w:tcW w:type="dxa" w:w="1072"/>
             <w:vAlign w:val="center"/>
             <w:tcMar>
-              <w:top w:w="80" w:type="dxa"/>
-              <w:start w:w="70" w:type="dxa"/>
-              <w:bottom w:w="80" w:type="dxa"/>
-              <w:end w:w="70" w:type="dxa"/>
+              <w:top w:w="40" w:type="dxa"/>
+              <w:start w:w="45" w:type="dxa"/>
+              <w:bottom w:w="40" w:type="dxa"/>
+              <w:end w:w="45" w:type="dxa"/>
             </w:tcMar>
           </w:tcPr>
           <w:p>
             <w:pPr>
-              <w:spacing w:line="269" w:lineRule="auto" w:before="0" w:after="0"/>
+              <w:spacing w:line="247" w:lineRule="auto" w:before="0" w:after="0"/>
               <w:jc w:val="left"/>
             </w:pPr>
             <w:r/>
@@ -5665,45 +5555,18 @@
         </w:tc>
         <w:tc>
           <w:tcPr>
-            <w:tcW w:type="dxa" w:w="959"/>
+            <w:tcW w:type="dxa" w:w="1609"/>
             <w:vAlign w:val="center"/>
             <w:tcMar>
-              <w:top w:w="80" w:type="dxa"/>
-              <w:start w:w="70" w:type="dxa"/>
-              <w:bottom w:w="80" w:type="dxa"/>
-              <w:end w:w="70" w:type="dxa"/>
+              <w:top w:w="40" w:type="dxa"/>
+              <w:start w:w="45" w:type="dxa"/>
+              <w:bottom w:w="40" w:type="dxa"/>
+              <w:end w:w="45" w:type="dxa"/>
             </w:tcMar>
           </w:tcPr>
           <w:p>
             <w:pPr>
-              <w:spacing w:line="269" w:lineRule="auto" w:before="0" w:after="0"/>
-              <w:jc w:val="left"/>
-            </w:pPr>
-            <w:r/>
-            <w:r>
-              <w:rPr>
-                <w:rFonts w:ascii="Times New Roman" w:hAnsi="Times New Roman" w:eastAsia="宋体"/>
-                <w:b w:val="0"/>
-                <w:sz w:val="16"/>
-              </w:rPr>
-              <w:t>20%</w:t>
-            </w:r>
-          </w:p>
-        </w:tc>
-        <w:tc>
-          <w:tcPr>
-            <w:tcW w:type="dxa" w:w="1435"/>
-            <w:vAlign w:val="center"/>
-            <w:tcMar>
-              <w:top w:w="80" w:type="dxa"/>
-              <w:start w:w="70" w:type="dxa"/>
-              <w:bottom w:w="80" w:type="dxa"/>
-              <w:end w:w="70" w:type="dxa"/>
-            </w:tcMar>
-          </w:tcPr>
-          <w:p>
-            <w:pPr>
-              <w:spacing w:line="269" w:lineRule="auto" w:before="0" w:after="0"/>
+              <w:spacing w:line="247" w:lineRule="auto" w:before="0" w:after="0"/>
               <w:jc w:val="left"/>
             </w:pPr>
             <w:r/>
@@ -5721,18 +5584,18 @@
       <w:tr>
         <w:tc>
           <w:tcPr>
-            <w:tcW w:type="dxa" w:w="1545"/>
+            <w:tcW w:type="dxa" w:w="1727"/>
             <w:vAlign w:val="center"/>
             <w:tcMar>
-              <w:top w:w="80" w:type="dxa"/>
-              <w:start w:w="70" w:type="dxa"/>
-              <w:bottom w:w="80" w:type="dxa"/>
-              <w:end w:w="70" w:type="dxa"/>
+              <w:top w:w="40" w:type="dxa"/>
+              <w:start w:w="45" w:type="dxa"/>
+              <w:bottom w:w="40" w:type="dxa"/>
+              <w:end w:w="45" w:type="dxa"/>
             </w:tcMar>
           </w:tcPr>
           <w:p>
             <w:pPr>
-              <w:spacing w:line="269" w:lineRule="auto" w:before="0" w:after="0"/>
+              <w:spacing w:line="247" w:lineRule="auto" w:before="0" w:after="0"/>
               <w:jc w:val="left"/>
             </w:pPr>
             <w:r/>
@@ -5748,18 +5611,18 @@
         </w:tc>
         <w:tc>
           <w:tcPr>
-            <w:tcW w:type="dxa" w:w="746"/>
+            <w:tcW w:type="dxa" w:w="834"/>
             <w:vAlign w:val="center"/>
             <w:tcMar>
-              <w:top w:w="80" w:type="dxa"/>
-              <w:start w:w="70" w:type="dxa"/>
-              <w:bottom w:w="80" w:type="dxa"/>
-              <w:end w:w="70" w:type="dxa"/>
+              <w:top w:w="40" w:type="dxa"/>
+              <w:start w:w="45" w:type="dxa"/>
+              <w:bottom w:w="40" w:type="dxa"/>
+              <w:end w:w="45" w:type="dxa"/>
             </w:tcMar>
           </w:tcPr>
           <w:p>
             <w:pPr>
-              <w:spacing w:line="269" w:lineRule="auto" w:before="0" w:after="0"/>
+              <w:spacing w:line="247" w:lineRule="auto" w:before="0" w:after="0"/>
               <w:jc w:val="center"/>
             </w:pPr>
             <w:r/>
@@ -5775,18 +5638,18 @@
         </w:tc>
         <w:tc>
           <w:tcPr>
-            <w:tcW w:type="dxa" w:w="746"/>
+            <w:tcW w:type="dxa" w:w="834"/>
             <w:vAlign w:val="center"/>
             <w:tcMar>
-              <w:top w:w="80" w:type="dxa"/>
-              <w:start w:w="70" w:type="dxa"/>
-              <w:bottom w:w="80" w:type="dxa"/>
-              <w:end w:w="70" w:type="dxa"/>
+              <w:top w:w="40" w:type="dxa"/>
+              <w:start w:w="45" w:type="dxa"/>
+              <w:bottom w:w="40" w:type="dxa"/>
+              <w:end w:w="45" w:type="dxa"/>
             </w:tcMar>
           </w:tcPr>
           <w:p>
             <w:pPr>
-              <w:spacing w:line="269" w:lineRule="auto" w:before="0" w:after="0"/>
+              <w:spacing w:line="247" w:lineRule="auto" w:before="0" w:after="0"/>
               <w:jc w:val="center"/>
             </w:pPr>
             <w:r/>
@@ -5802,18 +5665,18 @@
         </w:tc>
         <w:tc>
           <w:tcPr>
-            <w:tcW w:type="dxa" w:w="746"/>
+            <w:tcW w:type="dxa" w:w="834"/>
             <w:vAlign w:val="center"/>
             <w:tcMar>
-              <w:top w:w="80" w:type="dxa"/>
-              <w:start w:w="70" w:type="dxa"/>
-              <w:bottom w:w="80" w:type="dxa"/>
-              <w:end w:w="70" w:type="dxa"/>
+              <w:top w:w="40" w:type="dxa"/>
+              <w:start w:w="45" w:type="dxa"/>
+              <w:bottom w:w="40" w:type="dxa"/>
+              <w:end w:w="45" w:type="dxa"/>
             </w:tcMar>
           </w:tcPr>
           <w:p>
             <w:pPr>
-              <w:spacing w:line="269" w:lineRule="auto" w:before="0" w:after="0"/>
+              <w:spacing w:line="247" w:lineRule="auto" w:before="0" w:after="0"/>
               <w:jc w:val="center"/>
             </w:pPr>
             <w:r/>
@@ -5829,18 +5692,18 @@
         </w:tc>
         <w:tc>
           <w:tcPr>
-            <w:tcW w:type="dxa" w:w="959"/>
+            <w:tcW w:type="dxa" w:w="1072"/>
             <w:vAlign w:val="center"/>
             <w:tcMar>
-              <w:top w:w="80" w:type="dxa"/>
-              <w:start w:w="70" w:type="dxa"/>
-              <w:bottom w:w="80" w:type="dxa"/>
-              <w:end w:w="70" w:type="dxa"/>
+              <w:top w:w="40" w:type="dxa"/>
+              <w:start w:w="45" w:type="dxa"/>
+              <w:bottom w:w="40" w:type="dxa"/>
+              <w:end w:w="45" w:type="dxa"/>
             </w:tcMar>
           </w:tcPr>
           <w:p>
             <w:pPr>
-              <w:spacing w:line="269" w:lineRule="auto" w:before="0" w:after="0"/>
+              <w:spacing w:line="247" w:lineRule="auto" w:before="0" w:after="0"/>
               <w:jc w:val="left"/>
             </w:pPr>
             <w:r/>
@@ -5856,18 +5719,18 @@
         </w:tc>
         <w:tc>
           <w:tcPr>
-            <w:tcW w:type="dxa" w:w="959"/>
+            <w:tcW w:type="dxa" w:w="1072"/>
             <w:vAlign w:val="center"/>
             <w:tcMar>
-              <w:top w:w="80" w:type="dxa"/>
-              <w:start w:w="70" w:type="dxa"/>
-              <w:bottom w:w="80" w:type="dxa"/>
-              <w:end w:w="70" w:type="dxa"/>
+              <w:top w:w="40" w:type="dxa"/>
+              <w:start w:w="45" w:type="dxa"/>
+              <w:bottom w:w="40" w:type="dxa"/>
+              <w:end w:w="45" w:type="dxa"/>
             </w:tcMar>
           </w:tcPr>
           <w:p>
             <w:pPr>
-              <w:spacing w:line="269" w:lineRule="auto" w:before="0" w:after="0"/>
+              <w:spacing w:line="247" w:lineRule="auto" w:before="0" w:after="0"/>
               <w:jc w:val="left"/>
             </w:pPr>
             <w:r/>
@@ -5883,18 +5746,18 @@
         </w:tc>
         <w:tc>
           <w:tcPr>
-            <w:tcW w:type="dxa" w:w="959"/>
+            <w:tcW w:type="dxa" w:w="1072"/>
             <w:vAlign w:val="center"/>
             <w:tcMar>
-              <w:top w:w="80" w:type="dxa"/>
-              <w:start w:w="70" w:type="dxa"/>
-              <w:bottom w:w="80" w:type="dxa"/>
-              <w:end w:w="70" w:type="dxa"/>
+              <w:top w:w="40" w:type="dxa"/>
+              <w:start w:w="45" w:type="dxa"/>
+              <w:bottom w:w="40" w:type="dxa"/>
+              <w:end w:w="45" w:type="dxa"/>
             </w:tcMar>
           </w:tcPr>
           <w:p>
             <w:pPr>
-              <w:spacing w:line="269" w:lineRule="auto" w:before="0" w:after="0"/>
+              <w:spacing w:line="247" w:lineRule="auto" w:before="0" w:after="0"/>
               <w:jc w:val="left"/>
             </w:pPr>
             <w:r/>
@@ -5910,45 +5773,18 @@
         </w:tc>
         <w:tc>
           <w:tcPr>
-            <w:tcW w:type="dxa" w:w="959"/>
+            <w:tcW w:type="dxa" w:w="1609"/>
             <w:vAlign w:val="center"/>
             <w:tcMar>
-              <w:top w:w="80" w:type="dxa"/>
-              <w:start w:w="70" w:type="dxa"/>
-              <w:bottom w:w="80" w:type="dxa"/>
-              <w:end w:w="70" w:type="dxa"/>
+              <w:top w:w="40" w:type="dxa"/>
+              <w:start w:w="45" w:type="dxa"/>
+              <w:bottom w:w="40" w:type="dxa"/>
+              <w:end w:w="45" w:type="dxa"/>
             </w:tcMar>
           </w:tcPr>
           <w:p>
             <w:pPr>
-              <w:spacing w:line="269" w:lineRule="auto" w:before="0" w:after="0"/>
-              <w:jc w:val="left"/>
-            </w:pPr>
-            <w:r/>
-            <w:r>
-              <w:rPr>
-                <w:rFonts w:ascii="Times New Roman" w:hAnsi="Times New Roman" w:eastAsia="宋体"/>
-                <w:b w:val="0"/>
-                <w:sz w:val="16"/>
-              </w:rPr>
-              <w:t>15%</w:t>
-            </w:r>
-          </w:p>
-        </w:tc>
-        <w:tc>
-          <w:tcPr>
-            <w:tcW w:type="dxa" w:w="1435"/>
-            <w:vAlign w:val="center"/>
-            <w:tcMar>
-              <w:top w:w="80" w:type="dxa"/>
-              <w:start w:w="70" w:type="dxa"/>
-              <w:bottom w:w="80" w:type="dxa"/>
-              <w:end w:w="70" w:type="dxa"/>
-            </w:tcMar>
-          </w:tcPr>
-          <w:p>
-            <w:pPr>
-              <w:spacing w:line="269" w:lineRule="auto" w:before="0" w:after="0"/>
+              <w:spacing w:line="247" w:lineRule="auto" w:before="0" w:after="0"/>
               <w:jc w:val="left"/>
             </w:pPr>
             <w:r/>
@@ -5966,18 +5802,18 @@
       <w:tr>
         <w:tc>
           <w:tcPr>
-            <w:tcW w:type="dxa" w:w="1545"/>
+            <w:tcW w:type="dxa" w:w="1727"/>
             <w:vAlign w:val="center"/>
             <w:tcMar>
-              <w:top w:w="80" w:type="dxa"/>
-              <w:start w:w="70" w:type="dxa"/>
-              <w:bottom w:w="80" w:type="dxa"/>
-              <w:end w:w="70" w:type="dxa"/>
+              <w:top w:w="40" w:type="dxa"/>
+              <w:start w:w="45" w:type="dxa"/>
+              <w:bottom w:w="40" w:type="dxa"/>
+              <w:end w:w="45" w:type="dxa"/>
             </w:tcMar>
           </w:tcPr>
           <w:p>
             <w:pPr>
-              <w:spacing w:line="269" w:lineRule="auto" w:before="0" w:after="0"/>
+              <w:spacing w:line="247" w:lineRule="auto" w:before="0" w:after="0"/>
               <w:jc w:val="left"/>
             </w:pPr>
             <w:r/>
@@ -5993,18 +5829,18 @@
         </w:tc>
         <w:tc>
           <w:tcPr>
-            <w:tcW w:type="dxa" w:w="746"/>
+            <w:tcW w:type="dxa" w:w="834"/>
             <w:vAlign w:val="center"/>
             <w:tcMar>
-              <w:top w:w="80" w:type="dxa"/>
-              <w:start w:w="70" w:type="dxa"/>
-              <w:bottom w:w="80" w:type="dxa"/>
-              <w:end w:w="70" w:type="dxa"/>
+              <w:top w:w="40" w:type="dxa"/>
+              <w:start w:w="45" w:type="dxa"/>
+              <w:bottom w:w="40" w:type="dxa"/>
+              <w:end w:w="45" w:type="dxa"/>
             </w:tcMar>
           </w:tcPr>
           <w:p>
             <w:pPr>
-              <w:spacing w:line="269" w:lineRule="auto" w:before="0" w:after="0"/>
+              <w:spacing w:line="247" w:lineRule="auto" w:before="0" w:after="0"/>
               <w:jc w:val="center"/>
             </w:pPr>
             <w:r/>
@@ -6020,18 +5856,18 @@
         </w:tc>
         <w:tc>
           <w:tcPr>
-            <w:tcW w:type="dxa" w:w="746"/>
+            <w:tcW w:type="dxa" w:w="834"/>
             <w:vAlign w:val="center"/>
             <w:tcMar>
-              <w:top w:w="80" w:type="dxa"/>
-              <w:start w:w="70" w:type="dxa"/>
-              <w:bottom w:w="80" w:type="dxa"/>
-              <w:end w:w="70" w:type="dxa"/>
+              <w:top w:w="40" w:type="dxa"/>
+              <w:start w:w="45" w:type="dxa"/>
+              <w:bottom w:w="40" w:type="dxa"/>
+              <w:end w:w="45" w:type="dxa"/>
             </w:tcMar>
           </w:tcPr>
           <w:p>
             <w:pPr>
-              <w:spacing w:line="269" w:lineRule="auto" w:before="0" w:after="0"/>
+              <w:spacing w:line="247" w:lineRule="auto" w:before="0" w:after="0"/>
               <w:jc w:val="center"/>
             </w:pPr>
             <w:r/>
@@ -6047,18 +5883,18 @@
         </w:tc>
         <w:tc>
           <w:tcPr>
-            <w:tcW w:type="dxa" w:w="746"/>
+            <w:tcW w:type="dxa" w:w="834"/>
             <w:vAlign w:val="center"/>
             <w:tcMar>
-              <w:top w:w="80" w:type="dxa"/>
-              <w:start w:w="70" w:type="dxa"/>
-              <w:bottom w:w="80" w:type="dxa"/>
-              <w:end w:w="70" w:type="dxa"/>
+              <w:top w:w="40" w:type="dxa"/>
+              <w:start w:w="45" w:type="dxa"/>
+              <w:bottom w:w="40" w:type="dxa"/>
+              <w:end w:w="45" w:type="dxa"/>
             </w:tcMar>
           </w:tcPr>
           <w:p>
             <w:pPr>
-              <w:spacing w:line="269" w:lineRule="auto" w:before="0" w:after="0"/>
+              <w:spacing w:line="247" w:lineRule="auto" w:before="0" w:after="0"/>
               <w:jc w:val="center"/>
             </w:pPr>
             <w:r/>
@@ -6074,18 +5910,18 @@
         </w:tc>
         <w:tc>
           <w:tcPr>
-            <w:tcW w:type="dxa" w:w="959"/>
+            <w:tcW w:type="dxa" w:w="1072"/>
             <w:vAlign w:val="center"/>
             <w:tcMar>
-              <w:top w:w="80" w:type="dxa"/>
-              <w:start w:w="70" w:type="dxa"/>
-              <w:bottom w:w="80" w:type="dxa"/>
-              <w:end w:w="70" w:type="dxa"/>
+              <w:top w:w="40" w:type="dxa"/>
+              <w:start w:w="45" w:type="dxa"/>
+              <w:bottom w:w="40" w:type="dxa"/>
+              <w:end w:w="45" w:type="dxa"/>
             </w:tcMar>
           </w:tcPr>
           <w:p>
             <w:pPr>
-              <w:spacing w:line="269" w:lineRule="auto" w:before="0" w:after="0"/>
+              <w:spacing w:line="247" w:lineRule="auto" w:before="0" w:after="0"/>
               <w:jc w:val="left"/>
             </w:pPr>
             <w:r/>
@@ -6101,18 +5937,18 @@
         </w:tc>
         <w:tc>
           <w:tcPr>
-            <w:tcW w:type="dxa" w:w="959"/>
+            <w:tcW w:type="dxa" w:w="1072"/>
             <w:vAlign w:val="center"/>
             <w:tcMar>
-              <w:top w:w="80" w:type="dxa"/>
-              <w:start w:w="70" w:type="dxa"/>
-              <w:bottom w:w="80" w:type="dxa"/>
-              <w:end w:w="70" w:type="dxa"/>
+              <w:top w:w="40" w:type="dxa"/>
+              <w:start w:w="45" w:type="dxa"/>
+              <w:bottom w:w="40" w:type="dxa"/>
+              <w:end w:w="45" w:type="dxa"/>
             </w:tcMar>
           </w:tcPr>
           <w:p>
             <w:pPr>
-              <w:spacing w:line="269" w:lineRule="auto" w:before="0" w:after="0"/>
+              <w:spacing w:line="247" w:lineRule="auto" w:before="0" w:after="0"/>
               <w:jc w:val="left"/>
             </w:pPr>
             <w:r/>
@@ -6122,24 +5958,24 @@
                 <w:b w:val="0"/>
                 <w:sz w:val="16"/>
               </w:rPr>
-              <w:t>15%</w:t>
+              <w:t>10%</w:t>
             </w:r>
           </w:p>
         </w:tc>
         <w:tc>
           <w:tcPr>
-            <w:tcW w:type="dxa" w:w="959"/>
+            <w:tcW w:type="dxa" w:w="1072"/>
             <w:vAlign w:val="center"/>
             <w:tcMar>
-              <w:top w:w="80" w:type="dxa"/>
-              <w:start w:w="70" w:type="dxa"/>
-              <w:bottom w:w="80" w:type="dxa"/>
-              <w:end w:w="70" w:type="dxa"/>
+              <w:top w:w="40" w:type="dxa"/>
+              <w:start w:w="45" w:type="dxa"/>
+              <w:bottom w:w="40" w:type="dxa"/>
+              <w:end w:w="45" w:type="dxa"/>
             </w:tcMar>
           </w:tcPr>
           <w:p>
             <w:pPr>
-              <w:spacing w:line="269" w:lineRule="auto" w:before="0" w:after="0"/>
+              <w:spacing w:line="247" w:lineRule="auto" w:before="0" w:after="0"/>
               <w:jc w:val="left"/>
             </w:pPr>
             <w:r/>
@@ -6155,45 +5991,18 @@
         </w:tc>
         <w:tc>
           <w:tcPr>
-            <w:tcW w:type="dxa" w:w="959"/>
+            <w:tcW w:type="dxa" w:w="1609"/>
             <w:vAlign w:val="center"/>
             <w:tcMar>
-              <w:top w:w="80" w:type="dxa"/>
-              <w:start w:w="70" w:type="dxa"/>
-              <w:bottom w:w="80" w:type="dxa"/>
-              <w:end w:w="70" w:type="dxa"/>
+              <w:top w:w="40" w:type="dxa"/>
+              <w:start w:w="45" w:type="dxa"/>
+              <w:bottom w:w="40" w:type="dxa"/>
+              <w:end w:w="45" w:type="dxa"/>
             </w:tcMar>
           </w:tcPr>
           <w:p>
             <w:pPr>
-              <w:spacing w:line="269" w:lineRule="auto" w:before="0" w:after="0"/>
-              <w:jc w:val="left"/>
-            </w:pPr>
-            <w:r/>
-            <w:r>
-              <w:rPr>
-                <w:rFonts w:ascii="Times New Roman" w:hAnsi="Times New Roman" w:eastAsia="宋体"/>
-                <w:b w:val="0"/>
-                <w:sz w:val="16"/>
-              </w:rPr>
-              <w:t>15%</w:t>
-            </w:r>
-          </w:p>
-        </w:tc>
-        <w:tc>
-          <w:tcPr>
-            <w:tcW w:type="dxa" w:w="1435"/>
-            <w:vAlign w:val="center"/>
-            <w:tcMar>
-              <w:top w:w="80" w:type="dxa"/>
-              <w:start w:w="70" w:type="dxa"/>
-              <w:bottom w:w="80" w:type="dxa"/>
-              <w:end w:w="70" w:type="dxa"/>
-            </w:tcMar>
-          </w:tcPr>
-          <w:p>
-            <w:pPr>
-              <w:spacing w:line="269" w:lineRule="auto" w:before="0" w:after="0"/>
+              <w:spacing w:line="247" w:lineRule="auto" w:before="0" w:after="0"/>
               <w:jc w:val="left"/>
             </w:pPr>
             <w:r/>
@@ -6211,18 +6020,18 @@
       <w:tr>
         <w:tc>
           <w:tcPr>
-            <w:tcW w:type="dxa" w:w="1545"/>
+            <w:tcW w:type="dxa" w:w="1727"/>
             <w:vAlign w:val="center"/>
             <w:tcMar>
-              <w:top w:w="80" w:type="dxa"/>
-              <w:start w:w="70" w:type="dxa"/>
-              <w:bottom w:w="80" w:type="dxa"/>
-              <w:end w:w="70" w:type="dxa"/>
+              <w:top w:w="40" w:type="dxa"/>
+              <w:start w:w="45" w:type="dxa"/>
+              <w:bottom w:w="40" w:type="dxa"/>
+              <w:end w:w="45" w:type="dxa"/>
             </w:tcMar>
           </w:tcPr>
           <w:p>
             <w:pPr>
-              <w:spacing w:line="269" w:lineRule="auto" w:before="0" w:after="0"/>
+              <w:spacing w:line="247" w:lineRule="auto" w:before="0" w:after="0"/>
               <w:jc w:val="left"/>
             </w:pPr>
             <w:r/>
@@ -6238,18 +6047,18 @@
         </w:tc>
         <w:tc>
           <w:tcPr>
-            <w:tcW w:type="dxa" w:w="746"/>
+            <w:tcW w:type="dxa" w:w="834"/>
             <w:vAlign w:val="center"/>
             <w:tcMar>
-              <w:top w:w="80" w:type="dxa"/>
-              <w:start w:w="70" w:type="dxa"/>
-              <w:bottom w:w="80" w:type="dxa"/>
-              <w:end w:w="70" w:type="dxa"/>
+              <w:top w:w="40" w:type="dxa"/>
+              <w:start w:w="45" w:type="dxa"/>
+              <w:bottom w:w="40" w:type="dxa"/>
+              <w:end w:w="45" w:type="dxa"/>
             </w:tcMar>
           </w:tcPr>
           <w:p>
             <w:pPr>
-              <w:spacing w:line="269" w:lineRule="auto" w:before="0" w:after="0"/>
+              <w:spacing w:line="247" w:lineRule="auto" w:before="0" w:after="0"/>
               <w:jc w:val="center"/>
             </w:pPr>
             <w:r/>
@@ -6265,18 +6074,18 @@
         </w:tc>
         <w:tc>
           <w:tcPr>
-            <w:tcW w:type="dxa" w:w="746"/>
+            <w:tcW w:type="dxa" w:w="834"/>
             <w:vAlign w:val="center"/>
             <w:tcMar>
-              <w:top w:w="80" w:type="dxa"/>
-              <w:start w:w="70" w:type="dxa"/>
-              <w:bottom w:w="80" w:type="dxa"/>
-              <w:end w:w="70" w:type="dxa"/>
+              <w:top w:w="40" w:type="dxa"/>
+              <w:start w:w="45" w:type="dxa"/>
+              <w:bottom w:w="40" w:type="dxa"/>
+              <w:end w:w="45" w:type="dxa"/>
             </w:tcMar>
           </w:tcPr>
           <w:p>
             <w:pPr>
-              <w:spacing w:line="269" w:lineRule="auto" w:before="0" w:after="0"/>
+              <w:spacing w:line="247" w:lineRule="auto" w:before="0" w:after="0"/>
               <w:jc w:val="center"/>
             </w:pPr>
             <w:r/>
@@ -6292,18 +6101,18 @@
         </w:tc>
         <w:tc>
           <w:tcPr>
-            <w:tcW w:type="dxa" w:w="746"/>
+            <w:tcW w:type="dxa" w:w="834"/>
             <w:vAlign w:val="center"/>
             <w:tcMar>
-              <w:top w:w="80" w:type="dxa"/>
-              <w:start w:w="70" w:type="dxa"/>
-              <w:bottom w:w="80" w:type="dxa"/>
-              <w:end w:w="70" w:type="dxa"/>
+              <w:top w:w="40" w:type="dxa"/>
+              <w:start w:w="45" w:type="dxa"/>
+              <w:bottom w:w="40" w:type="dxa"/>
+              <w:end w:w="45" w:type="dxa"/>
             </w:tcMar>
           </w:tcPr>
           <w:p>
             <w:pPr>
-              <w:spacing w:line="269" w:lineRule="auto" w:before="0" w:after="0"/>
+              <w:spacing w:line="247" w:lineRule="auto" w:before="0" w:after="0"/>
               <w:jc w:val="center"/>
             </w:pPr>
             <w:r/>
@@ -6319,18 +6128,18 @@
         </w:tc>
         <w:tc>
           <w:tcPr>
-            <w:tcW w:type="dxa" w:w="959"/>
+            <w:tcW w:type="dxa" w:w="1072"/>
             <w:vAlign w:val="center"/>
             <w:tcMar>
-              <w:top w:w="80" w:type="dxa"/>
-              <w:start w:w="70" w:type="dxa"/>
-              <w:bottom w:w="80" w:type="dxa"/>
-              <w:end w:w="70" w:type="dxa"/>
+              <w:top w:w="40" w:type="dxa"/>
+              <w:start w:w="45" w:type="dxa"/>
+              <w:bottom w:w="40" w:type="dxa"/>
+              <w:end w:w="45" w:type="dxa"/>
             </w:tcMar>
           </w:tcPr>
           <w:p>
             <w:pPr>
-              <w:spacing w:line="269" w:lineRule="auto" w:before="0" w:after="0"/>
+              <w:spacing w:line="247" w:lineRule="auto" w:before="0" w:after="0"/>
               <w:jc w:val="left"/>
             </w:pPr>
             <w:r/>
@@ -6346,18 +6155,18 @@
         </w:tc>
         <w:tc>
           <w:tcPr>
-            <w:tcW w:type="dxa" w:w="959"/>
+            <w:tcW w:type="dxa" w:w="1072"/>
             <w:vAlign w:val="center"/>
             <w:tcMar>
-              <w:top w:w="80" w:type="dxa"/>
-              <w:start w:w="70" w:type="dxa"/>
-              <w:bottom w:w="80" w:type="dxa"/>
-              <w:end w:w="70" w:type="dxa"/>
+              <w:top w:w="40" w:type="dxa"/>
+              <w:start w:w="45" w:type="dxa"/>
+              <w:bottom w:w="40" w:type="dxa"/>
+              <w:end w:w="45" w:type="dxa"/>
             </w:tcMar>
           </w:tcPr>
           <w:p>
             <w:pPr>
-              <w:spacing w:line="269" w:lineRule="auto" w:before="0" w:after="0"/>
+              <w:spacing w:line="247" w:lineRule="auto" w:before="0" w:after="0"/>
               <w:jc w:val="left"/>
             </w:pPr>
             <w:r/>
@@ -6373,18 +6182,18 @@
         </w:tc>
         <w:tc>
           <w:tcPr>
-            <w:tcW w:type="dxa" w:w="959"/>
+            <w:tcW w:type="dxa" w:w="1072"/>
             <w:vAlign w:val="center"/>
             <w:tcMar>
-              <w:top w:w="80" w:type="dxa"/>
-              <w:start w:w="70" w:type="dxa"/>
-              <w:bottom w:w="80" w:type="dxa"/>
-              <w:end w:w="70" w:type="dxa"/>
+              <w:top w:w="40" w:type="dxa"/>
+              <w:start w:w="45" w:type="dxa"/>
+              <w:bottom w:w="40" w:type="dxa"/>
+              <w:end w:w="45" w:type="dxa"/>
             </w:tcMar>
           </w:tcPr>
           <w:p>
             <w:pPr>
-              <w:spacing w:line="269" w:lineRule="auto" w:before="0" w:after="0"/>
+              <w:spacing w:line="247" w:lineRule="auto" w:before="0" w:after="0"/>
               <w:jc w:val="left"/>
             </w:pPr>
             <w:r/>
@@ -6400,45 +6209,18 @@
         </w:tc>
         <w:tc>
           <w:tcPr>
-            <w:tcW w:type="dxa" w:w="959"/>
+            <w:tcW w:type="dxa" w:w="1609"/>
             <w:vAlign w:val="center"/>
             <w:tcMar>
-              <w:top w:w="80" w:type="dxa"/>
-              <w:start w:w="70" w:type="dxa"/>
-              <w:bottom w:w="80" w:type="dxa"/>
-              <w:end w:w="70" w:type="dxa"/>
+              <w:top w:w="40" w:type="dxa"/>
+              <w:start w:w="45" w:type="dxa"/>
+              <w:bottom w:w="40" w:type="dxa"/>
+              <w:end w:w="45" w:type="dxa"/>
             </w:tcMar>
           </w:tcPr>
           <w:p>
             <w:pPr>
-              <w:spacing w:line="269" w:lineRule="auto" w:before="0" w:after="0"/>
-              <w:jc w:val="left"/>
-            </w:pPr>
-            <w:r/>
-            <w:r>
-              <w:rPr>
-                <w:rFonts w:ascii="Times New Roman" w:hAnsi="Times New Roman" w:eastAsia="宋体"/>
-                <w:b w:val="0"/>
-                <w:sz w:val="16"/>
-              </w:rPr>
-              <w:t>100%</w:t>
-            </w:r>
-          </w:p>
-        </w:tc>
-        <w:tc>
-          <w:tcPr>
-            <w:tcW w:type="dxa" w:w="1435"/>
-            <w:vAlign w:val="center"/>
-            <w:tcMar>
-              <w:top w:w="80" w:type="dxa"/>
-              <w:start w:w="70" w:type="dxa"/>
-              <w:bottom w:w="80" w:type="dxa"/>
-              <w:end w:w="70" w:type="dxa"/>
-            </w:tcMar>
-          </w:tcPr>
-          <w:p>
-            <w:pPr>
-              <w:spacing w:line="269" w:lineRule="auto" w:before="0" w:after="0"/>
+              <w:spacing w:line="247" w:lineRule="auto" w:before="0" w:after="0"/>
               <w:jc w:val="left"/>
             </w:pPr>
             <w:r/>
@@ -6523,7 +6305,7 @@
           <w:b w:val="0"/>
           <w:sz w:val="21"/>
         </w:rPr>
-        <w:t>各项按百分制评分。总评成绩=平时学习与课堂分析×20%＋协议与故障分析作业×30%＋工业网络方案报告×40%＋个人核验与答辩×10%。培养方案没有实验、上机和项目式学时，方案报告属于课程考核成果，不另计项目学时。所有抓包、仿真、配置或网络工具演示均须在授权环境或教师提供数据上完成，不以未经授权的真实工业网络扫描作为考核内容。</w:t>
+        <w:t>各项按百分制评分。总评成绩=平时成绩×20%＋课程作业×20%＋期末考核×60%。课程作业主要承接协议与故障分析、拓扑与参数分析、阶段性数据链分析等学习证据；期末考核采用工业网络综合方案报告，并通过个人核验与答辩验证学生对本人方案、协议选择、故障定位、修改验证和资料依据的独立解释能力。培养方案没有实验、上机和项目式学时，报告、抓包分析、仿真、配置或网络工具演示均属于理论课程中的课堂分析或考核学习证据，不另计实践、实验、上机或项目式学时。所有抓包、仿真、配置或网络工具演示均须在授权环境或教师提供数据上完成，不以未经授权的真实工业网络扫描作为考核内容。</w:t>
       </w:r>
     </w:p>
     <w:p>
@@ -6566,7 +6348,7 @@
           <w:b/>
           <w:sz w:val="21"/>
         </w:rPr>
-        <w:t>（1）平时学习与课堂分析评分标准</w:t>
+        <w:t>（1）平时成绩评分标准</w:t>
       </w:r>
     </w:p>
     <w:tbl>
@@ -6599,16 +6381,16 @@
           <w:tcPr>
             <w:tcW w:type="dxa" w:w="1700"/>
             <w:tcMar>
-              <w:top w:w="80" w:type="dxa"/>
-              <w:start w:w="70" w:type="dxa"/>
-              <w:bottom w:w="80" w:type="dxa"/>
-              <w:end w:w="70" w:type="dxa"/>
+              <w:top w:w="40" w:type="dxa"/>
+              <w:start w:w="45" w:type="dxa"/>
+              <w:bottom w:w="40" w:type="dxa"/>
+              <w:end w:w="45" w:type="dxa"/>
             </w:tcMar>
             <w:vAlign w:val="center"/>
           </w:tcPr>
           <w:p>
             <w:pPr>
-              <w:spacing w:line="269" w:lineRule="auto" w:before="0" w:after="0"/>
+              <w:spacing w:line="247" w:lineRule="auto" w:before="0" w:after="0"/>
               <w:jc w:val="center"/>
             </w:pPr>
             <w:r/>
@@ -6616,7 +6398,7 @@
               <w:rPr>
                 <w:rFonts w:ascii="Times New Roman" w:hAnsi="Times New Roman" w:eastAsia="宋体"/>
                 <w:b/>
-                <w:sz w:val="17"/>
+                <w:sz w:val="16"/>
               </w:rPr>
               <w:t>评分指标</w:t>
             </w:r>
@@ -6626,16 +6408,16 @@
           <w:tcPr>
             <w:tcW w:type="dxa" w:w="900"/>
             <w:tcMar>
-              <w:top w:w="80" w:type="dxa"/>
-              <w:start w:w="70" w:type="dxa"/>
-              <w:bottom w:w="80" w:type="dxa"/>
-              <w:end w:w="70" w:type="dxa"/>
+              <w:top w:w="40" w:type="dxa"/>
+              <w:start w:w="45" w:type="dxa"/>
+              <w:bottom w:w="40" w:type="dxa"/>
+              <w:end w:w="45" w:type="dxa"/>
             </w:tcMar>
             <w:vAlign w:val="center"/>
           </w:tcPr>
           <w:p>
             <w:pPr>
-              <w:spacing w:line="269" w:lineRule="auto" w:before="0" w:after="0"/>
+              <w:spacing w:line="247" w:lineRule="auto" w:before="0" w:after="0"/>
               <w:jc w:val="center"/>
             </w:pPr>
             <w:r/>
@@ -6643,7 +6425,7 @@
               <w:rPr>
                 <w:rFonts w:ascii="Times New Roman" w:hAnsi="Times New Roman" w:eastAsia="宋体"/>
                 <w:b/>
-                <w:sz w:val="17"/>
+                <w:sz w:val="16"/>
               </w:rPr>
               <w:t>指标权重</w:t>
             </w:r>
@@ -6653,16 +6435,16 @@
           <w:tcPr>
             <w:tcW w:type="dxa" w:w="5100"/>
             <w:tcMar>
-              <w:top w:w="80" w:type="dxa"/>
-              <w:start w:w="70" w:type="dxa"/>
-              <w:bottom w:w="80" w:type="dxa"/>
-              <w:end w:w="70" w:type="dxa"/>
+              <w:top w:w="40" w:type="dxa"/>
+              <w:start w:w="45" w:type="dxa"/>
+              <w:bottom w:w="40" w:type="dxa"/>
+              <w:end w:w="45" w:type="dxa"/>
             </w:tcMar>
             <w:vAlign w:val="center"/>
           </w:tcPr>
           <w:p>
             <w:pPr>
-              <w:spacing w:line="269" w:lineRule="auto" w:before="0" w:after="0"/>
+              <w:spacing w:line="247" w:lineRule="auto" w:before="0" w:after="0"/>
               <w:jc w:val="center"/>
             </w:pPr>
             <w:r/>
@@ -6670,7 +6452,7 @@
               <w:rPr>
                 <w:rFonts w:ascii="Times New Roman" w:hAnsi="Times New Roman" w:eastAsia="宋体"/>
                 <w:b/>
-                <w:sz w:val="17"/>
+                <w:sz w:val="16"/>
               </w:rPr>
               <w:t>评分要求</w:t>
             </w:r>
@@ -6680,16 +6462,16 @@
           <w:tcPr>
             <w:tcW w:type="dxa" w:w="1354"/>
             <w:tcMar>
-              <w:top w:w="80" w:type="dxa"/>
-              <w:start w:w="70" w:type="dxa"/>
-              <w:bottom w:w="80" w:type="dxa"/>
-              <w:end w:w="70" w:type="dxa"/>
+              <w:top w:w="40" w:type="dxa"/>
+              <w:start w:w="45" w:type="dxa"/>
+              <w:bottom w:w="40" w:type="dxa"/>
+              <w:end w:w="45" w:type="dxa"/>
             </w:tcMar>
             <w:vAlign w:val="center"/>
           </w:tcPr>
           <w:p>
             <w:pPr>
-              <w:spacing w:line="269" w:lineRule="auto" w:before="0" w:after="0"/>
+              <w:spacing w:line="247" w:lineRule="auto" w:before="0" w:after="0"/>
               <w:jc w:val="center"/>
             </w:pPr>
             <w:r/>
@@ -6697,7 +6479,7 @@
               <w:rPr>
                 <w:rFonts w:ascii="Times New Roman" w:hAnsi="Times New Roman" w:eastAsia="宋体"/>
                 <w:b/>
-                <w:sz w:val="17"/>
+                <w:sz w:val="16"/>
               </w:rPr>
               <w:t>课程目标</w:t>
             </w:r>
@@ -6710,15 +6492,15 @@
             <w:tcW w:type="dxa" w:w="1700"/>
             <w:vAlign w:val="center"/>
             <w:tcMar>
-              <w:top w:w="80" w:type="dxa"/>
-              <w:start w:w="70" w:type="dxa"/>
-              <w:bottom w:w="80" w:type="dxa"/>
-              <w:end w:w="70" w:type="dxa"/>
+              <w:top w:w="40" w:type="dxa"/>
+              <w:start w:w="45" w:type="dxa"/>
+              <w:bottom w:w="40" w:type="dxa"/>
+              <w:end w:w="45" w:type="dxa"/>
             </w:tcMar>
           </w:tcPr>
           <w:p>
             <w:pPr>
-              <w:spacing w:line="269" w:lineRule="auto" w:before="0" w:after="0"/>
+              <w:spacing w:line="247" w:lineRule="auto" w:before="0" w:after="0"/>
               <w:jc w:val="left"/>
             </w:pPr>
             <w:r/>
@@ -6726,7 +6508,7 @@
               <w:rPr>
                 <w:rFonts w:ascii="Times New Roman" w:hAnsi="Times New Roman" w:eastAsia="宋体"/>
                 <w:b w:val="0"/>
-                <w:sz w:val="17"/>
+                <w:sz w:val="16"/>
               </w:rPr>
               <w:t>课堂参与与概念理解</w:t>
             </w:r>
@@ -6737,15 +6519,15 @@
             <w:tcW w:type="dxa" w:w="900"/>
             <w:vAlign w:val="center"/>
             <w:tcMar>
-              <w:top w:w="80" w:type="dxa"/>
-              <w:start w:w="70" w:type="dxa"/>
-              <w:bottom w:w="80" w:type="dxa"/>
-              <w:end w:w="70" w:type="dxa"/>
+              <w:top w:w="40" w:type="dxa"/>
+              <w:start w:w="45" w:type="dxa"/>
+              <w:bottom w:w="40" w:type="dxa"/>
+              <w:end w:w="45" w:type="dxa"/>
             </w:tcMar>
           </w:tcPr>
           <w:p>
             <w:pPr>
-              <w:spacing w:line="269" w:lineRule="auto" w:before="0" w:after="0"/>
+              <w:spacing w:line="247" w:lineRule="auto" w:before="0" w:after="0"/>
               <w:jc w:val="center"/>
             </w:pPr>
             <w:r/>
@@ -6753,7 +6535,7 @@
               <w:rPr>
                 <w:rFonts w:ascii="Times New Roman" w:hAnsi="Times New Roman" w:eastAsia="宋体"/>
                 <w:b w:val="0"/>
-                <w:sz w:val="17"/>
+                <w:sz w:val="16"/>
               </w:rPr>
               <w:t>40%</w:t>
             </w:r>
@@ -6764,15 +6546,15 @@
             <w:tcW w:type="dxa" w:w="5100"/>
             <w:vAlign w:val="center"/>
             <w:tcMar>
-              <w:top w:w="80" w:type="dxa"/>
-              <w:start w:w="70" w:type="dxa"/>
-              <w:bottom w:w="80" w:type="dxa"/>
-              <w:end w:w="70" w:type="dxa"/>
+              <w:top w:w="40" w:type="dxa"/>
+              <w:start w:w="45" w:type="dxa"/>
+              <w:bottom w:w="40" w:type="dxa"/>
+              <w:end w:w="45" w:type="dxa"/>
             </w:tcMar>
           </w:tcPr>
           <w:p>
             <w:pPr>
-              <w:spacing w:line="269" w:lineRule="auto" w:before="0" w:after="0"/>
+              <w:spacing w:line="247" w:lineRule="auto" w:before="0" w:after="0"/>
               <w:jc w:val="left"/>
             </w:pPr>
             <w:r/>
@@ -6780,7 +6562,7 @@
               <w:rPr>
                 <w:rFonts w:ascii="Times New Roman" w:hAnsi="Times New Roman" w:eastAsia="宋体"/>
                 <w:b w:val="0"/>
-                <w:sz w:val="17"/>
+                <w:sz w:val="16"/>
               </w:rPr>
               <w:t>准确使用工业网络术语，完成拓扑、协议和性能问题分析并说明依据。</w:t>
             </w:r>
@@ -6791,15 +6573,15 @@
             <w:tcW w:type="dxa" w:w="1354"/>
             <w:vAlign w:val="center"/>
             <w:tcMar>
-              <w:top w:w="80" w:type="dxa"/>
-              <w:start w:w="70" w:type="dxa"/>
-              <w:bottom w:w="80" w:type="dxa"/>
-              <w:end w:w="70" w:type="dxa"/>
+              <w:top w:w="40" w:type="dxa"/>
+              <w:start w:w="45" w:type="dxa"/>
+              <w:bottom w:w="40" w:type="dxa"/>
+              <w:end w:w="45" w:type="dxa"/>
             </w:tcMar>
           </w:tcPr>
           <w:p>
             <w:pPr>
-              <w:spacing w:line="269" w:lineRule="auto" w:before="0" w:after="0"/>
+              <w:spacing w:line="247" w:lineRule="auto" w:before="0" w:after="0"/>
               <w:jc w:val="left"/>
             </w:pPr>
             <w:r/>
@@ -6807,7 +6589,7 @@
               <w:rPr>
                 <w:rFonts w:ascii="Times New Roman" w:hAnsi="Times New Roman" w:eastAsia="宋体"/>
                 <w:b w:val="0"/>
-                <w:sz w:val="17"/>
+                <w:sz w:val="16"/>
               </w:rPr>
               <w:t>全部课程目标</w:t>
             </w:r>
@@ -6820,15 +6602,15 @@
             <w:tcW w:type="dxa" w:w="1700"/>
             <w:vAlign w:val="center"/>
             <w:tcMar>
-              <w:top w:w="80" w:type="dxa"/>
-              <w:start w:w="70" w:type="dxa"/>
-              <w:bottom w:w="80" w:type="dxa"/>
-              <w:end w:w="70" w:type="dxa"/>
+              <w:top w:w="40" w:type="dxa"/>
+              <w:start w:w="45" w:type="dxa"/>
+              <w:bottom w:w="40" w:type="dxa"/>
+              <w:end w:w="45" w:type="dxa"/>
             </w:tcMar>
           </w:tcPr>
           <w:p>
             <w:pPr>
-              <w:spacing w:line="269" w:lineRule="auto" w:before="0" w:after="0"/>
+              <w:spacing w:line="247" w:lineRule="auto" w:before="0" w:after="0"/>
               <w:jc w:val="left"/>
             </w:pPr>
             <w:r/>
@@ -6836,7 +6618,7 @@
               <w:rPr>
                 <w:rFonts w:ascii="Times New Roman" w:hAnsi="Times New Roman" w:eastAsia="宋体"/>
                 <w:b w:val="0"/>
-                <w:sz w:val="17"/>
+                <w:sz w:val="16"/>
               </w:rPr>
               <w:t>过程记录与资料规范</w:t>
             </w:r>
@@ -6847,15 +6629,15 @@
             <w:tcW w:type="dxa" w:w="900"/>
             <w:vAlign w:val="center"/>
             <w:tcMar>
-              <w:top w:w="80" w:type="dxa"/>
-              <w:start w:w="70" w:type="dxa"/>
-              <w:bottom w:w="80" w:type="dxa"/>
-              <w:end w:w="70" w:type="dxa"/>
+              <w:top w:w="40" w:type="dxa"/>
+              <w:start w:w="45" w:type="dxa"/>
+              <w:bottom w:w="40" w:type="dxa"/>
+              <w:end w:w="45" w:type="dxa"/>
             </w:tcMar>
           </w:tcPr>
           <w:p>
             <w:pPr>
-              <w:spacing w:line="269" w:lineRule="auto" w:before="0" w:after="0"/>
+              <w:spacing w:line="247" w:lineRule="auto" w:before="0" w:after="0"/>
               <w:jc w:val="center"/>
             </w:pPr>
             <w:r/>
@@ -6863,7 +6645,7 @@
               <w:rPr>
                 <w:rFonts w:ascii="Times New Roman" w:hAnsi="Times New Roman" w:eastAsia="宋体"/>
                 <w:b w:val="0"/>
-                <w:sz w:val="17"/>
+                <w:sz w:val="16"/>
               </w:rPr>
               <w:t>35%</w:t>
             </w:r>
@@ -6874,15 +6656,15 @@
             <w:tcW w:type="dxa" w:w="5100"/>
             <w:vAlign w:val="center"/>
             <w:tcMar>
-              <w:top w:w="80" w:type="dxa"/>
-              <w:start w:w="70" w:type="dxa"/>
-              <w:bottom w:w="80" w:type="dxa"/>
-              <w:end w:w="70" w:type="dxa"/>
+              <w:top w:w="40" w:type="dxa"/>
+              <w:start w:w="45" w:type="dxa"/>
+              <w:bottom w:w="40" w:type="dxa"/>
+              <w:end w:w="45" w:type="dxa"/>
             </w:tcMar>
           </w:tcPr>
           <w:p>
             <w:pPr>
-              <w:spacing w:line="269" w:lineRule="auto" w:before="0" w:after="0"/>
+              <w:spacing w:line="247" w:lineRule="auto" w:before="0" w:after="0"/>
               <w:jc w:val="left"/>
             </w:pPr>
             <w:r/>
@@ -6890,7 +6672,7 @@
               <w:rPr>
                 <w:rFonts w:ascii="Times New Roman" w:hAnsi="Times New Roman" w:eastAsia="宋体"/>
                 <w:b w:val="0"/>
-                <w:sz w:val="17"/>
+                <w:sz w:val="16"/>
               </w:rPr>
               <w:t>课堂笔记、协议表、拓扑图和资料来源完整，参数、单位、版本和引用可追溯。</w:t>
             </w:r>
@@ -6901,15 +6683,15 @@
             <w:tcW w:type="dxa" w:w="1354"/>
             <w:vAlign w:val="center"/>
             <w:tcMar>
-              <w:top w:w="80" w:type="dxa"/>
-              <w:start w:w="70" w:type="dxa"/>
-              <w:bottom w:w="80" w:type="dxa"/>
-              <w:end w:w="70" w:type="dxa"/>
+              <w:top w:w="40" w:type="dxa"/>
+              <w:start w:w="45" w:type="dxa"/>
+              <w:bottom w:w="40" w:type="dxa"/>
+              <w:end w:w="45" w:type="dxa"/>
             </w:tcMar>
           </w:tcPr>
           <w:p>
             <w:pPr>
-              <w:spacing w:line="269" w:lineRule="auto" w:before="0" w:after="0"/>
+              <w:spacing w:line="247" w:lineRule="auto" w:before="0" w:after="0"/>
               <w:jc w:val="left"/>
             </w:pPr>
             <w:r/>
@@ -6917,7 +6699,7 @@
               <w:rPr>
                 <w:rFonts w:ascii="Times New Roman" w:hAnsi="Times New Roman" w:eastAsia="宋体"/>
                 <w:b w:val="0"/>
-                <w:sz w:val="17"/>
+                <w:sz w:val="16"/>
               </w:rPr>
               <w:t>全部课程目标</w:t>
             </w:r>
@@ -6930,15 +6712,15 @@
             <w:tcW w:type="dxa" w:w="1700"/>
             <w:vAlign w:val="center"/>
             <w:tcMar>
-              <w:top w:w="80" w:type="dxa"/>
-              <w:start w:w="70" w:type="dxa"/>
-              <w:bottom w:w="80" w:type="dxa"/>
-              <w:end w:w="70" w:type="dxa"/>
+              <w:top w:w="40" w:type="dxa"/>
+              <w:start w:w="45" w:type="dxa"/>
+              <w:bottom w:w="40" w:type="dxa"/>
+              <w:end w:w="45" w:type="dxa"/>
             </w:tcMar>
           </w:tcPr>
           <w:p>
             <w:pPr>
-              <w:spacing w:line="269" w:lineRule="auto" w:before="0" w:after="0"/>
+              <w:spacing w:line="247" w:lineRule="auto" w:before="0" w:after="0"/>
               <w:jc w:val="left"/>
             </w:pPr>
             <w:r/>
@@ -6946,7 +6728,7 @@
               <w:rPr>
                 <w:rFonts w:ascii="Times New Roman" w:hAnsi="Times New Roman" w:eastAsia="宋体"/>
                 <w:b w:val="0"/>
-                <w:sz w:val="17"/>
+                <w:sz w:val="16"/>
               </w:rPr>
               <w:t>安全、协作与学习责任</w:t>
             </w:r>
@@ -6957,15 +6739,15 @@
             <w:tcW w:type="dxa" w:w="900"/>
             <w:vAlign w:val="center"/>
             <w:tcMar>
-              <w:top w:w="80" w:type="dxa"/>
-              <w:start w:w="70" w:type="dxa"/>
-              <w:bottom w:w="80" w:type="dxa"/>
-              <w:end w:w="70" w:type="dxa"/>
+              <w:top w:w="40" w:type="dxa"/>
+              <w:start w:w="45" w:type="dxa"/>
+              <w:bottom w:w="40" w:type="dxa"/>
+              <w:end w:w="45" w:type="dxa"/>
             </w:tcMar>
           </w:tcPr>
           <w:p>
             <w:pPr>
-              <w:spacing w:line="269" w:lineRule="auto" w:before="0" w:after="0"/>
+              <w:spacing w:line="247" w:lineRule="auto" w:before="0" w:after="0"/>
               <w:jc w:val="center"/>
             </w:pPr>
             <w:r/>
@@ -6973,7 +6755,7 @@
               <w:rPr>
                 <w:rFonts w:ascii="Times New Roman" w:hAnsi="Times New Roman" w:eastAsia="宋体"/>
                 <w:b w:val="0"/>
-                <w:sz w:val="17"/>
+                <w:sz w:val="16"/>
               </w:rPr>
               <w:t>25%</w:t>
             </w:r>
@@ -6984,15 +6766,15 @@
             <w:tcW w:type="dxa" w:w="5100"/>
             <w:vAlign w:val="center"/>
             <w:tcMar>
-              <w:top w:w="80" w:type="dxa"/>
-              <w:start w:w="70" w:type="dxa"/>
-              <w:bottom w:w="80" w:type="dxa"/>
-              <w:end w:w="70" w:type="dxa"/>
+              <w:top w:w="40" w:type="dxa"/>
+              <w:start w:w="45" w:type="dxa"/>
+              <w:bottom w:w="40" w:type="dxa"/>
+              <w:end w:w="45" w:type="dxa"/>
             </w:tcMar>
           </w:tcPr>
           <w:p>
             <w:pPr>
-              <w:spacing w:line="269" w:lineRule="auto" w:before="0" w:after="0"/>
+              <w:spacing w:line="247" w:lineRule="auto" w:before="0" w:after="0"/>
               <w:jc w:val="left"/>
             </w:pPr>
             <w:r/>
@@ -7000,7 +6782,7 @@
               <w:rPr>
                 <w:rFonts w:ascii="Times New Roman" w:hAnsi="Times New Roman" w:eastAsia="宋体"/>
                 <w:b w:val="0"/>
-                <w:sz w:val="17"/>
+                <w:sz w:val="16"/>
               </w:rPr>
               <w:t>遵守网络访问和设备操作边界，主动反馈不确定项，能够查阅标准或手册并参与讨论。</w:t>
             </w:r>
@@ -7011,15 +6793,15 @@
             <w:tcW w:type="dxa" w:w="1354"/>
             <w:vAlign w:val="center"/>
             <w:tcMar>
-              <w:top w:w="80" w:type="dxa"/>
-              <w:start w:w="70" w:type="dxa"/>
-              <w:bottom w:w="80" w:type="dxa"/>
-              <w:end w:w="70" w:type="dxa"/>
+              <w:top w:w="40" w:type="dxa"/>
+              <w:start w:w="45" w:type="dxa"/>
+              <w:bottom w:w="40" w:type="dxa"/>
+              <w:end w:w="45" w:type="dxa"/>
             </w:tcMar>
           </w:tcPr>
           <w:p>
             <w:pPr>
-              <w:spacing w:line="269" w:lineRule="auto" w:before="0" w:after="0"/>
+              <w:spacing w:line="247" w:lineRule="auto" w:before="0" w:after="0"/>
               <w:jc w:val="left"/>
             </w:pPr>
             <w:r/>
@@ -7027,7 +6809,7 @@
               <w:rPr>
                 <w:rFonts w:ascii="Times New Roman" w:hAnsi="Times New Roman" w:eastAsia="宋体"/>
                 <w:b w:val="0"/>
-                <w:sz w:val="17"/>
+                <w:sz w:val="16"/>
               </w:rPr>
               <w:t>全部课程目标</w:t>
             </w:r>
@@ -7040,15 +6822,15 @@
             <w:tcW w:type="dxa" w:w="1700"/>
             <w:vAlign w:val="center"/>
             <w:tcMar>
-              <w:top w:w="80" w:type="dxa"/>
-              <w:start w:w="70" w:type="dxa"/>
-              <w:bottom w:w="80" w:type="dxa"/>
-              <w:end w:w="70" w:type="dxa"/>
+              <w:top w:w="40" w:type="dxa"/>
+              <w:start w:w="45" w:type="dxa"/>
+              <w:bottom w:w="40" w:type="dxa"/>
+              <w:end w:w="45" w:type="dxa"/>
             </w:tcMar>
           </w:tcPr>
           <w:p>
             <w:pPr>
-              <w:spacing w:line="269" w:lineRule="auto" w:before="0" w:after="0"/>
+              <w:spacing w:line="247" w:lineRule="auto" w:before="0" w:after="0"/>
               <w:jc w:val="left"/>
             </w:pPr>
             <w:r/>
@@ -7056,7 +6838,7 @@
               <w:rPr>
                 <w:rFonts w:ascii="Times New Roman" w:hAnsi="Times New Roman" w:eastAsia="宋体"/>
                 <w:b w:val="0"/>
-                <w:sz w:val="17"/>
+                <w:sz w:val="16"/>
               </w:rPr>
               <w:t>合计</w:t>
             </w:r>
@@ -7067,15 +6849,15 @@
             <w:tcW w:type="dxa" w:w="900"/>
             <w:vAlign w:val="center"/>
             <w:tcMar>
-              <w:top w:w="80" w:type="dxa"/>
-              <w:start w:w="70" w:type="dxa"/>
-              <w:bottom w:w="80" w:type="dxa"/>
-              <w:end w:w="70" w:type="dxa"/>
+              <w:top w:w="40" w:type="dxa"/>
+              <w:start w:w="45" w:type="dxa"/>
+              <w:bottom w:w="40" w:type="dxa"/>
+              <w:end w:w="45" w:type="dxa"/>
             </w:tcMar>
           </w:tcPr>
           <w:p>
             <w:pPr>
-              <w:spacing w:line="269" w:lineRule="auto" w:before="0" w:after="0"/>
+              <w:spacing w:line="247" w:lineRule="auto" w:before="0" w:after="0"/>
               <w:jc w:val="center"/>
             </w:pPr>
             <w:r/>
@@ -7083,7 +6865,7 @@
               <w:rPr>
                 <w:rFonts w:ascii="Times New Roman" w:hAnsi="Times New Roman" w:eastAsia="宋体"/>
                 <w:b w:val="0"/>
-                <w:sz w:val="17"/>
+                <w:sz w:val="16"/>
               </w:rPr>
               <w:t>100%</w:t>
             </w:r>
@@ -7094,15 +6876,15 @@
             <w:tcW w:type="dxa" w:w="5100"/>
             <w:vAlign w:val="center"/>
             <w:tcMar>
-              <w:top w:w="80" w:type="dxa"/>
-              <w:start w:w="70" w:type="dxa"/>
-              <w:bottom w:w="80" w:type="dxa"/>
-              <w:end w:w="70" w:type="dxa"/>
+              <w:top w:w="40" w:type="dxa"/>
+              <w:start w:w="45" w:type="dxa"/>
+              <w:bottom w:w="40" w:type="dxa"/>
+              <w:end w:w="45" w:type="dxa"/>
             </w:tcMar>
           </w:tcPr>
           <w:p>
             <w:pPr>
-              <w:spacing w:line="269" w:lineRule="auto" w:before="0" w:after="0"/>
+              <w:spacing w:line="247" w:lineRule="auto" w:before="0" w:after="0"/>
               <w:jc w:val="left"/>
             </w:pPr>
             <w:r/>
@@ -7113,15 +6895,15 @@
             <w:tcW w:type="dxa" w:w="1354"/>
             <w:vAlign w:val="center"/>
             <w:tcMar>
-              <w:top w:w="80" w:type="dxa"/>
-              <w:start w:w="70" w:type="dxa"/>
-              <w:bottom w:w="80" w:type="dxa"/>
-              <w:end w:w="70" w:type="dxa"/>
+              <w:top w:w="40" w:type="dxa"/>
+              <w:start w:w="45" w:type="dxa"/>
+              <w:bottom w:w="40" w:type="dxa"/>
+              <w:end w:w="45" w:type="dxa"/>
             </w:tcMar>
           </w:tcPr>
           <w:p>
             <w:pPr>
-              <w:spacing w:line="269" w:lineRule="auto" w:before="0" w:after="0"/>
+              <w:spacing w:line="247" w:lineRule="auto" w:before="0" w:after="0"/>
               <w:jc w:val="left"/>
             </w:pPr>
             <w:r/>
@@ -7140,7 +6922,7 @@
           <w:b/>
           <w:sz w:val="21"/>
         </w:rPr>
-        <w:t>（2）协议与故障分析作业评分标准</w:t>
+        <w:t>（2）课程作业评分标准</w:t>
       </w:r>
     </w:p>
     <w:tbl>
@@ -7173,16 +6955,16 @@
           <w:tcPr>
             <w:tcW w:type="dxa" w:w="1700"/>
             <w:tcMar>
-              <w:top w:w="80" w:type="dxa"/>
-              <w:start w:w="70" w:type="dxa"/>
-              <w:bottom w:w="80" w:type="dxa"/>
-              <w:end w:w="70" w:type="dxa"/>
+              <w:top w:w="40" w:type="dxa"/>
+              <w:start w:w="45" w:type="dxa"/>
+              <w:bottom w:w="40" w:type="dxa"/>
+              <w:end w:w="45" w:type="dxa"/>
             </w:tcMar>
             <w:vAlign w:val="center"/>
           </w:tcPr>
           <w:p>
             <w:pPr>
-              <w:spacing w:line="269" w:lineRule="auto" w:before="0" w:after="0"/>
+              <w:spacing w:line="247" w:lineRule="auto" w:before="0" w:after="0"/>
               <w:jc w:val="center"/>
             </w:pPr>
             <w:r/>
@@ -7190,7 +6972,7 @@
               <w:rPr>
                 <w:rFonts w:ascii="Times New Roman" w:hAnsi="Times New Roman" w:eastAsia="宋体"/>
                 <w:b/>
-                <w:sz w:val="17"/>
+                <w:sz w:val="16"/>
               </w:rPr>
               <w:t>考核内容</w:t>
             </w:r>
@@ -7200,16 +6982,16 @@
           <w:tcPr>
             <w:tcW w:type="dxa" w:w="900"/>
             <w:tcMar>
-              <w:top w:w="80" w:type="dxa"/>
-              <w:start w:w="70" w:type="dxa"/>
-              <w:bottom w:w="80" w:type="dxa"/>
-              <w:end w:w="70" w:type="dxa"/>
+              <w:top w:w="40" w:type="dxa"/>
+              <w:start w:w="45" w:type="dxa"/>
+              <w:bottom w:w="40" w:type="dxa"/>
+              <w:end w:w="45" w:type="dxa"/>
             </w:tcMar>
             <w:vAlign w:val="center"/>
           </w:tcPr>
           <w:p>
             <w:pPr>
-              <w:spacing w:line="269" w:lineRule="auto" w:before="0" w:after="0"/>
+              <w:spacing w:line="247" w:lineRule="auto" w:before="0" w:after="0"/>
               <w:jc w:val="center"/>
             </w:pPr>
             <w:r/>
@@ -7217,7 +6999,7 @@
               <w:rPr>
                 <w:rFonts w:ascii="Times New Roman" w:hAnsi="Times New Roman" w:eastAsia="宋体"/>
                 <w:b/>
-                <w:sz w:val="17"/>
+                <w:sz w:val="16"/>
               </w:rPr>
               <w:t>成绩占比</w:t>
             </w:r>
@@ -7227,16 +7009,16 @@
           <w:tcPr>
             <w:tcW w:type="dxa" w:w="5100"/>
             <w:tcMar>
-              <w:top w:w="80" w:type="dxa"/>
-              <w:start w:w="70" w:type="dxa"/>
-              <w:bottom w:w="80" w:type="dxa"/>
-              <w:end w:w="70" w:type="dxa"/>
+              <w:top w:w="40" w:type="dxa"/>
+              <w:start w:w="45" w:type="dxa"/>
+              <w:bottom w:w="40" w:type="dxa"/>
+              <w:end w:w="45" w:type="dxa"/>
             </w:tcMar>
             <w:vAlign w:val="center"/>
           </w:tcPr>
           <w:p>
             <w:pPr>
-              <w:spacing w:line="269" w:lineRule="auto" w:before="0" w:after="0"/>
+              <w:spacing w:line="247" w:lineRule="auto" w:before="0" w:after="0"/>
               <w:jc w:val="center"/>
             </w:pPr>
             <w:r/>
@@ -7244,7 +7026,7 @@
               <w:rPr>
                 <w:rFonts w:ascii="Times New Roman" w:hAnsi="Times New Roman" w:eastAsia="宋体"/>
                 <w:b/>
-                <w:sz w:val="17"/>
+                <w:sz w:val="16"/>
               </w:rPr>
               <w:t>评分要求</w:t>
             </w:r>
@@ -7254,16 +7036,16 @@
           <w:tcPr>
             <w:tcW w:type="dxa" w:w="1354"/>
             <w:tcMar>
-              <w:top w:w="80" w:type="dxa"/>
-              <w:start w:w="70" w:type="dxa"/>
-              <w:bottom w:w="80" w:type="dxa"/>
-              <w:end w:w="70" w:type="dxa"/>
+              <w:top w:w="40" w:type="dxa"/>
+              <w:start w:w="45" w:type="dxa"/>
+              <w:bottom w:w="40" w:type="dxa"/>
+              <w:end w:w="45" w:type="dxa"/>
             </w:tcMar>
             <w:vAlign w:val="center"/>
           </w:tcPr>
           <w:p>
             <w:pPr>
-              <w:spacing w:line="269" w:lineRule="auto" w:before="0" w:after="0"/>
+              <w:spacing w:line="247" w:lineRule="auto" w:before="0" w:after="0"/>
               <w:jc w:val="center"/>
             </w:pPr>
             <w:r/>
@@ -7271,7 +7053,7 @@
               <w:rPr>
                 <w:rFonts w:ascii="Times New Roman" w:hAnsi="Times New Roman" w:eastAsia="宋体"/>
                 <w:b/>
-                <w:sz w:val="17"/>
+                <w:sz w:val="16"/>
               </w:rPr>
               <w:t>课程目标</w:t>
             </w:r>
@@ -7284,15 +7066,15 @@
             <w:tcW w:type="dxa" w:w="1700"/>
             <w:vAlign w:val="center"/>
             <w:tcMar>
-              <w:top w:w="80" w:type="dxa"/>
-              <w:start w:w="70" w:type="dxa"/>
-              <w:bottom w:w="80" w:type="dxa"/>
-              <w:end w:w="70" w:type="dxa"/>
+              <w:top w:w="40" w:type="dxa"/>
+              <w:start w:w="45" w:type="dxa"/>
+              <w:bottom w:w="40" w:type="dxa"/>
+              <w:end w:w="45" w:type="dxa"/>
             </w:tcMar>
           </w:tcPr>
           <w:p>
             <w:pPr>
-              <w:spacing w:line="269" w:lineRule="auto" w:before="0" w:after="0"/>
+              <w:spacing w:line="247" w:lineRule="auto" w:before="0" w:after="0"/>
               <w:jc w:val="left"/>
             </w:pPr>
             <w:r/>
@@ -7300,7 +7082,7 @@
               <w:rPr>
                 <w:rFonts w:ascii="Times New Roman" w:hAnsi="Times New Roman" w:eastAsia="宋体"/>
                 <w:b w:val="0"/>
-                <w:sz w:val="17"/>
+                <w:sz w:val="16"/>
               </w:rPr>
               <w:t>通信基础与拓扑分析</w:t>
             </w:r>
@@ -7311,15 +7093,15 @@
             <w:tcW w:type="dxa" w:w="900"/>
             <w:vAlign w:val="center"/>
             <w:tcMar>
-              <w:top w:w="80" w:type="dxa"/>
-              <w:start w:w="70" w:type="dxa"/>
-              <w:bottom w:w="80" w:type="dxa"/>
-              <w:end w:w="70" w:type="dxa"/>
+              <w:top w:w="40" w:type="dxa"/>
+              <w:start w:w="45" w:type="dxa"/>
+              <w:bottom w:w="40" w:type="dxa"/>
+              <w:end w:w="45" w:type="dxa"/>
             </w:tcMar>
           </w:tcPr>
           <w:p>
             <w:pPr>
-              <w:spacing w:line="269" w:lineRule="auto" w:before="0" w:after="0"/>
+              <w:spacing w:line="247" w:lineRule="auto" w:before="0" w:after="0"/>
               <w:jc w:val="center"/>
             </w:pPr>
             <w:r/>
@@ -7327,7 +7109,7 @@
               <w:rPr>
                 <w:rFonts w:ascii="Times New Roman" w:hAnsi="Times New Roman" w:eastAsia="宋体"/>
                 <w:b w:val="0"/>
-                <w:sz w:val="17"/>
+                <w:sz w:val="16"/>
               </w:rPr>
               <w:t>15%</w:t>
             </w:r>
@@ -7338,15 +7120,15 @@
             <w:tcW w:type="dxa" w:w="5100"/>
             <w:vAlign w:val="center"/>
             <w:tcMar>
-              <w:top w:w="80" w:type="dxa"/>
-              <w:start w:w="70" w:type="dxa"/>
-              <w:bottom w:w="80" w:type="dxa"/>
-              <w:end w:w="70" w:type="dxa"/>
+              <w:top w:w="40" w:type="dxa"/>
+              <w:start w:w="45" w:type="dxa"/>
+              <w:bottom w:w="40" w:type="dxa"/>
+              <w:end w:w="45" w:type="dxa"/>
             </w:tcMar>
           </w:tcPr>
           <w:p>
             <w:pPr>
-              <w:spacing w:line="269" w:lineRule="auto" w:before="0" w:after="0"/>
+              <w:spacing w:line="247" w:lineRule="auto" w:before="0" w:after="0"/>
               <w:jc w:val="left"/>
             </w:pPr>
             <w:r/>
@@ -7354,7 +7136,7 @@
               <w:rPr>
                 <w:rFonts w:ascii="Times New Roman" w:hAnsi="Times New Roman" w:eastAsia="宋体"/>
                 <w:b w:val="0"/>
-                <w:sz w:val="17"/>
+                <w:sz w:val="16"/>
               </w:rPr>
               <w:t>从层级、地址、链路和性能指标分析工业网络问题。</w:t>
             </w:r>
@@ -7365,15 +7147,15 @@
             <w:tcW w:type="dxa" w:w="1354"/>
             <w:vAlign w:val="center"/>
             <w:tcMar>
-              <w:top w:w="80" w:type="dxa"/>
-              <w:start w:w="70" w:type="dxa"/>
-              <w:bottom w:w="80" w:type="dxa"/>
-              <w:end w:w="70" w:type="dxa"/>
+              <w:top w:w="40" w:type="dxa"/>
+              <w:start w:w="45" w:type="dxa"/>
+              <w:bottom w:w="40" w:type="dxa"/>
+              <w:end w:w="45" w:type="dxa"/>
             </w:tcMar>
           </w:tcPr>
           <w:p>
             <w:pPr>
-              <w:spacing w:line="269" w:lineRule="auto" w:before="0" w:after="0"/>
+              <w:spacing w:line="247" w:lineRule="auto" w:before="0" w:after="0"/>
               <w:jc w:val="left"/>
             </w:pPr>
             <w:r/>
@@ -7381,7 +7163,7 @@
               <w:rPr>
                 <w:rFonts w:ascii="Times New Roman" w:hAnsi="Times New Roman" w:eastAsia="宋体"/>
                 <w:b w:val="0"/>
-                <w:sz w:val="17"/>
+                <w:sz w:val="16"/>
               </w:rPr>
               <w:t>目标 1.1，2.1，3.1</w:t>
             </w:r>
@@ -7394,15 +7176,15 @@
             <w:tcW w:type="dxa" w:w="1700"/>
             <w:vAlign w:val="center"/>
             <w:tcMar>
-              <w:top w:w="80" w:type="dxa"/>
-              <w:start w:w="70" w:type="dxa"/>
-              <w:bottom w:w="80" w:type="dxa"/>
-              <w:end w:w="70" w:type="dxa"/>
+              <w:top w:w="40" w:type="dxa"/>
+              <w:start w:w="45" w:type="dxa"/>
+              <w:bottom w:w="40" w:type="dxa"/>
+              <w:end w:w="45" w:type="dxa"/>
             </w:tcMar>
           </w:tcPr>
           <w:p>
             <w:pPr>
-              <w:spacing w:line="269" w:lineRule="auto" w:before="0" w:after="0"/>
+              <w:spacing w:line="247" w:lineRule="auto" w:before="0" w:after="0"/>
               <w:jc w:val="left"/>
             </w:pPr>
             <w:r/>
@@ -7410,7 +7192,7 @@
               <w:rPr>
                 <w:rFonts w:ascii="Times New Roman" w:hAnsi="Times New Roman" w:eastAsia="宋体"/>
                 <w:b w:val="0"/>
-                <w:sz w:val="17"/>
+                <w:sz w:val="16"/>
               </w:rPr>
               <w:t>Modbus/现场总线分析</w:t>
             </w:r>
@@ -7421,15 +7203,15 @@
             <w:tcW w:type="dxa" w:w="900"/>
             <w:vAlign w:val="center"/>
             <w:tcMar>
-              <w:top w:w="80" w:type="dxa"/>
-              <w:start w:w="70" w:type="dxa"/>
-              <w:bottom w:w="80" w:type="dxa"/>
-              <w:end w:w="70" w:type="dxa"/>
+              <w:top w:w="40" w:type="dxa"/>
+              <w:start w:w="45" w:type="dxa"/>
+              <w:bottom w:w="40" w:type="dxa"/>
+              <w:end w:w="45" w:type="dxa"/>
             </w:tcMar>
           </w:tcPr>
           <w:p>
             <w:pPr>
-              <w:spacing w:line="269" w:lineRule="auto" w:before="0" w:after="0"/>
+              <w:spacing w:line="247" w:lineRule="auto" w:before="0" w:after="0"/>
               <w:jc w:val="center"/>
             </w:pPr>
             <w:r/>
@@ -7437,7 +7219,7 @@
               <w:rPr>
                 <w:rFonts w:ascii="Times New Roman" w:hAnsi="Times New Roman" w:eastAsia="宋体"/>
                 <w:b w:val="0"/>
-                <w:sz w:val="17"/>
+                <w:sz w:val="16"/>
               </w:rPr>
               <w:t>20%</w:t>
             </w:r>
@@ -7448,15 +7230,15 @@
             <w:tcW w:type="dxa" w:w="5100"/>
             <w:vAlign w:val="center"/>
             <w:tcMar>
-              <w:top w:w="80" w:type="dxa"/>
-              <w:start w:w="70" w:type="dxa"/>
-              <w:bottom w:w="80" w:type="dxa"/>
-              <w:end w:w="70" w:type="dxa"/>
+              <w:top w:w="40" w:type="dxa"/>
+              <w:start w:w="45" w:type="dxa"/>
+              <w:bottom w:w="40" w:type="dxa"/>
+              <w:end w:w="45" w:type="dxa"/>
             </w:tcMar>
           </w:tcPr>
           <w:p>
             <w:pPr>
-              <w:spacing w:line="269" w:lineRule="auto" w:before="0" w:after="0"/>
+              <w:spacing w:line="247" w:lineRule="auto" w:before="0" w:after="0"/>
               <w:jc w:val="left"/>
             </w:pPr>
             <w:r/>
@@ -7464,7 +7246,7 @@
               <w:rPr>
                 <w:rFonts w:ascii="Times New Roman" w:hAnsi="Times New Roman" w:eastAsia="宋体"/>
                 <w:b w:val="0"/>
-                <w:sz w:val="17"/>
+                <w:sz w:val="16"/>
               </w:rPr>
               <w:t>依据帧、功能码、寄存器或站点配置判断通信问题。</w:t>
             </w:r>
@@ -7475,15 +7257,15 @@
             <w:tcW w:type="dxa" w:w="1354"/>
             <w:vAlign w:val="center"/>
             <w:tcMar>
-              <w:top w:w="80" w:type="dxa"/>
-              <w:start w:w="70" w:type="dxa"/>
-              <w:bottom w:w="80" w:type="dxa"/>
-              <w:end w:w="70" w:type="dxa"/>
+              <w:top w:w="40" w:type="dxa"/>
+              <w:start w:w="45" w:type="dxa"/>
+              <w:bottom w:w="40" w:type="dxa"/>
+              <w:end w:w="45" w:type="dxa"/>
             </w:tcMar>
           </w:tcPr>
           <w:p>
             <w:pPr>
-              <w:spacing w:line="269" w:lineRule="auto" w:before="0" w:after="0"/>
+              <w:spacing w:line="247" w:lineRule="auto" w:before="0" w:after="0"/>
               <w:jc w:val="left"/>
             </w:pPr>
             <w:r/>
@@ -7491,7 +7273,7 @@
               <w:rPr>
                 <w:rFonts w:ascii="Times New Roman" w:hAnsi="Times New Roman" w:eastAsia="宋体"/>
                 <w:b w:val="0"/>
-                <w:sz w:val="17"/>
+                <w:sz w:val="16"/>
               </w:rPr>
               <w:t>目标 1.2，2.2，3.2</w:t>
             </w:r>
@@ -7504,15 +7286,15 @@
             <w:tcW w:type="dxa" w:w="1700"/>
             <w:vAlign w:val="center"/>
             <w:tcMar>
-              <w:top w:w="80" w:type="dxa"/>
-              <w:start w:w="70" w:type="dxa"/>
-              <w:bottom w:w="80" w:type="dxa"/>
-              <w:end w:w="70" w:type="dxa"/>
+              <w:top w:w="40" w:type="dxa"/>
+              <w:start w:w="45" w:type="dxa"/>
+              <w:bottom w:w="40" w:type="dxa"/>
+              <w:end w:w="45" w:type="dxa"/>
             </w:tcMar>
           </w:tcPr>
           <w:p>
             <w:pPr>
-              <w:spacing w:line="269" w:lineRule="auto" w:before="0" w:after="0"/>
+              <w:spacing w:line="247" w:lineRule="auto" w:before="0" w:after="0"/>
               <w:jc w:val="left"/>
             </w:pPr>
             <w:r/>
@@ -7520,7 +7302,7 @@
               <w:rPr>
                 <w:rFonts w:ascii="Times New Roman" w:hAnsi="Times New Roman" w:eastAsia="宋体"/>
                 <w:b w:val="0"/>
-                <w:sz w:val="17"/>
+                <w:sz w:val="16"/>
               </w:rPr>
               <w:t>工业以太网与PROFINET</w:t>
             </w:r>
@@ -7531,15 +7313,15 @@
             <w:tcW w:type="dxa" w:w="900"/>
             <w:vAlign w:val="center"/>
             <w:tcMar>
-              <w:top w:w="80" w:type="dxa"/>
-              <w:start w:w="70" w:type="dxa"/>
-              <w:bottom w:w="80" w:type="dxa"/>
-              <w:end w:w="70" w:type="dxa"/>
+              <w:top w:w="40" w:type="dxa"/>
+              <w:start w:w="45" w:type="dxa"/>
+              <w:bottom w:w="40" w:type="dxa"/>
+              <w:end w:w="45" w:type="dxa"/>
             </w:tcMar>
           </w:tcPr>
           <w:p>
             <w:pPr>
-              <w:spacing w:line="269" w:lineRule="auto" w:before="0" w:after="0"/>
+              <w:spacing w:line="247" w:lineRule="auto" w:before="0" w:after="0"/>
               <w:jc w:val="center"/>
             </w:pPr>
             <w:r/>
@@ -7547,7 +7329,7 @@
               <w:rPr>
                 <w:rFonts w:ascii="Times New Roman" w:hAnsi="Times New Roman" w:eastAsia="宋体"/>
                 <w:b w:val="0"/>
-                <w:sz w:val="17"/>
+                <w:sz w:val="16"/>
               </w:rPr>
               <w:t>20%</w:t>
             </w:r>
@@ -7558,15 +7340,15 @@
             <w:tcW w:type="dxa" w:w="5100"/>
             <w:vAlign w:val="center"/>
             <w:tcMar>
-              <w:top w:w="80" w:type="dxa"/>
-              <w:start w:w="70" w:type="dxa"/>
-              <w:bottom w:w="80" w:type="dxa"/>
-              <w:end w:w="70" w:type="dxa"/>
+              <w:top w:w="40" w:type="dxa"/>
+              <w:start w:w="45" w:type="dxa"/>
+              <w:bottom w:w="40" w:type="dxa"/>
+              <w:end w:w="45" w:type="dxa"/>
             </w:tcMar>
           </w:tcPr>
           <w:p>
             <w:pPr>
-              <w:spacing w:line="269" w:lineRule="auto" w:before="0" w:after="0"/>
+              <w:spacing w:line="247" w:lineRule="auto" w:before="0" w:after="0"/>
               <w:jc w:val="left"/>
             </w:pPr>
             <w:r/>
@@ -7574,7 +7356,7 @@
               <w:rPr>
                 <w:rFonts w:ascii="Times New Roman" w:hAnsi="Times New Roman" w:eastAsia="宋体"/>
                 <w:b w:val="0"/>
-                <w:sz w:val="17"/>
+                <w:sz w:val="16"/>
               </w:rPr>
               <w:t>分析交换、VLAN、设备关系和周期通信问题。</w:t>
             </w:r>
@@ -7585,15 +7367,15 @@
             <w:tcW w:type="dxa" w:w="1354"/>
             <w:vAlign w:val="center"/>
             <w:tcMar>
-              <w:top w:w="80" w:type="dxa"/>
-              <w:start w:w="70" w:type="dxa"/>
-              <w:bottom w:w="80" w:type="dxa"/>
-              <w:end w:w="70" w:type="dxa"/>
+              <w:top w:w="40" w:type="dxa"/>
+              <w:start w:w="45" w:type="dxa"/>
+              <w:bottom w:w="40" w:type="dxa"/>
+              <w:end w:w="45" w:type="dxa"/>
             </w:tcMar>
           </w:tcPr>
           <w:p>
             <w:pPr>
-              <w:spacing w:line="269" w:lineRule="auto" w:before="0" w:after="0"/>
+              <w:spacing w:line="247" w:lineRule="auto" w:before="0" w:after="0"/>
               <w:jc w:val="left"/>
             </w:pPr>
             <w:r/>
@@ -7601,7 +7383,7 @@
               <w:rPr>
                 <w:rFonts w:ascii="Times New Roman" w:hAnsi="Times New Roman" w:eastAsia="宋体"/>
                 <w:b w:val="0"/>
-                <w:sz w:val="17"/>
+                <w:sz w:val="16"/>
               </w:rPr>
               <w:t>目标 1.3，2.3，3.3</w:t>
             </w:r>
@@ -7614,15 +7396,15 @@
             <w:tcW w:type="dxa" w:w="1700"/>
             <w:vAlign w:val="center"/>
             <w:tcMar>
-              <w:top w:w="80" w:type="dxa"/>
-              <w:start w:w="70" w:type="dxa"/>
-              <w:bottom w:w="80" w:type="dxa"/>
-              <w:end w:w="70" w:type="dxa"/>
+              <w:top w:w="40" w:type="dxa"/>
+              <w:start w:w="45" w:type="dxa"/>
+              <w:bottom w:w="40" w:type="dxa"/>
+              <w:end w:w="45" w:type="dxa"/>
             </w:tcMar>
           </w:tcPr>
           <w:p>
             <w:pPr>
-              <w:spacing w:line="269" w:lineRule="auto" w:before="0" w:after="0"/>
+              <w:spacing w:line="247" w:lineRule="auto" w:before="0" w:after="0"/>
               <w:jc w:val="left"/>
             </w:pPr>
             <w:r/>
@@ -7630,7 +7412,7 @@
               <w:rPr>
                 <w:rFonts w:ascii="Times New Roman" w:hAnsi="Times New Roman" w:eastAsia="宋体"/>
                 <w:b w:val="0"/>
-                <w:sz w:val="17"/>
+                <w:sz w:val="16"/>
               </w:rPr>
               <w:t>实时网络比较</w:t>
             </w:r>
@@ -7641,15 +7423,15 @@
             <w:tcW w:type="dxa" w:w="900"/>
             <w:vAlign w:val="center"/>
             <w:tcMar>
-              <w:top w:w="80" w:type="dxa"/>
-              <w:start w:w="70" w:type="dxa"/>
-              <w:bottom w:w="80" w:type="dxa"/>
-              <w:end w:w="70" w:type="dxa"/>
+              <w:top w:w="40" w:type="dxa"/>
+              <w:start w:w="45" w:type="dxa"/>
+              <w:bottom w:w="40" w:type="dxa"/>
+              <w:end w:w="45" w:type="dxa"/>
             </w:tcMar>
           </w:tcPr>
           <w:p>
             <w:pPr>
-              <w:spacing w:line="269" w:lineRule="auto" w:before="0" w:after="0"/>
+              <w:spacing w:line="247" w:lineRule="auto" w:before="0" w:after="0"/>
               <w:jc w:val="center"/>
             </w:pPr>
             <w:r/>
@@ -7657,7 +7439,7 @@
               <w:rPr>
                 <w:rFonts w:ascii="Times New Roman" w:hAnsi="Times New Roman" w:eastAsia="宋体"/>
                 <w:b w:val="0"/>
-                <w:sz w:val="17"/>
+                <w:sz w:val="16"/>
               </w:rPr>
               <w:t>20%</w:t>
             </w:r>
@@ -7668,15 +7450,15 @@
             <w:tcW w:type="dxa" w:w="5100"/>
             <w:vAlign w:val="center"/>
             <w:tcMar>
-              <w:top w:w="80" w:type="dxa"/>
-              <w:start w:w="70" w:type="dxa"/>
-              <w:bottom w:w="80" w:type="dxa"/>
-              <w:end w:w="70" w:type="dxa"/>
+              <w:top w:w="40" w:type="dxa"/>
+              <w:start w:w="45" w:type="dxa"/>
+              <w:bottom w:w="40" w:type="dxa"/>
+              <w:end w:w="45" w:type="dxa"/>
             </w:tcMar>
           </w:tcPr>
           <w:p>
             <w:pPr>
-              <w:spacing w:line="269" w:lineRule="auto" w:before="0" w:after="0"/>
+              <w:spacing w:line="247" w:lineRule="auto" w:before="0" w:after="0"/>
               <w:jc w:val="left"/>
             </w:pPr>
             <w:r/>
@@ -7684,7 +7466,7 @@
               <w:rPr>
                 <w:rFonts w:ascii="Times New Roman" w:hAnsi="Times New Roman" w:eastAsia="宋体"/>
                 <w:b w:val="0"/>
-                <w:sz w:val="17"/>
+                <w:sz w:val="16"/>
               </w:rPr>
               <w:t>依据实时性、同步和拓扑要求比较PROFINET、EtherCAT与TSN。</w:t>
             </w:r>
@@ -7695,15 +7477,15 @@
             <w:tcW w:type="dxa" w:w="1354"/>
             <w:vAlign w:val="center"/>
             <w:tcMar>
-              <w:top w:w="80" w:type="dxa"/>
-              <w:start w:w="70" w:type="dxa"/>
-              <w:bottom w:w="80" w:type="dxa"/>
-              <w:end w:w="70" w:type="dxa"/>
+              <w:top w:w="40" w:type="dxa"/>
+              <w:start w:w="45" w:type="dxa"/>
+              <w:bottom w:w="40" w:type="dxa"/>
+              <w:end w:w="45" w:type="dxa"/>
             </w:tcMar>
           </w:tcPr>
           <w:p>
             <w:pPr>
-              <w:spacing w:line="269" w:lineRule="auto" w:before="0" w:after="0"/>
+              <w:spacing w:line="247" w:lineRule="auto" w:before="0" w:after="0"/>
               <w:jc w:val="left"/>
             </w:pPr>
             <w:r/>
@@ -7711,7 +7493,7 @@
               <w:rPr>
                 <w:rFonts w:ascii="Times New Roman" w:hAnsi="Times New Roman" w:eastAsia="宋体"/>
                 <w:b w:val="0"/>
-                <w:sz w:val="17"/>
+                <w:sz w:val="16"/>
               </w:rPr>
               <w:t>目标 1.4，2.4，3.4</w:t>
             </w:r>
@@ -7724,15 +7506,15 @@
             <w:tcW w:type="dxa" w:w="1700"/>
             <w:vAlign w:val="center"/>
             <w:tcMar>
-              <w:top w:w="80" w:type="dxa"/>
-              <w:start w:w="70" w:type="dxa"/>
-              <w:bottom w:w="80" w:type="dxa"/>
-              <w:end w:w="70" w:type="dxa"/>
+              <w:top w:w="40" w:type="dxa"/>
+              <w:start w:w="45" w:type="dxa"/>
+              <w:bottom w:w="40" w:type="dxa"/>
+              <w:end w:w="45" w:type="dxa"/>
             </w:tcMar>
           </w:tcPr>
           <w:p>
             <w:pPr>
-              <w:spacing w:line="269" w:lineRule="auto" w:before="0" w:after="0"/>
+              <w:spacing w:line="247" w:lineRule="auto" w:before="0" w:after="0"/>
               <w:jc w:val="left"/>
             </w:pPr>
             <w:r/>
@@ -7740,7 +7522,7 @@
               <w:rPr>
                 <w:rFonts w:ascii="Times New Roman" w:hAnsi="Times New Roman" w:eastAsia="宋体"/>
                 <w:b w:val="0"/>
-                <w:sz w:val="17"/>
+                <w:sz w:val="16"/>
               </w:rPr>
               <w:t>OPC UA/MQTT数据链</w:t>
             </w:r>
@@ -7751,15 +7533,15 @@
             <w:tcW w:type="dxa" w:w="900"/>
             <w:vAlign w:val="center"/>
             <w:tcMar>
-              <w:top w:w="80" w:type="dxa"/>
-              <w:start w:w="70" w:type="dxa"/>
-              <w:bottom w:w="80" w:type="dxa"/>
-              <w:end w:w="70" w:type="dxa"/>
+              <w:top w:w="40" w:type="dxa"/>
+              <w:start w:w="45" w:type="dxa"/>
+              <w:bottom w:w="40" w:type="dxa"/>
+              <w:end w:w="45" w:type="dxa"/>
             </w:tcMar>
           </w:tcPr>
           <w:p>
             <w:pPr>
-              <w:spacing w:line="269" w:lineRule="auto" w:before="0" w:after="0"/>
+              <w:spacing w:line="247" w:lineRule="auto" w:before="0" w:after="0"/>
               <w:jc w:val="center"/>
             </w:pPr>
             <w:r/>
@@ -7767,7 +7549,7 @@
               <w:rPr>
                 <w:rFonts w:ascii="Times New Roman" w:hAnsi="Times New Roman" w:eastAsia="宋体"/>
                 <w:b w:val="0"/>
-                <w:sz w:val="17"/>
+                <w:sz w:val="16"/>
               </w:rPr>
               <w:t>15%</w:t>
             </w:r>
@@ -7778,15 +7560,15 @@
             <w:tcW w:type="dxa" w:w="5100"/>
             <w:vAlign w:val="center"/>
             <w:tcMar>
-              <w:top w:w="80" w:type="dxa"/>
-              <w:start w:w="70" w:type="dxa"/>
-              <w:bottom w:w="80" w:type="dxa"/>
-              <w:end w:w="70" w:type="dxa"/>
+              <w:top w:w="40" w:type="dxa"/>
+              <w:start w:w="45" w:type="dxa"/>
+              <w:bottom w:w="40" w:type="dxa"/>
+              <w:end w:w="45" w:type="dxa"/>
             </w:tcMar>
           </w:tcPr>
           <w:p>
             <w:pPr>
-              <w:spacing w:line="269" w:lineRule="auto" w:before="0" w:after="0"/>
+              <w:spacing w:line="247" w:lineRule="auto" w:before="0" w:after="0"/>
               <w:jc w:val="left"/>
             </w:pPr>
             <w:r/>
@@ -7794,7 +7576,7 @@
               <w:rPr>
                 <w:rFonts w:ascii="Times New Roman" w:hAnsi="Times New Roman" w:eastAsia="宋体"/>
                 <w:b w:val="0"/>
-                <w:sz w:val="17"/>
+                <w:sz w:val="16"/>
               </w:rPr>
               <w:t>识别客户端/服务器或发布/订阅关系，检查数据点、时间戳和权限。</w:t>
             </w:r>
@@ -7805,15 +7587,15 @@
             <w:tcW w:type="dxa" w:w="1354"/>
             <w:vAlign w:val="center"/>
             <w:tcMar>
-              <w:top w:w="80" w:type="dxa"/>
-              <w:start w:w="70" w:type="dxa"/>
-              <w:bottom w:w="80" w:type="dxa"/>
-              <w:end w:w="70" w:type="dxa"/>
+              <w:top w:w="40" w:type="dxa"/>
+              <w:start w:w="45" w:type="dxa"/>
+              <w:bottom w:w="40" w:type="dxa"/>
+              <w:end w:w="45" w:type="dxa"/>
             </w:tcMar>
           </w:tcPr>
           <w:p>
             <w:pPr>
-              <w:spacing w:line="269" w:lineRule="auto" w:before="0" w:after="0"/>
+              <w:spacing w:line="247" w:lineRule="auto" w:before="0" w:after="0"/>
               <w:jc w:val="left"/>
             </w:pPr>
             <w:r/>
@@ -7821,7 +7603,7 @@
               <w:rPr>
                 <w:rFonts w:ascii="Times New Roman" w:hAnsi="Times New Roman" w:eastAsia="宋体"/>
                 <w:b w:val="0"/>
-                <w:sz w:val="17"/>
+                <w:sz w:val="16"/>
               </w:rPr>
               <w:t>目标 1.5，2.5，3.5</w:t>
             </w:r>
@@ -7834,15 +7616,15 @@
             <w:tcW w:type="dxa" w:w="1700"/>
             <w:vAlign w:val="center"/>
             <w:tcMar>
-              <w:top w:w="80" w:type="dxa"/>
-              <w:start w:w="70" w:type="dxa"/>
-              <w:bottom w:w="80" w:type="dxa"/>
-              <w:end w:w="70" w:type="dxa"/>
+              <w:top w:w="40" w:type="dxa"/>
+              <w:start w:w="45" w:type="dxa"/>
+              <w:bottom w:w="40" w:type="dxa"/>
+              <w:end w:w="45" w:type="dxa"/>
             </w:tcMar>
           </w:tcPr>
           <w:p>
             <w:pPr>
-              <w:spacing w:line="269" w:lineRule="auto" w:before="0" w:after="0"/>
+              <w:spacing w:line="247" w:lineRule="auto" w:before="0" w:after="0"/>
               <w:jc w:val="left"/>
             </w:pPr>
             <w:r/>
@@ -7850,7 +7632,7 @@
               <w:rPr>
                 <w:rFonts w:ascii="Times New Roman" w:hAnsi="Times New Roman" w:eastAsia="宋体"/>
                 <w:b w:val="0"/>
-                <w:sz w:val="17"/>
+                <w:sz w:val="16"/>
               </w:rPr>
               <w:t>诊断与安全</w:t>
             </w:r>
@@ -7861,15 +7643,15 @@
             <w:tcW w:type="dxa" w:w="900"/>
             <w:vAlign w:val="center"/>
             <w:tcMar>
-              <w:top w:w="80" w:type="dxa"/>
-              <w:start w:w="70" w:type="dxa"/>
-              <w:bottom w:w="80" w:type="dxa"/>
-              <w:end w:w="70" w:type="dxa"/>
+              <w:top w:w="40" w:type="dxa"/>
+              <w:start w:w="45" w:type="dxa"/>
+              <w:bottom w:w="40" w:type="dxa"/>
+              <w:end w:w="45" w:type="dxa"/>
             </w:tcMar>
           </w:tcPr>
           <w:p>
             <w:pPr>
-              <w:spacing w:line="269" w:lineRule="auto" w:before="0" w:after="0"/>
+              <w:spacing w:line="247" w:lineRule="auto" w:before="0" w:after="0"/>
               <w:jc w:val="center"/>
             </w:pPr>
             <w:r/>
@@ -7877,7 +7659,7 @@
               <w:rPr>
                 <w:rFonts w:ascii="Times New Roman" w:hAnsi="Times New Roman" w:eastAsia="宋体"/>
                 <w:b w:val="0"/>
-                <w:sz w:val="17"/>
+                <w:sz w:val="16"/>
               </w:rPr>
               <w:t>10%</w:t>
             </w:r>
@@ -7888,15 +7670,15 @@
             <w:tcW w:type="dxa" w:w="5100"/>
             <w:vAlign w:val="center"/>
             <w:tcMar>
-              <w:top w:w="80" w:type="dxa"/>
-              <w:start w:w="70" w:type="dxa"/>
-              <w:bottom w:w="80" w:type="dxa"/>
-              <w:end w:w="70" w:type="dxa"/>
+              <w:top w:w="40" w:type="dxa"/>
+              <w:start w:w="45" w:type="dxa"/>
+              <w:bottom w:w="40" w:type="dxa"/>
+              <w:end w:w="45" w:type="dxa"/>
             </w:tcMar>
           </w:tcPr>
           <w:p>
             <w:pPr>
-              <w:spacing w:line="269" w:lineRule="auto" w:before="0" w:after="0"/>
+              <w:spacing w:line="247" w:lineRule="auto" w:before="0" w:after="0"/>
               <w:jc w:val="left"/>
             </w:pPr>
             <w:r/>
@@ -7904,7 +7686,7 @@
               <w:rPr>
                 <w:rFonts w:ascii="Times New Roman" w:hAnsi="Times New Roman" w:eastAsia="宋体"/>
                 <w:b w:val="0"/>
-                <w:sz w:val="17"/>
+                <w:sz w:val="16"/>
               </w:rPr>
               <w:t>按分层顺序定位故障，并提出不破坏生产的验证与安全措施。</w:t>
             </w:r>
@@ -7915,15 +7697,15 @@
             <w:tcW w:type="dxa" w:w="1354"/>
             <w:vAlign w:val="center"/>
             <w:tcMar>
-              <w:top w:w="80" w:type="dxa"/>
-              <w:start w:w="70" w:type="dxa"/>
-              <w:bottom w:w="80" w:type="dxa"/>
-              <w:end w:w="70" w:type="dxa"/>
+              <w:top w:w="40" w:type="dxa"/>
+              <w:start w:w="45" w:type="dxa"/>
+              <w:bottom w:w="40" w:type="dxa"/>
+              <w:end w:w="45" w:type="dxa"/>
             </w:tcMar>
           </w:tcPr>
           <w:p>
             <w:pPr>
-              <w:spacing w:line="269" w:lineRule="auto" w:before="0" w:after="0"/>
+              <w:spacing w:line="247" w:lineRule="auto" w:before="0" w:after="0"/>
               <w:jc w:val="left"/>
             </w:pPr>
             <w:r/>
@@ -7931,7 +7713,7 @@
               <w:rPr>
                 <w:rFonts w:ascii="Times New Roman" w:hAnsi="Times New Roman" w:eastAsia="宋体"/>
                 <w:b w:val="0"/>
-                <w:sz w:val="17"/>
+                <w:sz w:val="16"/>
               </w:rPr>
               <w:t>目标 1.6，2.6，3.6</w:t>
             </w:r>
@@ -7944,15 +7726,15 @@
             <w:tcW w:type="dxa" w:w="1700"/>
             <w:vAlign w:val="center"/>
             <w:tcMar>
-              <w:top w:w="80" w:type="dxa"/>
-              <w:start w:w="70" w:type="dxa"/>
-              <w:bottom w:w="80" w:type="dxa"/>
-              <w:end w:w="70" w:type="dxa"/>
+              <w:top w:w="40" w:type="dxa"/>
+              <w:start w:w="45" w:type="dxa"/>
+              <w:bottom w:w="40" w:type="dxa"/>
+              <w:end w:w="45" w:type="dxa"/>
             </w:tcMar>
           </w:tcPr>
           <w:p>
             <w:pPr>
-              <w:spacing w:line="269" w:lineRule="auto" w:before="0" w:after="0"/>
+              <w:spacing w:line="247" w:lineRule="auto" w:before="0" w:after="0"/>
               <w:jc w:val="left"/>
             </w:pPr>
             <w:r/>
@@ -7960,7 +7742,7 @@
               <w:rPr>
                 <w:rFonts w:ascii="Times New Roman" w:hAnsi="Times New Roman" w:eastAsia="宋体"/>
                 <w:b w:val="0"/>
-                <w:sz w:val="17"/>
+                <w:sz w:val="16"/>
               </w:rPr>
               <w:t>合计</w:t>
             </w:r>
@@ -7971,15 +7753,15 @@
             <w:tcW w:type="dxa" w:w="900"/>
             <w:vAlign w:val="center"/>
             <w:tcMar>
-              <w:top w:w="80" w:type="dxa"/>
-              <w:start w:w="70" w:type="dxa"/>
-              <w:bottom w:w="80" w:type="dxa"/>
-              <w:end w:w="70" w:type="dxa"/>
+              <w:top w:w="40" w:type="dxa"/>
+              <w:start w:w="45" w:type="dxa"/>
+              <w:bottom w:w="40" w:type="dxa"/>
+              <w:end w:w="45" w:type="dxa"/>
             </w:tcMar>
           </w:tcPr>
           <w:p>
             <w:pPr>
-              <w:spacing w:line="269" w:lineRule="auto" w:before="0" w:after="0"/>
+              <w:spacing w:line="247" w:lineRule="auto" w:before="0" w:after="0"/>
               <w:jc w:val="center"/>
             </w:pPr>
             <w:r/>
@@ -7987,7 +7769,7 @@
               <w:rPr>
                 <w:rFonts w:ascii="Times New Roman" w:hAnsi="Times New Roman" w:eastAsia="宋体"/>
                 <w:b w:val="0"/>
-                <w:sz w:val="17"/>
+                <w:sz w:val="16"/>
               </w:rPr>
               <w:t>100%</w:t>
             </w:r>
@@ -7998,15 +7780,15 @@
             <w:tcW w:type="dxa" w:w="5100"/>
             <w:vAlign w:val="center"/>
             <w:tcMar>
-              <w:top w:w="80" w:type="dxa"/>
-              <w:start w:w="70" w:type="dxa"/>
-              <w:bottom w:w="80" w:type="dxa"/>
-              <w:end w:w="70" w:type="dxa"/>
+              <w:top w:w="40" w:type="dxa"/>
+              <w:start w:w="45" w:type="dxa"/>
+              <w:bottom w:w="40" w:type="dxa"/>
+              <w:end w:w="45" w:type="dxa"/>
             </w:tcMar>
           </w:tcPr>
           <w:p>
             <w:pPr>
-              <w:spacing w:line="269" w:lineRule="auto" w:before="0" w:after="0"/>
+              <w:spacing w:line="247" w:lineRule="auto" w:before="0" w:after="0"/>
               <w:jc w:val="left"/>
             </w:pPr>
             <w:r/>
@@ -8017,15 +7799,15 @@
             <w:tcW w:type="dxa" w:w="1354"/>
             <w:vAlign w:val="center"/>
             <w:tcMar>
-              <w:top w:w="80" w:type="dxa"/>
-              <w:start w:w="70" w:type="dxa"/>
-              <w:bottom w:w="80" w:type="dxa"/>
-              <w:end w:w="70" w:type="dxa"/>
+              <w:top w:w="40" w:type="dxa"/>
+              <w:start w:w="45" w:type="dxa"/>
+              <w:bottom w:w="40" w:type="dxa"/>
+              <w:end w:w="45" w:type="dxa"/>
             </w:tcMar>
           </w:tcPr>
           <w:p>
             <w:pPr>
-              <w:spacing w:line="269" w:lineRule="auto" w:before="0" w:after="0"/>
+              <w:spacing w:line="247" w:lineRule="auto" w:before="0" w:after="0"/>
               <w:jc w:val="left"/>
             </w:pPr>
             <w:r/>
@@ -8044,7 +7826,7 @@
           <w:b/>
           <w:sz w:val="21"/>
         </w:rPr>
-        <w:t>（3）工业网络方案报告评分标准</w:t>
+        <w:t>（3）期末考核评分标准</w:t>
       </w:r>
     </w:p>
     <w:tbl>
@@ -8077,16 +7859,16 @@
           <w:tcPr>
             <w:tcW w:type="dxa" w:w="1700"/>
             <w:tcMar>
-              <w:top w:w="80" w:type="dxa"/>
-              <w:start w:w="70" w:type="dxa"/>
-              <w:bottom w:w="80" w:type="dxa"/>
-              <w:end w:w="70" w:type="dxa"/>
+              <w:top w:w="40" w:type="dxa"/>
+              <w:start w:w="45" w:type="dxa"/>
+              <w:bottom w:w="40" w:type="dxa"/>
+              <w:end w:w="45" w:type="dxa"/>
             </w:tcMar>
             <w:vAlign w:val="center"/>
           </w:tcPr>
           <w:p>
             <w:pPr>
-              <w:spacing w:line="269" w:lineRule="auto" w:before="0" w:after="0"/>
+              <w:spacing w:line="247" w:lineRule="auto" w:before="0" w:after="0"/>
               <w:jc w:val="center"/>
             </w:pPr>
             <w:r/>
@@ -8094,7 +7876,7 @@
               <w:rPr>
                 <w:rFonts w:ascii="Times New Roman" w:hAnsi="Times New Roman" w:eastAsia="宋体"/>
                 <w:b/>
-                <w:sz w:val="17"/>
+                <w:sz w:val="16"/>
               </w:rPr>
               <w:t>考核内容</w:t>
             </w:r>
@@ -8104,16 +7886,16 @@
           <w:tcPr>
             <w:tcW w:type="dxa" w:w="900"/>
             <w:tcMar>
-              <w:top w:w="80" w:type="dxa"/>
-              <w:start w:w="70" w:type="dxa"/>
-              <w:bottom w:w="80" w:type="dxa"/>
-              <w:end w:w="70" w:type="dxa"/>
+              <w:top w:w="40" w:type="dxa"/>
+              <w:start w:w="45" w:type="dxa"/>
+              <w:bottom w:w="40" w:type="dxa"/>
+              <w:end w:w="45" w:type="dxa"/>
             </w:tcMar>
             <w:vAlign w:val="center"/>
           </w:tcPr>
           <w:p>
             <w:pPr>
-              <w:spacing w:line="269" w:lineRule="auto" w:before="0" w:after="0"/>
+              <w:spacing w:line="247" w:lineRule="auto" w:before="0" w:after="0"/>
               <w:jc w:val="center"/>
             </w:pPr>
             <w:r/>
@@ -8121,7 +7903,7 @@
               <w:rPr>
                 <w:rFonts w:ascii="Times New Roman" w:hAnsi="Times New Roman" w:eastAsia="宋体"/>
                 <w:b/>
-                <w:sz w:val="17"/>
+                <w:sz w:val="16"/>
               </w:rPr>
               <w:t>成绩占比</w:t>
             </w:r>
@@ -8131,16 +7913,16 @@
           <w:tcPr>
             <w:tcW w:type="dxa" w:w="5100"/>
             <w:tcMar>
-              <w:top w:w="80" w:type="dxa"/>
-              <w:start w:w="70" w:type="dxa"/>
-              <w:bottom w:w="80" w:type="dxa"/>
-              <w:end w:w="70" w:type="dxa"/>
+              <w:top w:w="40" w:type="dxa"/>
+              <w:start w:w="45" w:type="dxa"/>
+              <w:bottom w:w="40" w:type="dxa"/>
+              <w:end w:w="45" w:type="dxa"/>
             </w:tcMar>
             <w:vAlign w:val="center"/>
           </w:tcPr>
           <w:p>
             <w:pPr>
-              <w:spacing w:line="269" w:lineRule="auto" w:before="0" w:after="0"/>
+              <w:spacing w:line="247" w:lineRule="auto" w:before="0" w:after="0"/>
               <w:jc w:val="center"/>
             </w:pPr>
             <w:r/>
@@ -8148,7 +7930,7 @@
               <w:rPr>
                 <w:rFonts w:ascii="Times New Roman" w:hAnsi="Times New Roman" w:eastAsia="宋体"/>
                 <w:b/>
-                <w:sz w:val="17"/>
+                <w:sz w:val="16"/>
               </w:rPr>
               <w:t>评分要求</w:t>
             </w:r>
@@ -8158,16 +7940,16 @@
           <w:tcPr>
             <w:tcW w:type="dxa" w:w="1354"/>
             <w:tcMar>
-              <w:top w:w="80" w:type="dxa"/>
-              <w:start w:w="70" w:type="dxa"/>
-              <w:bottom w:w="80" w:type="dxa"/>
-              <w:end w:w="70" w:type="dxa"/>
+              <w:top w:w="40" w:type="dxa"/>
+              <w:start w:w="45" w:type="dxa"/>
+              <w:bottom w:w="40" w:type="dxa"/>
+              <w:end w:w="45" w:type="dxa"/>
             </w:tcMar>
             <w:vAlign w:val="center"/>
           </w:tcPr>
           <w:p>
             <w:pPr>
-              <w:spacing w:line="269" w:lineRule="auto" w:before="0" w:after="0"/>
+              <w:spacing w:line="247" w:lineRule="auto" w:before="0" w:after="0"/>
               <w:jc w:val="center"/>
             </w:pPr>
             <w:r/>
@@ -8175,7 +7957,7 @@
               <w:rPr>
                 <w:rFonts w:ascii="Times New Roman" w:hAnsi="Times New Roman" w:eastAsia="宋体"/>
                 <w:b/>
-                <w:sz w:val="17"/>
+                <w:sz w:val="16"/>
               </w:rPr>
               <w:t>课程目标</w:t>
             </w:r>
@@ -8188,15 +7970,15 @@
             <w:tcW w:type="dxa" w:w="1700"/>
             <w:vAlign w:val="center"/>
             <w:tcMar>
-              <w:top w:w="80" w:type="dxa"/>
-              <w:start w:w="70" w:type="dxa"/>
-              <w:bottom w:w="80" w:type="dxa"/>
-              <w:end w:w="70" w:type="dxa"/>
+              <w:top w:w="40" w:type="dxa"/>
+              <w:start w:w="45" w:type="dxa"/>
+              <w:bottom w:w="40" w:type="dxa"/>
+              <w:end w:w="45" w:type="dxa"/>
             </w:tcMar>
           </w:tcPr>
           <w:p>
             <w:pPr>
-              <w:spacing w:line="269" w:lineRule="auto" w:before="0" w:after="0"/>
+              <w:spacing w:line="247" w:lineRule="auto" w:before="0" w:after="0"/>
               <w:jc w:val="left"/>
             </w:pPr>
             <w:r/>
@@ -8204,7 +7986,7 @@
               <w:rPr>
                 <w:rFonts w:ascii="Times New Roman" w:hAnsi="Times New Roman" w:eastAsia="宋体"/>
                 <w:b w:val="0"/>
-                <w:sz w:val="17"/>
+                <w:sz w:val="16"/>
               </w:rPr>
               <w:t>需求、资产与网络分层</w:t>
             </w:r>
@@ -8215,15 +7997,15 @@
             <w:tcW w:type="dxa" w:w="900"/>
             <w:vAlign w:val="center"/>
             <w:tcMar>
-              <w:top w:w="80" w:type="dxa"/>
-              <w:start w:w="70" w:type="dxa"/>
-              <w:bottom w:w="80" w:type="dxa"/>
-              <w:end w:w="70" w:type="dxa"/>
+              <w:top w:w="40" w:type="dxa"/>
+              <w:start w:w="45" w:type="dxa"/>
+              <w:bottom w:w="40" w:type="dxa"/>
+              <w:end w:w="45" w:type="dxa"/>
             </w:tcMar>
           </w:tcPr>
           <w:p>
             <w:pPr>
-              <w:spacing w:line="269" w:lineRule="auto" w:before="0" w:after="0"/>
+              <w:spacing w:line="247" w:lineRule="auto" w:before="0" w:after="0"/>
               <w:jc w:val="center"/>
             </w:pPr>
             <w:r/>
@@ -8231,7 +8013,7 @@
               <w:rPr>
                 <w:rFonts w:ascii="Times New Roman" w:hAnsi="Times New Roman" w:eastAsia="宋体"/>
                 <w:b w:val="0"/>
-                <w:sz w:val="17"/>
+                <w:sz w:val="16"/>
               </w:rPr>
               <w:t>10%</w:t>
             </w:r>
@@ -8242,15 +8024,15 @@
             <w:tcW w:type="dxa" w:w="5100"/>
             <w:vAlign w:val="center"/>
             <w:tcMar>
-              <w:top w:w="80" w:type="dxa"/>
-              <w:start w:w="70" w:type="dxa"/>
-              <w:bottom w:w="80" w:type="dxa"/>
-              <w:end w:w="70" w:type="dxa"/>
+              <w:top w:w="40" w:type="dxa"/>
+              <w:start w:w="45" w:type="dxa"/>
+              <w:bottom w:w="40" w:type="dxa"/>
+              <w:end w:w="45" w:type="dxa"/>
             </w:tcMar>
           </w:tcPr>
           <w:p>
             <w:pPr>
-              <w:spacing w:line="269" w:lineRule="auto" w:before="0" w:after="0"/>
+              <w:spacing w:line="247" w:lineRule="auto" w:before="0" w:after="0"/>
               <w:jc w:val="left"/>
             </w:pPr>
             <w:r/>
@@ -8258,7 +8040,7 @@
               <w:rPr>
                 <w:rFonts w:ascii="Times New Roman" w:hAnsi="Times New Roman" w:eastAsia="宋体"/>
                 <w:b w:val="0"/>
-                <w:sz w:val="17"/>
+                <w:sz w:val="16"/>
               </w:rPr>
               <w:t>明确设备、数据流、实时性、可用性和运维需求，网络层级与边界清楚。</w:t>
             </w:r>
@@ -8269,15 +8051,15 @@
             <w:tcW w:type="dxa" w:w="1354"/>
             <w:vAlign w:val="center"/>
             <w:tcMar>
-              <w:top w:w="80" w:type="dxa"/>
-              <w:start w:w="70" w:type="dxa"/>
-              <w:bottom w:w="80" w:type="dxa"/>
-              <w:end w:w="70" w:type="dxa"/>
+              <w:top w:w="40" w:type="dxa"/>
+              <w:start w:w="45" w:type="dxa"/>
+              <w:bottom w:w="40" w:type="dxa"/>
+              <w:end w:w="45" w:type="dxa"/>
             </w:tcMar>
           </w:tcPr>
           <w:p>
             <w:pPr>
-              <w:spacing w:line="269" w:lineRule="auto" w:before="0" w:after="0"/>
+              <w:spacing w:line="247" w:lineRule="auto" w:before="0" w:after="0"/>
               <w:jc w:val="left"/>
             </w:pPr>
             <w:r/>
@@ -8285,7 +8067,7 @@
               <w:rPr>
                 <w:rFonts w:ascii="Times New Roman" w:hAnsi="Times New Roman" w:eastAsia="宋体"/>
                 <w:b w:val="0"/>
-                <w:sz w:val="17"/>
+                <w:sz w:val="16"/>
               </w:rPr>
               <w:t>目标 1.1，2.1，3.1</w:t>
             </w:r>
@@ -8298,15 +8080,15 @@
             <w:tcW w:type="dxa" w:w="1700"/>
             <w:vAlign w:val="center"/>
             <w:tcMar>
-              <w:top w:w="80" w:type="dxa"/>
-              <w:start w:w="70" w:type="dxa"/>
-              <w:bottom w:w="80" w:type="dxa"/>
-              <w:end w:w="70" w:type="dxa"/>
+              <w:top w:w="40" w:type="dxa"/>
+              <w:start w:w="45" w:type="dxa"/>
+              <w:bottom w:w="40" w:type="dxa"/>
+              <w:end w:w="45" w:type="dxa"/>
             </w:tcMar>
           </w:tcPr>
           <w:p>
             <w:pPr>
-              <w:spacing w:line="269" w:lineRule="auto" w:before="0" w:after="0"/>
+              <w:spacing w:line="247" w:lineRule="auto" w:before="0" w:after="0"/>
               <w:jc w:val="left"/>
             </w:pPr>
             <w:r/>
@@ -8314,7 +8096,7 @@
               <w:rPr>
                 <w:rFonts w:ascii="Times New Roman" w:hAnsi="Times New Roman" w:eastAsia="宋体"/>
                 <w:b w:val="0"/>
-                <w:sz w:val="17"/>
+                <w:sz w:val="16"/>
               </w:rPr>
               <w:t>现场层协议与数据点</w:t>
             </w:r>
@@ -8325,15 +8107,15 @@
             <w:tcW w:type="dxa" w:w="900"/>
             <w:vAlign w:val="center"/>
             <w:tcMar>
-              <w:top w:w="80" w:type="dxa"/>
-              <w:start w:w="70" w:type="dxa"/>
-              <w:bottom w:w="80" w:type="dxa"/>
-              <w:end w:w="70" w:type="dxa"/>
+              <w:top w:w="40" w:type="dxa"/>
+              <w:start w:w="45" w:type="dxa"/>
+              <w:bottom w:w="40" w:type="dxa"/>
+              <w:end w:w="45" w:type="dxa"/>
             </w:tcMar>
           </w:tcPr>
           <w:p>
             <w:pPr>
-              <w:spacing w:line="269" w:lineRule="auto" w:before="0" w:after="0"/>
+              <w:spacing w:line="247" w:lineRule="auto" w:before="0" w:after="0"/>
               <w:jc w:val="center"/>
             </w:pPr>
             <w:r/>
@@ -8341,7 +8123,7 @@
               <w:rPr>
                 <w:rFonts w:ascii="Times New Roman" w:hAnsi="Times New Roman" w:eastAsia="宋体"/>
                 <w:b w:val="0"/>
-                <w:sz w:val="17"/>
+                <w:sz w:val="16"/>
               </w:rPr>
               <w:t>10%</w:t>
             </w:r>
@@ -8352,15 +8134,15 @@
             <w:tcW w:type="dxa" w:w="5100"/>
             <w:vAlign w:val="center"/>
             <w:tcMar>
-              <w:top w:w="80" w:type="dxa"/>
-              <w:start w:w="70" w:type="dxa"/>
-              <w:bottom w:w="80" w:type="dxa"/>
-              <w:end w:w="70" w:type="dxa"/>
+              <w:top w:w="40" w:type="dxa"/>
+              <w:start w:w="45" w:type="dxa"/>
+              <w:bottom w:w="40" w:type="dxa"/>
+              <w:end w:w="45" w:type="dxa"/>
             </w:tcMar>
           </w:tcPr>
           <w:p>
             <w:pPr>
-              <w:spacing w:line="269" w:lineRule="auto" w:before="0" w:after="0"/>
+              <w:spacing w:line="247" w:lineRule="auto" w:before="0" w:after="0"/>
               <w:jc w:val="left"/>
             </w:pPr>
             <w:r/>
@@ -8368,7 +8150,7 @@
               <w:rPr>
                 <w:rFonts w:ascii="Times New Roman" w:hAnsi="Times New Roman" w:eastAsia="宋体"/>
                 <w:b w:val="0"/>
-                <w:sz w:val="17"/>
+                <w:sz w:val="16"/>
               </w:rPr>
               <w:t>现场总线或Modbus选择有依据，站点、寄存器或数据点表清楚。</w:t>
             </w:r>
@@ -8379,15 +8161,15 @@
             <w:tcW w:type="dxa" w:w="1354"/>
             <w:vAlign w:val="center"/>
             <w:tcMar>
-              <w:top w:w="80" w:type="dxa"/>
-              <w:start w:w="70" w:type="dxa"/>
-              <w:bottom w:w="80" w:type="dxa"/>
-              <w:end w:w="70" w:type="dxa"/>
+              <w:top w:w="40" w:type="dxa"/>
+              <w:start w:w="45" w:type="dxa"/>
+              <w:bottom w:w="40" w:type="dxa"/>
+              <w:end w:w="45" w:type="dxa"/>
             </w:tcMar>
           </w:tcPr>
           <w:p>
             <w:pPr>
-              <w:spacing w:line="269" w:lineRule="auto" w:before="0" w:after="0"/>
+              <w:spacing w:line="247" w:lineRule="auto" w:before="0" w:after="0"/>
               <w:jc w:val="left"/>
             </w:pPr>
             <w:r/>
@@ -8395,7 +8177,7 @@
               <w:rPr>
                 <w:rFonts w:ascii="Times New Roman" w:hAnsi="Times New Roman" w:eastAsia="宋体"/>
                 <w:b w:val="0"/>
-                <w:sz w:val="17"/>
+                <w:sz w:val="16"/>
               </w:rPr>
               <w:t>目标 1.2，2.2，3.2</w:t>
             </w:r>
@@ -8408,15 +8190,15 @@
             <w:tcW w:type="dxa" w:w="1700"/>
             <w:vAlign w:val="center"/>
             <w:tcMar>
-              <w:top w:w="80" w:type="dxa"/>
-              <w:start w:w="70" w:type="dxa"/>
-              <w:bottom w:w="80" w:type="dxa"/>
-              <w:end w:w="70" w:type="dxa"/>
+              <w:top w:w="40" w:type="dxa"/>
+              <w:start w:w="45" w:type="dxa"/>
+              <w:bottom w:w="40" w:type="dxa"/>
+              <w:end w:w="45" w:type="dxa"/>
             </w:tcMar>
           </w:tcPr>
           <w:p>
             <w:pPr>
-              <w:spacing w:line="269" w:lineRule="auto" w:before="0" w:after="0"/>
+              <w:spacing w:line="247" w:lineRule="auto" w:before="0" w:after="0"/>
               <w:jc w:val="left"/>
             </w:pPr>
             <w:r/>
@@ -8424,7 +8206,7 @@
               <w:rPr>
                 <w:rFonts w:ascii="Times New Roman" w:hAnsi="Times New Roman" w:eastAsia="宋体"/>
                 <w:b w:val="0"/>
-                <w:sz w:val="17"/>
+                <w:sz w:val="16"/>
               </w:rPr>
               <w:t>工业以太网拓扑与冗余</w:t>
             </w:r>
@@ -8435,15 +8217,15 @@
             <w:tcW w:type="dxa" w:w="900"/>
             <w:vAlign w:val="center"/>
             <w:tcMar>
-              <w:top w:w="80" w:type="dxa"/>
-              <w:start w:w="70" w:type="dxa"/>
-              <w:bottom w:w="80" w:type="dxa"/>
-              <w:end w:w="70" w:type="dxa"/>
+              <w:top w:w="40" w:type="dxa"/>
+              <w:start w:w="45" w:type="dxa"/>
+              <w:bottom w:w="40" w:type="dxa"/>
+              <w:end w:w="45" w:type="dxa"/>
             </w:tcMar>
           </w:tcPr>
           <w:p>
             <w:pPr>
-              <w:spacing w:line="269" w:lineRule="auto" w:before="0" w:after="0"/>
+              <w:spacing w:line="247" w:lineRule="auto" w:before="0" w:after="0"/>
               <w:jc w:val="center"/>
             </w:pPr>
             <w:r/>
@@ -8451,9 +8233,9 @@
               <w:rPr>
                 <w:rFonts w:ascii="Times New Roman" w:hAnsi="Times New Roman" w:eastAsia="宋体"/>
                 <w:b w:val="0"/>
-                <w:sz w:val="17"/>
+                <w:sz w:val="16"/>
               </w:rPr>
-              <w:t>20%</w:t>
+              <w:t>15%</w:t>
             </w:r>
           </w:p>
         </w:tc>
@@ -8462,15 +8244,15 @@
             <w:tcW w:type="dxa" w:w="5100"/>
             <w:vAlign w:val="center"/>
             <w:tcMar>
-              <w:top w:w="80" w:type="dxa"/>
-              <w:start w:w="70" w:type="dxa"/>
-              <w:bottom w:w="80" w:type="dxa"/>
-              <w:end w:w="70" w:type="dxa"/>
+              <w:top w:w="40" w:type="dxa"/>
+              <w:start w:w="45" w:type="dxa"/>
+              <w:bottom w:w="40" w:type="dxa"/>
+              <w:end w:w="45" w:type="dxa"/>
             </w:tcMar>
           </w:tcPr>
           <w:p>
             <w:pPr>
-              <w:spacing w:line="269" w:lineRule="auto" w:before="0" w:after="0"/>
+              <w:spacing w:line="247" w:lineRule="auto" w:before="0" w:after="0"/>
               <w:jc w:val="left"/>
             </w:pPr>
             <w:r/>
@@ -8478,7 +8260,7 @@
               <w:rPr>
                 <w:rFonts w:ascii="Times New Roman" w:hAnsi="Times New Roman" w:eastAsia="宋体"/>
                 <w:b w:val="0"/>
-                <w:sz w:val="17"/>
+                <w:sz w:val="16"/>
               </w:rPr>
               <w:t>交换、VLAN、地址、PROFINET关系和冗余方案合理。</w:t>
             </w:r>
@@ -8489,15 +8271,15 @@
             <w:tcW w:type="dxa" w:w="1354"/>
             <w:vAlign w:val="center"/>
             <w:tcMar>
-              <w:top w:w="80" w:type="dxa"/>
-              <w:start w:w="70" w:type="dxa"/>
-              <w:bottom w:w="80" w:type="dxa"/>
-              <w:end w:w="70" w:type="dxa"/>
+              <w:top w:w="40" w:type="dxa"/>
+              <w:start w:w="45" w:type="dxa"/>
+              <w:bottom w:w="40" w:type="dxa"/>
+              <w:end w:w="45" w:type="dxa"/>
             </w:tcMar>
           </w:tcPr>
           <w:p>
             <w:pPr>
-              <w:spacing w:line="269" w:lineRule="auto" w:before="0" w:after="0"/>
+              <w:spacing w:line="247" w:lineRule="auto" w:before="0" w:after="0"/>
               <w:jc w:val="left"/>
             </w:pPr>
             <w:r/>
@@ -8505,7 +8287,7 @@
               <w:rPr>
                 <w:rFonts w:ascii="Times New Roman" w:hAnsi="Times New Roman" w:eastAsia="宋体"/>
                 <w:b w:val="0"/>
-                <w:sz w:val="17"/>
+                <w:sz w:val="16"/>
               </w:rPr>
               <w:t>目标 1.3，2.3，3.3</w:t>
             </w:r>
@@ -8518,15 +8300,15 @@
             <w:tcW w:type="dxa" w:w="1700"/>
             <w:vAlign w:val="center"/>
             <w:tcMar>
-              <w:top w:w="80" w:type="dxa"/>
-              <w:start w:w="70" w:type="dxa"/>
-              <w:bottom w:w="80" w:type="dxa"/>
-              <w:end w:w="70" w:type="dxa"/>
+              <w:top w:w="40" w:type="dxa"/>
+              <w:start w:w="45" w:type="dxa"/>
+              <w:bottom w:w="40" w:type="dxa"/>
+              <w:end w:w="45" w:type="dxa"/>
             </w:tcMar>
           </w:tcPr>
           <w:p>
             <w:pPr>
-              <w:spacing w:line="269" w:lineRule="auto" w:before="0" w:after="0"/>
+              <w:spacing w:line="247" w:lineRule="auto" w:before="0" w:after="0"/>
               <w:jc w:val="left"/>
             </w:pPr>
             <w:r/>
@@ -8534,7 +8316,7 @@
               <w:rPr>
                 <w:rFonts w:ascii="Times New Roman" w:hAnsi="Times New Roman" w:eastAsia="宋体"/>
                 <w:b w:val="0"/>
-                <w:sz w:val="17"/>
+                <w:sz w:val="16"/>
               </w:rPr>
               <w:t>实时性与确定性设计</w:t>
             </w:r>
@@ -8545,15 +8327,15 @@
             <w:tcW w:type="dxa" w:w="900"/>
             <w:vAlign w:val="center"/>
             <w:tcMar>
-              <w:top w:w="80" w:type="dxa"/>
-              <w:start w:w="70" w:type="dxa"/>
-              <w:bottom w:w="80" w:type="dxa"/>
-              <w:end w:w="70" w:type="dxa"/>
+              <w:top w:w="40" w:type="dxa"/>
+              <w:start w:w="45" w:type="dxa"/>
+              <w:bottom w:w="40" w:type="dxa"/>
+              <w:end w:w="45" w:type="dxa"/>
             </w:tcMar>
           </w:tcPr>
           <w:p>
             <w:pPr>
-              <w:spacing w:line="269" w:lineRule="auto" w:before="0" w:after="0"/>
+              <w:spacing w:line="247" w:lineRule="auto" w:before="0" w:after="0"/>
               <w:jc w:val="center"/>
             </w:pPr>
             <w:r/>
@@ -8561,9 +8343,9 @@
               <w:rPr>
                 <w:rFonts w:ascii="Times New Roman" w:hAnsi="Times New Roman" w:eastAsia="宋体"/>
                 <w:b w:val="0"/>
-                <w:sz w:val="17"/>
+                <w:sz w:val="16"/>
               </w:rPr>
-              <w:t>20%</w:t>
+              <w:t>15%</w:t>
             </w:r>
           </w:p>
         </w:tc>
@@ -8572,15 +8354,15 @@
             <w:tcW w:type="dxa" w:w="5100"/>
             <w:vAlign w:val="center"/>
             <w:tcMar>
-              <w:top w:w="80" w:type="dxa"/>
-              <w:start w:w="70" w:type="dxa"/>
-              <w:bottom w:w="80" w:type="dxa"/>
-              <w:end w:w="70" w:type="dxa"/>
+              <w:top w:w="40" w:type="dxa"/>
+              <w:start w:w="45" w:type="dxa"/>
+              <w:bottom w:w="40" w:type="dxa"/>
+              <w:end w:w="45" w:type="dxa"/>
             </w:tcMar>
           </w:tcPr>
           <w:p>
             <w:pPr>
-              <w:spacing w:line="269" w:lineRule="auto" w:before="0" w:after="0"/>
+              <w:spacing w:line="247" w:lineRule="auto" w:before="0" w:after="0"/>
               <w:jc w:val="left"/>
             </w:pPr>
             <w:r/>
@@ -8588,7 +8370,7 @@
               <w:rPr>
                 <w:rFonts w:ascii="Times New Roman" w:hAnsi="Times New Roman" w:eastAsia="宋体"/>
                 <w:b w:val="0"/>
-                <w:sz w:val="17"/>
+                <w:sz w:val="16"/>
               </w:rPr>
               <w:t>说明关键数据周期、时延、同步和网络技术选择依据。</w:t>
             </w:r>
@@ -8599,15 +8381,15 @@
             <w:tcW w:type="dxa" w:w="1354"/>
             <w:vAlign w:val="center"/>
             <w:tcMar>
-              <w:top w:w="80" w:type="dxa"/>
-              <w:start w:w="70" w:type="dxa"/>
-              <w:bottom w:w="80" w:type="dxa"/>
-              <w:end w:w="70" w:type="dxa"/>
+              <w:top w:w="40" w:type="dxa"/>
+              <w:start w:w="45" w:type="dxa"/>
+              <w:bottom w:w="40" w:type="dxa"/>
+              <w:end w:w="45" w:type="dxa"/>
             </w:tcMar>
           </w:tcPr>
           <w:p>
             <w:pPr>
-              <w:spacing w:line="269" w:lineRule="auto" w:before="0" w:after="0"/>
+              <w:spacing w:line="247" w:lineRule="auto" w:before="0" w:after="0"/>
               <w:jc w:val="left"/>
             </w:pPr>
             <w:r/>
@@ -8615,7 +8397,7 @@
               <w:rPr>
                 <w:rFonts w:ascii="Times New Roman" w:hAnsi="Times New Roman" w:eastAsia="宋体"/>
                 <w:b w:val="0"/>
-                <w:sz w:val="17"/>
+                <w:sz w:val="16"/>
               </w:rPr>
               <w:t>目标 1.4，2.4，3.4</w:t>
             </w:r>
@@ -8628,15 +8410,15 @@
             <w:tcW w:type="dxa" w:w="1700"/>
             <w:vAlign w:val="center"/>
             <w:tcMar>
-              <w:top w:w="80" w:type="dxa"/>
-              <w:start w:w="70" w:type="dxa"/>
-              <w:bottom w:w="80" w:type="dxa"/>
-              <w:end w:w="70" w:type="dxa"/>
+              <w:top w:w="40" w:type="dxa"/>
+              <w:start w:w="45" w:type="dxa"/>
+              <w:bottom w:w="40" w:type="dxa"/>
+              <w:end w:w="45" w:type="dxa"/>
             </w:tcMar>
           </w:tcPr>
           <w:p>
             <w:pPr>
-              <w:spacing w:line="269" w:lineRule="auto" w:before="0" w:after="0"/>
+              <w:spacing w:line="247" w:lineRule="auto" w:before="0" w:after="0"/>
               <w:jc w:val="left"/>
             </w:pPr>
             <w:r/>
@@ -8644,7 +8426,7 @@
               <w:rPr>
                 <w:rFonts w:ascii="Times New Roman" w:hAnsi="Times New Roman" w:eastAsia="宋体"/>
                 <w:b w:val="0"/>
-                <w:sz w:val="17"/>
+                <w:sz w:val="16"/>
               </w:rPr>
               <w:t>OT/IT集成与数据语义</w:t>
             </w:r>
@@ -8655,15 +8437,15 @@
             <w:tcW w:type="dxa" w:w="900"/>
             <w:vAlign w:val="center"/>
             <w:tcMar>
-              <w:top w:w="80" w:type="dxa"/>
-              <w:start w:w="70" w:type="dxa"/>
-              <w:bottom w:w="80" w:type="dxa"/>
-              <w:end w:w="70" w:type="dxa"/>
+              <w:top w:w="40" w:type="dxa"/>
+              <w:start w:w="45" w:type="dxa"/>
+              <w:bottom w:w="40" w:type="dxa"/>
+              <w:end w:w="45" w:type="dxa"/>
             </w:tcMar>
           </w:tcPr>
           <w:p>
             <w:pPr>
-              <w:spacing w:line="269" w:lineRule="auto" w:before="0" w:after="0"/>
+              <w:spacing w:line="247" w:lineRule="auto" w:before="0" w:after="0"/>
               <w:jc w:val="center"/>
             </w:pPr>
             <w:r/>
@@ -8671,9 +8453,9 @@
               <w:rPr>
                 <w:rFonts w:ascii="Times New Roman" w:hAnsi="Times New Roman" w:eastAsia="宋体"/>
                 <w:b w:val="0"/>
-                <w:sz w:val="17"/>
+                <w:sz w:val="16"/>
               </w:rPr>
-              <w:t>20%</w:t>
+              <w:t>15%</w:t>
             </w:r>
           </w:p>
         </w:tc>
@@ -8682,15 +8464,15 @@
             <w:tcW w:type="dxa" w:w="5100"/>
             <w:vAlign w:val="center"/>
             <w:tcMar>
-              <w:top w:w="80" w:type="dxa"/>
-              <w:start w:w="70" w:type="dxa"/>
-              <w:bottom w:w="80" w:type="dxa"/>
-              <w:end w:w="70" w:type="dxa"/>
+              <w:top w:w="40" w:type="dxa"/>
+              <w:start w:w="45" w:type="dxa"/>
+              <w:bottom w:w="40" w:type="dxa"/>
+              <w:end w:w="45" w:type="dxa"/>
             </w:tcMar>
           </w:tcPr>
           <w:p>
             <w:pPr>
-              <w:spacing w:line="269" w:lineRule="auto" w:before="0" w:after="0"/>
+              <w:spacing w:line="247" w:lineRule="auto" w:before="0" w:after="0"/>
               <w:jc w:val="left"/>
             </w:pPr>
             <w:r/>
@@ -8698,7 +8480,7 @@
               <w:rPr>
                 <w:rFonts w:ascii="Times New Roman" w:hAnsi="Times New Roman" w:eastAsia="宋体"/>
                 <w:b w:val="0"/>
-                <w:sz w:val="17"/>
+                <w:sz w:val="16"/>
               </w:rPr>
               <w:t>OPC UA/MQTT/边缘网关的数据链、命名、时间戳和权限设计一致。</w:t>
             </w:r>
@@ -8709,15 +8491,15 @@
             <w:tcW w:type="dxa" w:w="1354"/>
             <w:vAlign w:val="center"/>
             <w:tcMar>
-              <w:top w:w="80" w:type="dxa"/>
-              <w:start w:w="70" w:type="dxa"/>
-              <w:bottom w:w="80" w:type="dxa"/>
-              <w:end w:w="70" w:type="dxa"/>
+              <w:top w:w="40" w:type="dxa"/>
+              <w:start w:w="45" w:type="dxa"/>
+              <w:bottom w:w="40" w:type="dxa"/>
+              <w:end w:w="45" w:type="dxa"/>
             </w:tcMar>
           </w:tcPr>
           <w:p>
             <w:pPr>
-              <w:spacing w:line="269" w:lineRule="auto" w:before="0" w:after="0"/>
+              <w:spacing w:line="247" w:lineRule="auto" w:before="0" w:after="0"/>
               <w:jc w:val="left"/>
             </w:pPr>
             <w:r/>
@@ -8725,7 +8507,7 @@
               <w:rPr>
                 <w:rFonts w:ascii="Times New Roman" w:hAnsi="Times New Roman" w:eastAsia="宋体"/>
                 <w:b w:val="0"/>
-                <w:sz w:val="17"/>
+                <w:sz w:val="16"/>
               </w:rPr>
               <w:t>目标 1.5，2.5，3.5</w:t>
             </w:r>
@@ -8738,15 +8520,15 @@
             <w:tcW w:type="dxa" w:w="1700"/>
             <w:vAlign w:val="center"/>
             <w:tcMar>
-              <w:top w:w="80" w:type="dxa"/>
-              <w:start w:w="70" w:type="dxa"/>
-              <w:bottom w:w="80" w:type="dxa"/>
-              <w:end w:w="70" w:type="dxa"/>
+              <w:top w:w="40" w:type="dxa"/>
+              <w:start w:w="45" w:type="dxa"/>
+              <w:bottom w:w="40" w:type="dxa"/>
+              <w:end w:w="45" w:type="dxa"/>
             </w:tcMar>
           </w:tcPr>
           <w:p>
             <w:pPr>
-              <w:spacing w:line="269" w:lineRule="auto" w:before="0" w:after="0"/>
+              <w:spacing w:line="247" w:lineRule="auto" w:before="0" w:after="0"/>
               <w:jc w:val="left"/>
             </w:pPr>
             <w:r/>
@@ -8754,7 +8536,7 @@
               <w:rPr>
                 <w:rFonts w:ascii="Times New Roman" w:hAnsi="Times New Roman" w:eastAsia="宋体"/>
                 <w:b w:val="0"/>
-                <w:sz w:val="17"/>
+                <w:sz w:val="16"/>
               </w:rPr>
               <w:t>诊断、安全与验收</w:t>
             </w:r>
@@ -8765,15 +8547,15 @@
             <w:tcW w:type="dxa" w:w="900"/>
             <w:vAlign w:val="center"/>
             <w:tcMar>
-              <w:top w:w="80" w:type="dxa"/>
-              <w:start w:w="70" w:type="dxa"/>
-              <w:bottom w:w="80" w:type="dxa"/>
-              <w:end w:w="70" w:type="dxa"/>
+              <w:top w:w="40" w:type="dxa"/>
+              <w:start w:w="45" w:type="dxa"/>
+              <w:bottom w:w="40" w:type="dxa"/>
+              <w:end w:w="45" w:type="dxa"/>
             </w:tcMar>
           </w:tcPr>
           <w:p>
             <w:pPr>
-              <w:spacing w:line="269" w:lineRule="auto" w:before="0" w:after="0"/>
+              <w:spacing w:line="247" w:lineRule="auto" w:before="0" w:after="0"/>
               <w:jc w:val="center"/>
             </w:pPr>
             <w:r/>
@@ -8781,9 +8563,9 @@
               <w:rPr>
                 <w:rFonts w:ascii="Times New Roman" w:hAnsi="Times New Roman" w:eastAsia="宋体"/>
                 <w:b w:val="0"/>
-                <w:sz w:val="17"/>
+                <w:sz w:val="16"/>
               </w:rPr>
-              <w:t>20%</w:t>
+              <w:t>15%</w:t>
             </w:r>
           </w:p>
         </w:tc>
@@ -8792,15 +8574,15 @@
             <w:tcW w:type="dxa" w:w="5100"/>
             <w:vAlign w:val="center"/>
             <w:tcMar>
-              <w:top w:w="80" w:type="dxa"/>
-              <w:start w:w="70" w:type="dxa"/>
-              <w:bottom w:w="80" w:type="dxa"/>
-              <w:end w:w="70" w:type="dxa"/>
+              <w:top w:w="40" w:type="dxa"/>
+              <w:start w:w="45" w:type="dxa"/>
+              <w:bottom w:w="40" w:type="dxa"/>
+              <w:end w:w="45" w:type="dxa"/>
             </w:tcMar>
           </w:tcPr>
           <w:p>
             <w:pPr>
-              <w:spacing w:line="269" w:lineRule="auto" w:before="0" w:after="0"/>
+              <w:spacing w:line="247" w:lineRule="auto" w:before="0" w:after="0"/>
               <w:jc w:val="left"/>
             </w:pPr>
             <w:r/>
@@ -8808,7 +8590,7 @@
               <w:rPr>
                 <w:rFonts w:ascii="Times New Roman" w:hAnsi="Times New Roman" w:eastAsia="宋体"/>
                 <w:b w:val="0"/>
-                <w:sz w:val="17"/>
+                <w:sz w:val="16"/>
               </w:rPr>
               <w:t>故障定位流程、分区分域、访问控制、备份恢复和验收清单完整。</w:t>
             </w:r>
@@ -8819,15 +8601,15 @@
             <w:tcW w:type="dxa" w:w="1354"/>
             <w:vAlign w:val="center"/>
             <w:tcMar>
-              <w:top w:w="80" w:type="dxa"/>
-              <w:start w:w="70" w:type="dxa"/>
-              <w:bottom w:w="80" w:type="dxa"/>
-              <w:end w:w="70" w:type="dxa"/>
+              <w:top w:w="40" w:type="dxa"/>
+              <w:start w:w="45" w:type="dxa"/>
+              <w:bottom w:w="40" w:type="dxa"/>
+              <w:end w:w="45" w:type="dxa"/>
             </w:tcMar>
           </w:tcPr>
           <w:p>
             <w:pPr>
-              <w:spacing w:line="269" w:lineRule="auto" w:before="0" w:after="0"/>
+              <w:spacing w:line="247" w:lineRule="auto" w:before="0" w:after="0"/>
               <w:jc w:val="left"/>
             </w:pPr>
             <w:r/>
@@ -8835,7 +8617,7 @@
               <w:rPr>
                 <w:rFonts w:ascii="Times New Roman" w:hAnsi="Times New Roman" w:eastAsia="宋体"/>
                 <w:b w:val="0"/>
-                <w:sz w:val="17"/>
+                <w:sz w:val="16"/>
               </w:rPr>
               <w:t>目标 1.6，2.6，3.6</w:t>
             </w:r>
@@ -8848,15 +8630,15 @@
             <w:tcW w:type="dxa" w:w="1700"/>
             <w:vAlign w:val="center"/>
             <w:tcMar>
-              <w:top w:w="80" w:type="dxa"/>
-              <w:start w:w="70" w:type="dxa"/>
-              <w:bottom w:w="80" w:type="dxa"/>
-              <w:end w:w="70" w:type="dxa"/>
+              <w:top w:w="40" w:type="dxa"/>
+              <w:start w:w="45" w:type="dxa"/>
+              <w:bottom w:w="40" w:type="dxa"/>
+              <w:end w:w="45" w:type="dxa"/>
             </w:tcMar>
           </w:tcPr>
           <w:p>
             <w:pPr>
-              <w:spacing w:line="269" w:lineRule="auto" w:before="0" w:after="0"/>
+              <w:spacing w:line="247" w:lineRule="auto" w:before="0" w:after="0"/>
               <w:jc w:val="left"/>
             </w:pPr>
             <w:r/>
@@ -8864,9 +8646,9 @@
               <w:rPr>
                 <w:rFonts w:ascii="Times New Roman" w:hAnsi="Times New Roman" w:eastAsia="宋体"/>
                 <w:b w:val="0"/>
-                <w:sz w:val="17"/>
+                <w:sz w:val="16"/>
               </w:rPr>
-              <w:t>合计</w:t>
+              <w:t>个人核验与答辩</w:t>
             </w:r>
           </w:p>
         </w:tc>
@@ -8875,15 +8657,15 @@
             <w:tcW w:type="dxa" w:w="900"/>
             <w:vAlign w:val="center"/>
             <w:tcMar>
-              <w:top w:w="80" w:type="dxa"/>
-              <w:start w:w="70" w:type="dxa"/>
-              <w:bottom w:w="80" w:type="dxa"/>
-              <w:end w:w="70" w:type="dxa"/>
+              <w:top w:w="40" w:type="dxa"/>
+              <w:start w:w="45" w:type="dxa"/>
+              <w:bottom w:w="40" w:type="dxa"/>
+              <w:end w:w="45" w:type="dxa"/>
             </w:tcMar>
           </w:tcPr>
           <w:p>
             <w:pPr>
-              <w:spacing w:line="269" w:lineRule="auto" w:before="0" w:after="0"/>
+              <w:spacing w:line="247" w:lineRule="auto" w:before="0" w:after="0"/>
               <w:jc w:val="center"/>
             </w:pPr>
             <w:r/>
@@ -8891,9 +8673,9 @@
               <w:rPr>
                 <w:rFonts w:ascii="Times New Roman" w:hAnsi="Times New Roman" w:eastAsia="宋体"/>
                 <w:b w:val="0"/>
-                <w:sz w:val="17"/>
+                <w:sz w:val="16"/>
               </w:rPr>
-              <w:t>100%</w:t>
+              <w:t>20%</w:t>
             </w:r>
           </w:p>
         </w:tc>
@@ -8902,205 +8684,15 @@
             <w:tcW w:type="dxa" w:w="5100"/>
             <w:vAlign w:val="center"/>
             <w:tcMar>
-              <w:top w:w="80" w:type="dxa"/>
-              <w:start w:w="70" w:type="dxa"/>
-              <w:bottom w:w="80" w:type="dxa"/>
-              <w:end w:w="70" w:type="dxa"/>
+              <w:top w:w="40" w:type="dxa"/>
+              <w:start w:w="45" w:type="dxa"/>
+              <w:bottom w:w="40" w:type="dxa"/>
+              <w:end w:w="45" w:type="dxa"/>
             </w:tcMar>
           </w:tcPr>
           <w:p>
             <w:pPr>
-              <w:spacing w:line="269" w:lineRule="auto" w:before="0" w:after="0"/>
-              <w:jc w:val="left"/>
-            </w:pPr>
-            <w:r/>
-          </w:p>
-        </w:tc>
-        <w:tc>
-          <w:tcPr>
-            <w:tcW w:type="dxa" w:w="1354"/>
-            <w:vAlign w:val="center"/>
-            <w:tcMar>
-              <w:top w:w="80" w:type="dxa"/>
-              <w:start w:w="70" w:type="dxa"/>
-              <w:bottom w:w="80" w:type="dxa"/>
-              <w:end w:w="70" w:type="dxa"/>
-            </w:tcMar>
-          </w:tcPr>
-          <w:p>
-            <w:pPr>
-              <w:spacing w:line="269" w:lineRule="auto" w:before="0" w:after="0"/>
-              <w:jc w:val="left"/>
-            </w:pPr>
-            <w:r/>
-          </w:p>
-        </w:tc>
-      </w:tr>
-    </w:tbl>
-    <w:p>
-      <w:pPr>
-        <w:keepNext/>
-        <w:spacing w:line="283" w:lineRule="auto" w:before="60" w:after="20"/>
-      </w:pPr>
-      <w:r>
-        <w:rPr>
-          <w:rFonts w:ascii="Times New Roman" w:hAnsi="Times New Roman" w:eastAsia="宋体"/>
-          <w:b/>
-          <w:sz w:val="21"/>
-        </w:rPr>
-        <w:t>（4）个人核验与答辩评分标准</w:t>
-      </w:r>
-    </w:p>
-    <w:tbl>
-      <w:tblPr>
-        <w:tblW w:type="dxa" w:w="9054"/>
-        <w:jc w:val="center"/>
-        <w:tblLayout w:type="fixed"/>
-        <w:tblLook w:firstColumn="1" w:firstRow="1" w:lastColumn="0" w:lastRow="0" w:noHBand="0" w:noVBand="1" w:val="04A0"/>
-        <w:tblBorders>
-          <w:top w:val="single" w:sz="4" w:space="0" w:color="000000"/>
-          <w:left w:val="single" w:sz="4" w:space="0" w:color="000000"/>
-          <w:bottom w:val="single" w:sz="4" w:space="0" w:color="000000"/>
-          <w:right w:val="single" w:sz="4" w:space="0" w:color="000000"/>
-          <w:insideH w:val="single" w:sz="4" w:space="0" w:color="000000"/>
-          <w:insideV w:val="single" w:sz="4" w:space="0" w:color="000000"/>
-        </w:tblBorders>
-      </w:tblPr>
-      <w:tblGrid>
-        <w:gridCol w:w="1700"/>
-        <w:gridCol w:w="900"/>
-        <w:gridCol w:w="5100"/>
-        <w:gridCol w:w="1354"/>
-      </w:tblGrid>
-      <w:tr>
-        <w:trPr>
-          <w:tblHeader w:val="true"/>
-          <w:cantSplit/>
-        </w:trPr>
-        <w:tc>
-          <w:tcPr>
-            <w:tcW w:type="dxa" w:w="1700"/>
-            <w:tcMar>
-              <w:top w:w="80" w:type="dxa"/>
-              <w:start w:w="70" w:type="dxa"/>
-              <w:bottom w:w="80" w:type="dxa"/>
-              <w:end w:w="70" w:type="dxa"/>
-            </w:tcMar>
-            <w:vAlign w:val="center"/>
-          </w:tcPr>
-          <w:p>
-            <w:pPr>
-              <w:spacing w:line="269" w:lineRule="auto" w:before="0" w:after="0"/>
-              <w:jc w:val="center"/>
-            </w:pPr>
-            <w:r/>
-            <w:r>
-              <w:rPr>
-                <w:rFonts w:ascii="Times New Roman" w:hAnsi="Times New Roman" w:eastAsia="宋体"/>
-                <w:b/>
-                <w:sz w:val="17"/>
-              </w:rPr>
-              <w:t>考核内容</w:t>
-            </w:r>
-          </w:p>
-        </w:tc>
-        <w:tc>
-          <w:tcPr>
-            <w:tcW w:type="dxa" w:w="900"/>
-            <w:tcMar>
-              <w:top w:w="80" w:type="dxa"/>
-              <w:start w:w="70" w:type="dxa"/>
-              <w:bottom w:w="80" w:type="dxa"/>
-              <w:end w:w="70" w:type="dxa"/>
-            </w:tcMar>
-            <w:vAlign w:val="center"/>
-          </w:tcPr>
-          <w:p>
-            <w:pPr>
-              <w:spacing w:line="269" w:lineRule="auto" w:before="0" w:after="0"/>
-              <w:jc w:val="center"/>
-            </w:pPr>
-            <w:r/>
-            <w:r>
-              <w:rPr>
-                <w:rFonts w:ascii="Times New Roman" w:hAnsi="Times New Roman" w:eastAsia="宋体"/>
-                <w:b/>
-                <w:sz w:val="17"/>
-              </w:rPr>
-              <w:t>成绩占比</w:t>
-            </w:r>
-          </w:p>
-        </w:tc>
-        <w:tc>
-          <w:tcPr>
-            <w:tcW w:type="dxa" w:w="5100"/>
-            <w:tcMar>
-              <w:top w:w="80" w:type="dxa"/>
-              <w:start w:w="70" w:type="dxa"/>
-              <w:bottom w:w="80" w:type="dxa"/>
-              <w:end w:w="70" w:type="dxa"/>
-            </w:tcMar>
-            <w:vAlign w:val="center"/>
-          </w:tcPr>
-          <w:p>
-            <w:pPr>
-              <w:spacing w:line="269" w:lineRule="auto" w:before="0" w:after="0"/>
-              <w:jc w:val="center"/>
-            </w:pPr>
-            <w:r/>
-            <w:r>
-              <w:rPr>
-                <w:rFonts w:ascii="Times New Roman" w:hAnsi="Times New Roman" w:eastAsia="宋体"/>
-                <w:b/>
-                <w:sz w:val="17"/>
-              </w:rPr>
-              <w:t>评分要求</w:t>
-            </w:r>
-          </w:p>
-        </w:tc>
-        <w:tc>
-          <w:tcPr>
-            <w:tcW w:type="dxa" w:w="1354"/>
-            <w:tcMar>
-              <w:top w:w="80" w:type="dxa"/>
-              <w:start w:w="70" w:type="dxa"/>
-              <w:bottom w:w="80" w:type="dxa"/>
-              <w:end w:w="70" w:type="dxa"/>
-            </w:tcMar>
-            <w:vAlign w:val="center"/>
-          </w:tcPr>
-          <w:p>
-            <w:pPr>
-              <w:spacing w:line="269" w:lineRule="auto" w:before="0" w:after="0"/>
-              <w:jc w:val="center"/>
-            </w:pPr>
-            <w:r/>
-            <w:r>
-              <w:rPr>
-                <w:rFonts w:ascii="Times New Roman" w:hAnsi="Times New Roman" w:eastAsia="宋体"/>
-                <w:b/>
-                <w:sz w:val="17"/>
-              </w:rPr>
-              <w:t>课程目标</w:t>
-            </w:r>
-          </w:p>
-        </w:tc>
-      </w:tr>
-      <w:tr>
-        <w:tc>
-          <w:tcPr>
-            <w:tcW w:type="dxa" w:w="1700"/>
-            <w:vAlign w:val="center"/>
-            <w:tcMar>
-              <w:top w:w="80" w:type="dxa"/>
-              <w:start w:w="70" w:type="dxa"/>
-              <w:bottom w:w="80" w:type="dxa"/>
-              <w:end w:w="70" w:type="dxa"/>
-            </w:tcMar>
-          </w:tcPr>
-          <w:p>
-            <w:pPr>
-              <w:spacing w:line="269" w:lineRule="auto" w:before="0" w:after="0"/>
+              <w:spacing w:line="247" w:lineRule="auto" w:before="0" w:after="0"/>
               <w:jc w:val="left"/>
             </w:pPr>
             <w:r/>
@@ -9108,63 +8700,9 @@
               <w:rPr>
                 <w:rFonts w:ascii="Times New Roman" w:hAnsi="Times New Roman" w:eastAsia="宋体"/>
                 <w:b w:val="0"/>
-                <w:sz w:val="17"/>
+                <w:sz w:val="16"/>
               </w:rPr>
-              <w:t>网络原理与协议解释</w:t>
-            </w:r>
-          </w:p>
-        </w:tc>
-        <w:tc>
-          <w:tcPr>
-            <w:tcW w:type="dxa" w:w="900"/>
-            <w:vAlign w:val="center"/>
-            <w:tcMar>
-              <w:top w:w="80" w:type="dxa"/>
-              <w:start w:w="70" w:type="dxa"/>
-              <w:bottom w:w="80" w:type="dxa"/>
-              <w:end w:w="70" w:type="dxa"/>
-            </w:tcMar>
-          </w:tcPr>
-          <w:p>
-            <w:pPr>
-              <w:spacing w:line="269" w:lineRule="auto" w:before="0" w:after="0"/>
-              <w:jc w:val="center"/>
-            </w:pPr>
-            <w:r/>
-            <w:r>
-              <w:rPr>
-                <w:rFonts w:ascii="Times New Roman" w:hAnsi="Times New Roman" w:eastAsia="宋体"/>
-                <w:b w:val="0"/>
-                <w:sz w:val="17"/>
-              </w:rPr>
-              <w:t>35%</w:t>
-            </w:r>
-          </w:p>
-        </w:tc>
-        <w:tc>
-          <w:tcPr>
-            <w:tcW w:type="dxa" w:w="5100"/>
-            <w:vAlign w:val="center"/>
-            <w:tcMar>
-              <w:top w:w="80" w:type="dxa"/>
-              <w:start w:w="70" w:type="dxa"/>
-              <w:bottom w:w="80" w:type="dxa"/>
-              <w:end w:w="70" w:type="dxa"/>
-            </w:tcMar>
-          </w:tcPr>
-          <w:p>
-            <w:pPr>
-              <w:spacing w:line="269" w:lineRule="auto" w:before="0" w:after="0"/>
-              <w:jc w:val="left"/>
-            </w:pPr>
-            <w:r/>
-            <w:r>
-              <w:rPr>
-                <w:rFonts w:ascii="Times New Roman" w:hAnsi="Times New Roman" w:eastAsia="宋体"/>
-                <w:b w:val="0"/>
-                <w:sz w:val="17"/>
-              </w:rPr>
-              <w:t>独立解释本人方案中的网络层级、协议、地址、实时性和数据流。</w:t>
+              <w:t>独立解释本人方案中的网络层级、协议、地址、实时性和数据流；针对给定故障或需求变更说明修改与验证步骤、风险及资料依据，并说明个人完成内容。</w:t>
             </w:r>
           </w:p>
         </w:tc>
@@ -9173,15 +8711,15 @@
             <w:tcW w:type="dxa" w:w="1354"/>
             <w:vAlign w:val="center"/>
             <w:tcMar>
-              <w:top w:w="80" w:type="dxa"/>
-              <w:start w:w="70" w:type="dxa"/>
-              <w:bottom w:w="80" w:type="dxa"/>
-              <w:end w:w="70" w:type="dxa"/>
+              <w:top w:w="40" w:type="dxa"/>
+              <w:start w:w="45" w:type="dxa"/>
+              <w:bottom w:w="40" w:type="dxa"/>
+              <w:end w:w="45" w:type="dxa"/>
             </w:tcMar>
           </w:tcPr>
           <w:p>
             <w:pPr>
-              <w:spacing w:line="269" w:lineRule="auto" w:before="0" w:after="0"/>
+              <w:spacing w:line="247" w:lineRule="auto" w:before="0" w:after="0"/>
               <w:jc w:val="left"/>
             </w:pPr>
             <w:r/>
@@ -9189,7 +8727,7 @@
               <w:rPr>
                 <w:rFonts w:ascii="Times New Roman" w:hAnsi="Times New Roman" w:eastAsia="宋体"/>
                 <w:b w:val="0"/>
-                <w:sz w:val="17"/>
+                <w:sz w:val="16"/>
               </w:rPr>
               <w:t>全部课程目标</w:t>
             </w:r>
@@ -9202,15 +8740,15 @@
             <w:tcW w:type="dxa" w:w="1700"/>
             <w:vAlign w:val="center"/>
             <w:tcMar>
-              <w:top w:w="80" w:type="dxa"/>
-              <w:start w:w="70" w:type="dxa"/>
-              <w:bottom w:w="80" w:type="dxa"/>
-              <w:end w:w="70" w:type="dxa"/>
+              <w:top w:w="40" w:type="dxa"/>
+              <w:start w:w="45" w:type="dxa"/>
+              <w:bottom w:w="40" w:type="dxa"/>
+              <w:end w:w="45" w:type="dxa"/>
             </w:tcMar>
           </w:tcPr>
           <w:p>
             <w:pPr>
-              <w:spacing w:line="269" w:lineRule="auto" w:before="0" w:after="0"/>
+              <w:spacing w:line="247" w:lineRule="auto" w:before="0" w:after="0"/>
               <w:jc w:val="left"/>
             </w:pPr>
             <w:r/>
@@ -9218,227 +8756,7 @@
               <w:rPr>
                 <w:rFonts w:ascii="Times New Roman" w:hAnsi="Times New Roman" w:eastAsia="宋体"/>
                 <w:b w:val="0"/>
-                <w:sz w:val="17"/>
-              </w:rPr>
-              <w:t>故障定位与现场修改</w:t>
-            </w:r>
-          </w:p>
-        </w:tc>
-        <w:tc>
-          <w:tcPr>
-            <w:tcW w:type="dxa" w:w="900"/>
-            <w:vAlign w:val="center"/>
-            <w:tcMar>
-              <w:top w:w="80" w:type="dxa"/>
-              <w:start w:w="70" w:type="dxa"/>
-              <w:bottom w:w="80" w:type="dxa"/>
-              <w:end w:w="70" w:type="dxa"/>
-            </w:tcMar>
-          </w:tcPr>
-          <w:p>
-            <w:pPr>
-              <w:spacing w:line="269" w:lineRule="auto" w:before="0" w:after="0"/>
-              <w:jc w:val="center"/>
-            </w:pPr>
-            <w:r/>
-            <w:r>
-              <w:rPr>
-                <w:rFonts w:ascii="Times New Roman" w:hAnsi="Times New Roman" w:eastAsia="宋体"/>
-                <w:b w:val="0"/>
-                <w:sz w:val="17"/>
-              </w:rPr>
-              <w:t>45%</w:t>
-            </w:r>
-          </w:p>
-        </w:tc>
-        <w:tc>
-          <w:tcPr>
-            <w:tcW w:type="dxa" w:w="5100"/>
-            <w:vAlign w:val="center"/>
-            <w:tcMar>
-              <w:top w:w="80" w:type="dxa"/>
-              <w:start w:w="70" w:type="dxa"/>
-              <w:bottom w:w="80" w:type="dxa"/>
-              <w:end w:w="70" w:type="dxa"/>
-            </w:tcMar>
-          </w:tcPr>
-          <w:p>
-            <w:pPr>
-              <w:spacing w:line="269" w:lineRule="auto" w:before="0" w:after="0"/>
-              <w:jc w:val="left"/>
-            </w:pPr>
-            <w:r/>
-            <w:r>
-              <w:rPr>
-                <w:rFonts w:ascii="Times New Roman" w:hAnsi="Times New Roman" w:eastAsia="宋体"/>
-                <w:b w:val="0"/>
-                <w:sz w:val="17"/>
-              </w:rPr>
-              <w:t>针对给定故障或需求变更修改拓扑、参数或数据链，并说明验证步骤和风险。</w:t>
-            </w:r>
-          </w:p>
-        </w:tc>
-        <w:tc>
-          <w:tcPr>
-            <w:tcW w:type="dxa" w:w="1354"/>
-            <w:vAlign w:val="center"/>
-            <w:tcMar>
-              <w:top w:w="80" w:type="dxa"/>
-              <w:start w:w="70" w:type="dxa"/>
-              <w:bottom w:w="80" w:type="dxa"/>
-              <w:end w:w="70" w:type="dxa"/>
-            </w:tcMar>
-          </w:tcPr>
-          <w:p>
-            <w:pPr>
-              <w:spacing w:line="269" w:lineRule="auto" w:before="0" w:after="0"/>
-              <w:jc w:val="left"/>
-            </w:pPr>
-            <w:r/>
-            <w:r>
-              <w:rPr>
-                <w:rFonts w:ascii="Times New Roman" w:hAnsi="Times New Roman" w:eastAsia="宋体"/>
-                <w:b w:val="0"/>
-                <w:sz w:val="17"/>
-              </w:rPr>
-              <w:t>全部课程目标</w:t>
-            </w:r>
-          </w:p>
-        </w:tc>
-      </w:tr>
-      <w:tr>
-        <w:tc>
-          <w:tcPr>
-            <w:tcW w:type="dxa" w:w="1700"/>
-            <w:vAlign w:val="center"/>
-            <w:tcMar>
-              <w:top w:w="80" w:type="dxa"/>
-              <w:start w:w="70" w:type="dxa"/>
-              <w:bottom w:w="80" w:type="dxa"/>
-              <w:end w:w="70" w:type="dxa"/>
-            </w:tcMar>
-          </w:tcPr>
-          <w:p>
-            <w:pPr>
-              <w:spacing w:line="269" w:lineRule="auto" w:before="0" w:after="0"/>
-              <w:jc w:val="left"/>
-            </w:pPr>
-            <w:r/>
-            <w:r>
-              <w:rPr>
-                <w:rFonts w:ascii="Times New Roman" w:hAnsi="Times New Roman" w:eastAsia="宋体"/>
-                <w:b w:val="0"/>
-                <w:sz w:val="17"/>
-              </w:rPr>
-              <w:t>资料依据与个人贡献</w:t>
-            </w:r>
-          </w:p>
-        </w:tc>
-        <w:tc>
-          <w:tcPr>
-            <w:tcW w:type="dxa" w:w="900"/>
-            <w:vAlign w:val="center"/>
-            <w:tcMar>
-              <w:top w:w="80" w:type="dxa"/>
-              <w:start w:w="70" w:type="dxa"/>
-              <w:bottom w:w="80" w:type="dxa"/>
-              <w:end w:w="70" w:type="dxa"/>
-            </w:tcMar>
-          </w:tcPr>
-          <w:p>
-            <w:pPr>
-              <w:spacing w:line="269" w:lineRule="auto" w:before="0" w:after="0"/>
-              <w:jc w:val="center"/>
-            </w:pPr>
-            <w:r/>
-            <w:r>
-              <w:rPr>
-                <w:rFonts w:ascii="Times New Roman" w:hAnsi="Times New Roman" w:eastAsia="宋体"/>
-                <w:b w:val="0"/>
-                <w:sz w:val="17"/>
-              </w:rPr>
-              <w:t>20%</w:t>
-            </w:r>
-          </w:p>
-        </w:tc>
-        <w:tc>
-          <w:tcPr>
-            <w:tcW w:type="dxa" w:w="5100"/>
-            <w:vAlign w:val="center"/>
-            <w:tcMar>
-              <w:top w:w="80" w:type="dxa"/>
-              <w:start w:w="70" w:type="dxa"/>
-              <w:bottom w:w="80" w:type="dxa"/>
-              <w:end w:w="70" w:type="dxa"/>
-            </w:tcMar>
-          </w:tcPr>
-          <w:p>
-            <w:pPr>
-              <w:spacing w:line="269" w:lineRule="auto" w:before="0" w:after="0"/>
-              <w:jc w:val="left"/>
-            </w:pPr>
-            <w:r/>
-            <w:r>
-              <w:rPr>
-                <w:rFonts w:ascii="Times New Roman" w:hAnsi="Times New Roman" w:eastAsia="宋体"/>
-                <w:b w:val="0"/>
-                <w:sz w:val="17"/>
-              </w:rPr>
-              <w:t>指出教材、标准或设备手册依据，说明方案边界和个人完成内容。</w:t>
-            </w:r>
-          </w:p>
-        </w:tc>
-        <w:tc>
-          <w:tcPr>
-            <w:tcW w:type="dxa" w:w="1354"/>
-            <w:vAlign w:val="center"/>
-            <w:tcMar>
-              <w:top w:w="80" w:type="dxa"/>
-              <w:start w:w="70" w:type="dxa"/>
-              <w:bottom w:w="80" w:type="dxa"/>
-              <w:end w:w="70" w:type="dxa"/>
-            </w:tcMar>
-          </w:tcPr>
-          <w:p>
-            <w:pPr>
-              <w:spacing w:line="269" w:lineRule="auto" w:before="0" w:after="0"/>
-              <w:jc w:val="left"/>
-            </w:pPr>
-            <w:r/>
-            <w:r>
-              <w:rPr>
-                <w:rFonts w:ascii="Times New Roman" w:hAnsi="Times New Roman" w:eastAsia="宋体"/>
-                <w:b w:val="0"/>
-                <w:sz w:val="17"/>
-              </w:rPr>
-              <w:t>全部课程目标</w:t>
-            </w:r>
-          </w:p>
-        </w:tc>
-      </w:tr>
-      <w:tr>
-        <w:tc>
-          <w:tcPr>
-            <w:tcW w:type="dxa" w:w="1700"/>
-            <w:vAlign w:val="center"/>
-            <w:tcMar>
-              <w:top w:w="80" w:type="dxa"/>
-              <w:start w:w="70" w:type="dxa"/>
-              <w:bottom w:w="80" w:type="dxa"/>
-              <w:end w:w="70" w:type="dxa"/>
-            </w:tcMar>
-          </w:tcPr>
-          <w:p>
-            <w:pPr>
-              <w:spacing w:line="269" w:lineRule="auto" w:before="0" w:after="0"/>
-              <w:jc w:val="left"/>
-            </w:pPr>
-            <w:r/>
-            <w:r>
-              <w:rPr>
-                <w:rFonts w:ascii="Times New Roman" w:hAnsi="Times New Roman" w:eastAsia="宋体"/>
-                <w:b w:val="0"/>
-                <w:sz w:val="17"/>
+                <w:sz w:val="16"/>
               </w:rPr>
               <w:t>合计</w:t>
             </w:r>
@@ -9449,15 +8767,15 @@
             <w:tcW w:type="dxa" w:w="900"/>
             <w:vAlign w:val="center"/>
             <w:tcMar>
-              <w:top w:w="80" w:type="dxa"/>
-              <w:start w:w="70" w:type="dxa"/>
-              <w:bottom w:w="80" w:type="dxa"/>
-              <w:end w:w="70" w:type="dxa"/>
+              <w:top w:w="40" w:type="dxa"/>
+              <w:start w:w="45" w:type="dxa"/>
+              <w:bottom w:w="40" w:type="dxa"/>
+              <w:end w:w="45" w:type="dxa"/>
             </w:tcMar>
           </w:tcPr>
           <w:p>
             <w:pPr>
-              <w:spacing w:line="269" w:lineRule="auto" w:before="0" w:after="0"/>
+              <w:spacing w:line="247" w:lineRule="auto" w:before="0" w:after="0"/>
               <w:jc w:val="center"/>
             </w:pPr>
             <w:r/>
@@ -9465,7 +8783,7 @@
               <w:rPr>
                 <w:rFonts w:ascii="Times New Roman" w:hAnsi="Times New Roman" w:eastAsia="宋体"/>
                 <w:b w:val="0"/>
-                <w:sz w:val="17"/>
+                <w:sz w:val="16"/>
               </w:rPr>
               <w:t>100%</w:t>
             </w:r>
@@ -9476,15 +8794,15 @@
             <w:tcW w:type="dxa" w:w="5100"/>
             <w:vAlign w:val="center"/>
             <w:tcMar>
-              <w:top w:w="80" w:type="dxa"/>
-              <w:start w:w="70" w:type="dxa"/>
-              <w:bottom w:w="80" w:type="dxa"/>
-              <w:end w:w="70" w:type="dxa"/>
+              <w:top w:w="40" w:type="dxa"/>
+              <w:start w:w="45" w:type="dxa"/>
+              <w:bottom w:w="40" w:type="dxa"/>
+              <w:end w:w="45" w:type="dxa"/>
             </w:tcMar>
           </w:tcPr>
           <w:p>
             <w:pPr>
-              <w:spacing w:line="269" w:lineRule="auto" w:before="0" w:after="0"/>
+              <w:spacing w:line="247" w:lineRule="auto" w:before="0" w:after="0"/>
               <w:jc w:val="left"/>
             </w:pPr>
             <w:r/>
@@ -9495,15 +8813,15 @@
             <w:tcW w:type="dxa" w:w="1354"/>
             <w:vAlign w:val="center"/>
             <w:tcMar>
-              <w:top w:w="80" w:type="dxa"/>
-              <w:start w:w="70" w:type="dxa"/>
-              <w:bottom w:w="80" w:type="dxa"/>
-              <w:end w:w="70" w:type="dxa"/>
+              <w:top w:w="40" w:type="dxa"/>
+              <w:start w:w="45" w:type="dxa"/>
+              <w:bottom w:w="40" w:type="dxa"/>
+              <w:end w:w="45" w:type="dxa"/>
             </w:tcMar>
           </w:tcPr>
           <w:p>
             <w:pPr>
-              <w:spacing w:line="269" w:lineRule="auto" w:before="0" w:after="0"/>
+              <w:spacing w:line="247" w:lineRule="auto" w:before="0" w:after="0"/>
               <w:jc w:val="left"/>
             </w:pPr>
             <w:r/>
